--- a/docs/海克斯介绍以及攻略文档.docx
+++ b/docs/海克斯介绍以及攻略文档.docx
@@ -37,14 +37,7 @@
         <w:spacing w:before="0" w:after="280" w:line="300" w:lineRule="auto"/>
       </w:pPr>
       <w:r>
-        <w:rPr>
-          <w:rFonts w:ascii="Calibri" w:hAnsi="Calibri" w:eastAsia="Microsoft YaHei"/>
-          <w:b w:val="0"/>
-          <w:i w:val="0"/>
-          <w:color w:val="555555"/>
-          <w:sz w:val="26"/>
-        </w:rPr>
-        <w:t>适用于金币商店控制台、裁判代执行阶段、队长五抽一海克斯流程</w:t>
+        <w:t>适用于金币商店控制台、裁判代执行阶段、队长五抽一海克斯流程。更新日期：2026-05-25。</w:t>
       </w:r>
     </w:p>
     <w:tbl>
@@ -61,6 +54,9 @@
         <w:gridCol w:w="7560"/>
       </w:tblGrid>
       <w:tr>
+        <w:trPr>
+          <w:cantSplit/>
+        </w:trPr>
         <w:tc>
           <w:tcPr>
             <w:tcW w:type="dxa" w:w="1800"/>
@@ -119,6 +115,9 @@
         </w:tc>
       </w:tr>
       <w:tr>
+        <w:trPr>
+          <w:cantSplit/>
+        </w:trPr>
         <w:tc>
           <w:tcPr>
             <w:tcW w:type="dxa" w:w="1800"/>
@@ -173,6 +172,9 @@
         </w:tc>
       </w:tr>
       <w:tr>
+        <w:trPr>
+          <w:cantSplit/>
+        </w:trPr>
         <w:tc>
           <w:tcPr>
             <w:tcW w:type="dxa" w:w="1800"/>
@@ -227,6 +229,9 @@
         </w:tc>
       </w:tr>
       <w:tr>
+        <w:trPr>
+          <w:cantSplit/>
+        </w:trPr>
         <w:tc>
           <w:tcPr>
             <w:tcW w:type="dxa" w:w="1800"/>
@@ -281,6 +286,9 @@
         </w:tc>
       </w:tr>
       <w:tr>
+        <w:trPr>
+          <w:cantSplit/>
+        </w:trPr>
         <w:tc>
           <w:tcPr>
             <w:tcW w:type="dxa" w:w="1800"/>
@@ -335,6 +343,9 @@
         </w:tc>
       </w:tr>
       <w:tr>
+        <w:trPr>
+          <w:cantSplit/>
+        </w:trPr>
         <w:tc>
           <w:tcPr>
             <w:tcW w:type="dxa" w:w="1800"/>
@@ -407,6 +418,9 @@
         <w:gridCol w:w="9360"/>
       </w:tblGrid>
       <w:tr>
+        <w:trPr>
+          <w:cantSplit/>
+        </w:trPr>
         <w:tc>
           <w:tcPr>
             <w:tcW w:type="dxa" w:w="9360"/>
@@ -670,6 +684,9 @@
         <w:gridCol w:w="3860"/>
       </w:tblGrid>
       <w:tr>
+        <w:trPr>
+          <w:cantSplit/>
+        </w:trPr>
         <w:tc>
           <w:tcPr>
             <w:tcW w:type="dxa" w:w="1300"/>
@@ -756,6 +773,9 @@
         </w:tc>
       </w:tr>
       <w:tr>
+        <w:trPr>
+          <w:cantSplit/>
+        </w:trPr>
         <w:tc>
           <w:tcPr>
             <w:tcW w:type="dxa" w:w="1300"/>
@@ -836,6 +856,9 @@
         </w:tc>
       </w:tr>
       <w:tr>
+        <w:trPr>
+          <w:cantSplit/>
+        </w:trPr>
         <w:tc>
           <w:tcPr>
             <w:tcW w:type="dxa" w:w="1300"/>
@@ -916,6 +939,9 @@
         </w:tc>
       </w:tr>
       <w:tr>
+        <w:trPr>
+          <w:cantSplit/>
+        </w:trPr>
         <w:tc>
           <w:tcPr>
             <w:tcW w:type="dxa" w:w="1300"/>
@@ -996,6 +1022,9 @@
         </w:tc>
       </w:tr>
       <w:tr>
+        <w:trPr>
+          <w:cantSplit/>
+        </w:trPr>
         <w:tc>
           <w:tcPr>
             <w:tcW w:type="dxa" w:w="1300"/>
@@ -1076,6 +1105,9 @@
         </w:tc>
       </w:tr>
       <w:tr>
+        <w:trPr>
+          <w:cantSplit/>
+        </w:trPr>
         <w:tc>
           <w:tcPr>
             <w:tcW w:type="dxa" w:w="1300"/>
@@ -1156,6 +1188,9 @@
         </w:tc>
       </w:tr>
       <w:tr>
+        <w:trPr>
+          <w:cantSplit/>
+        </w:trPr>
         <w:tc>
           <w:tcPr>
             <w:tcW w:type="dxa" w:w="1300"/>
@@ -1268,6 +1303,9 @@
         <w:gridCol w:w="9360"/>
       </w:tblGrid>
       <w:tr>
+        <w:trPr>
+          <w:cantSplit/>
+        </w:trPr>
         <w:tc>
           <w:tcPr>
             <w:tcW w:type="dxa" w:w="9360"/>
@@ -1332,6 +1370,9 @@
         <w:gridCol w:w="4260"/>
       </w:tblGrid>
       <w:tr>
+        <w:trPr>
+          <w:cantSplit/>
+        </w:trPr>
         <w:tc>
           <w:tcPr>
             <w:tcW w:type="dxa" w:w="1500"/>
@@ -1474,6 +1515,9 @@
         </w:tc>
       </w:tr>
       <w:tr>
+        <w:trPr>
+          <w:cantSplit/>
+        </w:trPr>
         <w:tc>
           <w:tcPr>
             <w:tcW w:type="dxa" w:w="1500"/>
@@ -1606,6 +1650,9 @@
         </w:tc>
       </w:tr>
       <w:tr>
+        <w:trPr>
+          <w:cantSplit/>
+        </w:trPr>
         <w:tc>
           <w:tcPr>
             <w:tcW w:type="dxa" w:w="1500"/>
@@ -1738,6 +1785,9 @@
         </w:tc>
       </w:tr>
       <w:tr>
+        <w:trPr>
+          <w:cantSplit/>
+        </w:trPr>
         <w:tc>
           <w:tcPr>
             <w:tcW w:type="dxa" w:w="1500"/>
@@ -1870,6 +1920,9 @@
         </w:tc>
       </w:tr>
       <w:tr>
+        <w:trPr>
+          <w:cantSplit/>
+        </w:trPr>
         <w:tc>
           <w:tcPr>
             <w:tcW w:type="dxa" w:w="1500"/>
@@ -2002,6 +2055,9 @@
         </w:tc>
       </w:tr>
       <w:tr>
+        <w:trPr>
+          <w:cantSplit/>
+        </w:trPr>
         <w:tc>
           <w:tcPr>
             <w:tcW w:type="dxa" w:w="1500"/>
@@ -2134,6 +2190,9 @@
         </w:tc>
       </w:tr>
       <w:tr>
+        <w:trPr>
+          <w:cantSplit/>
+        </w:trPr>
         <w:tc>
           <w:tcPr>
             <w:tcW w:type="dxa" w:w="1500"/>
@@ -2266,6 +2325,9 @@
         </w:tc>
       </w:tr>
       <w:tr>
+        <w:trPr>
+          <w:cantSplit/>
+        </w:trPr>
         <w:tc>
           <w:tcPr>
             <w:tcW w:type="dxa" w:w="1500"/>
@@ -2398,6 +2460,9 @@
         </w:tc>
       </w:tr>
       <w:tr>
+        <w:trPr>
+          <w:cantSplit/>
+        </w:trPr>
         <w:tc>
           <w:tcPr>
             <w:tcW w:type="dxa" w:w="1500"/>
@@ -2530,6 +2595,9 @@
         </w:tc>
       </w:tr>
       <w:tr>
+        <w:trPr>
+          <w:cantSplit/>
+        </w:trPr>
         <w:tc>
           <w:tcPr>
             <w:tcW w:type="dxa" w:w="1500"/>
@@ -2662,6 +2730,9 @@
         </w:tc>
       </w:tr>
       <w:tr>
+        <w:trPr>
+          <w:cantSplit/>
+        </w:trPr>
         <w:tc>
           <w:tcPr>
             <w:tcW w:type="dxa" w:w="1500"/>
@@ -2674,16 +2745,7 @@
             </w:tcMar>
           </w:tcPr>
           <w:p>
-            <w:pPr>
-              <w:spacing w:before="0" w:after="0" w:line="276" w:lineRule="auto"/>
-            </w:pPr>
-            <w:r/>
             <w:r>
-              <w:rPr>
-                <w:rFonts w:ascii="Calibri" w:hAnsi="Calibri" w:eastAsia="Microsoft YaHei"/>
-                <w:b w:val="0"/>
-                <w:sz w:val="14"/>
-              </w:rPr>
               <w:t>海浪，我没吃饭</w:t>
             </w:r>
           </w:p>
@@ -2700,17 +2762,8 @@
             </w:tcMar>
           </w:tcPr>
           <w:p>
-            <w:pPr>
-              <w:spacing w:before="0" w:after="0" w:line="276" w:lineRule="auto"/>
-            </w:pPr>
-            <w:r/>
             <w:r>
-              <w:rPr>
-                <w:rFonts w:ascii="Calibri" w:hAnsi="Calibri" w:eastAsia="Microsoft YaHei"/>
-                <w:b w:val="0"/>
-                <w:sz w:val="14"/>
-              </w:rPr>
-              <w:t>棱彩/夺取</w:t>
+              <w:t>棱彩/顺位响应</w:t>
             </w:r>
           </w:p>
         </w:tc>
@@ -2726,16 +2779,7 @@
             </w:tcMar>
           </w:tcPr>
           <w:p>
-            <w:pPr>
-              <w:spacing w:before="0" w:after="0" w:line="276" w:lineRule="auto"/>
-            </w:pPr>
-            <w:r/>
             <w:r>
-              <w:rPr>
-                <w:rFonts w:ascii="Calibri" w:hAnsi="Calibri" w:eastAsia="Microsoft YaHei"/>
-                <w:b w:val="0"/>
-                <w:sz w:val="14"/>
-              </w:rPr>
               <w:t>被动</w:t>
             </w:r>
           </w:p>
@@ -2752,17 +2796,8 @@
             </w:tcMar>
           </w:tcPr>
           <w:p>
-            <w:pPr>
-              <w:spacing w:before="0" w:after="0" w:line="276" w:lineRule="auto"/>
-            </w:pPr>
-            <w:r/>
             <w:r>
-              <w:rPr>
-                <w:rFonts w:ascii="Calibri" w:hAnsi="Calibri" w:eastAsia="Microsoft YaHei"/>
-                <w:b w:val="0"/>
-                <w:sz w:val="14"/>
-              </w:rPr>
-              <w:t>自己的选人阶段开始</w:t>
+              <w:t>每轮开始随机触发</w:t>
             </w:r>
           </w:p>
         </w:tc>
@@ -2778,22 +2813,16 @@
             </w:tcMar>
           </w:tcPr>
           <w:p>
-            <w:pPr>
-              <w:spacing w:before="0" w:after="0" w:line="276" w:lineRule="auto"/>
-            </w:pPr>
-            <w:r/>
             <w:r>
-              <w:rPr>
-                <w:rFonts w:ascii="Calibri" w:hAnsi="Calibri" w:eastAsia="Microsoft YaHei"/>
-                <w:b w:val="0"/>
-                <w:sz w:val="14"/>
-              </w:rPr>
-              <w:t>每个选人阶段开始时放弃主动购买，自动夺取之后第一名其他队长购买的选手，并返还其费用。</w:t>
+              <w:t>每轮开始随机1名合格持有者触发：金币清零、跳过本轮并免疫目标型海克斯；后续购买按剩余机会判定，同阵营夺取，异阵营退回并轮末补偿。</w:t>
             </w:r>
           </w:p>
         </w:tc>
       </w:tr>
       <w:tr>
+        <w:trPr>
+          <w:cantSplit/>
+        </w:trPr>
         <w:tc>
           <w:tcPr>
             <w:tcW w:type="dxa" w:w="1500"/>
@@ -2806,16 +2835,7 @@
             </w:tcMar>
           </w:tcPr>
           <w:p>
-            <w:pPr>
-              <w:spacing w:before="0" w:after="0" w:line="276" w:lineRule="auto"/>
-            </w:pPr>
-            <w:r/>
             <w:r>
-              <w:rPr>
-                <w:rFonts w:ascii="Calibri" w:hAnsi="Calibri" w:eastAsia="Microsoft YaHei"/>
-                <w:b w:val="0"/>
-                <w:sz w:val="14"/>
-              </w:rPr>
               <w:t>背水一战</w:t>
             </w:r>
           </w:p>
@@ -2832,16 +2852,7 @@
             </w:tcMar>
           </w:tcPr>
           <w:p>
-            <w:pPr>
-              <w:spacing w:before="0" w:after="0" w:line="276" w:lineRule="auto"/>
-            </w:pPr>
-            <w:r/>
             <w:r>
-              <w:rPr>
-                <w:rFonts w:ascii="Calibri" w:hAnsi="Calibri" w:eastAsia="Microsoft YaHei"/>
-                <w:b w:val="0"/>
-                <w:sz w:val="14"/>
-              </w:rPr>
               <w:t>棱彩/置换</w:t>
             </w:r>
           </w:p>
@@ -2858,16 +2869,7 @@
             </w:tcMar>
           </w:tcPr>
           <w:p>
-            <w:pPr>
-              <w:spacing w:before="0" w:after="0" w:line="276" w:lineRule="auto"/>
-            </w:pPr>
-            <w:r/>
             <w:r>
-              <w:rPr>
-                <w:rFonts w:ascii="Calibri" w:hAnsi="Calibri" w:eastAsia="Microsoft YaHei"/>
-                <w:b w:val="0"/>
-                <w:sz w:val="14"/>
-              </w:rPr>
               <w:t>手动</w:t>
             </w:r>
           </w:p>
@@ -2884,17 +2886,8 @@
             </w:tcMar>
           </w:tcPr>
           <w:p>
-            <w:pPr>
-              <w:spacing w:before="0" w:after="0" w:line="276" w:lineRule="auto"/>
-            </w:pPr>
-            <w:r/>
             <w:r>
-              <w:rPr>
-                <w:rFonts w:ascii="Calibri" w:hAnsi="Calibri" w:eastAsia="Microsoft YaHei"/>
-                <w:b w:val="0"/>
-                <w:sz w:val="14"/>
-              </w:rPr>
-              <w:t>当前队伍已有4名队员时</w:t>
+              <w:t>当前队伍已有4名队员且本轮未购买/跳过</w:t>
             </w:r>
           </w:p>
         </w:tc>
@@ -2910,22 +2903,16 @@
             </w:tcMar>
           </w:tcPr>
           <w:p>
-            <w:pPr>
-              <w:spacing w:before="0" w:after="0" w:line="276" w:lineRule="auto"/>
-            </w:pPr>
-            <w:r/>
             <w:r>
-              <w:rPr>
-                <w:rFonts w:ascii="Calibri" w:hAnsi="Calibri" w:eastAsia="Microsoft YaHei"/>
-                <w:b w:val="0"/>
-                <w:sz w:val="14"/>
-              </w:rPr>
-              <w:t>放弃当前4名队员，随机从全体非队长选手中获得4人；被抽走队员的队伍从你的原队员中获得1人作为置换补偿。</w:t>
+              <w:t>放弃当前4名队员，从本阵营合法候选中随机获得4人；抽中别队队员时对方从原4人中随机获得补偿，海浪队伍当前队员不可被抽取。</w:t>
             </w:r>
           </w:p>
         </w:tc>
       </w:tr>
       <w:tr>
+        <w:trPr>
+          <w:cantSplit/>
+        </w:trPr>
         <w:tc>
           <w:tcPr>
             <w:tcW w:type="dxa" w:w="1500"/>
@@ -3058,6 +3045,9 @@
         </w:tc>
       </w:tr>
       <w:tr>
+        <w:trPr>
+          <w:cantSplit/>
+        </w:trPr>
         <w:tc>
           <w:tcPr>
             <w:tcW w:type="dxa" w:w="1500"/>
@@ -3190,6 +3180,9 @@
         </w:tc>
       </w:tr>
       <w:tr>
+        <w:trPr>
+          <w:cantSplit/>
+        </w:trPr>
         <w:tc>
           <w:tcPr>
             <w:tcW w:type="dxa" w:w="1500"/>
@@ -3322,6 +3315,9 @@
         </w:tc>
       </w:tr>
       <w:tr>
+        <w:trPr>
+          <w:cantSplit/>
+        </w:trPr>
         <w:tc>
           <w:tcPr>
             <w:tcW w:type="dxa" w:w="1500"/>
@@ -3454,6 +3450,9 @@
         </w:tc>
       </w:tr>
       <w:tr>
+        <w:trPr>
+          <w:cantSplit/>
+        </w:trPr>
         <w:tc>
           <w:tcPr>
             <w:tcW w:type="dxa" w:w="1500"/>
@@ -3586,6 +3585,9 @@
         </w:tc>
       </w:tr>
       <w:tr>
+        <w:trPr>
+          <w:cantSplit/>
+        </w:trPr>
         <w:tc>
           <w:tcPr>
             <w:tcW w:type="dxa" w:w="1500"/>
@@ -3718,6 +3720,9 @@
         </w:tc>
       </w:tr>
       <w:tr>
+        <w:trPr>
+          <w:cantSplit/>
+        </w:trPr>
         <w:tc>
           <w:tcPr>
             <w:tcW w:type="dxa" w:w="1500"/>
@@ -3730,16 +3735,7 @@
             </w:tcMar>
           </w:tcPr>
           <w:p>
-            <w:pPr>
-              <w:spacing w:before="0" w:after="0" w:line="276" w:lineRule="auto"/>
-            </w:pPr>
-            <w:r/>
             <w:r>
-              <w:rPr>
-                <w:rFonts w:ascii="Calibri" w:hAnsi="Calibri" w:eastAsia="Microsoft YaHei"/>
-                <w:b w:val="0"/>
-                <w:sz w:val="14"/>
-              </w:rPr>
               <w:t>神秘贤者·启元</w:t>
             </w:r>
           </w:p>
@@ -3756,16 +3752,7 @@
             </w:tcMar>
           </w:tcPr>
           <w:p>
-            <w:pPr>
-              <w:spacing w:before="0" w:after="0" w:line="276" w:lineRule="auto"/>
-            </w:pPr>
-            <w:r/>
             <w:r>
-              <w:rPr>
-                <w:rFonts w:ascii="Calibri" w:hAnsi="Calibri" w:eastAsia="Microsoft YaHei"/>
-                <w:b w:val="0"/>
-                <w:sz w:val="14"/>
-              </w:rPr>
               <w:t>棱彩/顺位经济</w:t>
             </w:r>
           </w:p>
@@ -3782,17 +3769,8 @@
             </w:tcMar>
           </w:tcPr>
           <w:p>
-            <w:pPr>
-              <w:spacing w:before="0" w:after="0" w:line="276" w:lineRule="auto"/>
-            </w:pPr>
-            <w:r/>
             <w:r>
-              <w:rPr>
-                <w:rFonts w:ascii="Calibri" w:hAnsi="Calibri" w:eastAsia="Microsoft YaHei"/>
-                <w:b w:val="0"/>
-                <w:sz w:val="14"/>
-              </w:rPr>
-              <w:t>手动</w:t>
+              <w:t>自动</w:t>
             </w:r>
           </w:p>
         </w:tc>
@@ -3808,17 +3786,8 @@
             </w:tcMar>
           </w:tcPr>
           <w:p>
-            <w:pPr>
-              <w:spacing w:before="0" w:after="0" w:line="276" w:lineRule="auto"/>
-            </w:pPr>
-            <w:r/>
             <w:r>
-              <w:rPr>
-                <w:rFonts w:ascii="Calibri" w:hAnsi="Calibri" w:eastAsia="Microsoft YaHei"/>
-                <w:b w:val="0"/>
-                <w:sz w:val="14"/>
-              </w:rPr>
-              <w:t>商店打开前</w:t>
+              <w:t>每轮开始</w:t>
             </w:r>
           </w:p>
         </w:tc>
@@ -3834,22 +3803,16 @@
             </w:tcMar>
           </w:tcPr>
           <w:p>
-            <w:pPr>
-              <w:spacing w:before="0" w:after="0" w:line="276" w:lineRule="auto"/>
-            </w:pPr>
-            <w:r/>
             <w:r>
-              <w:rPr>
-                <w:rFonts w:ascii="Calibri" w:hAnsi="Calibri" w:eastAsia="Microsoft YaHei"/>
-                <w:b w:val="0"/>
-                <w:sz w:val="14"/>
-              </w:rPr>
-              <w:t>获得时初始资金+2；每轮可选择是否提到第一顺位，原第一及后续顺延。</w:t>
+              <w:t>获得时初始资金+2；每轮开始自动提到第一顺位，原第一及后续顺延；优先级高于大炮顺位微调。</w:t>
             </w:r>
           </w:p>
         </w:tc>
       </w:tr>
       <w:tr>
+        <w:trPr>
+          <w:cantSplit/>
+        </w:trPr>
         <w:tc>
           <w:tcPr>
             <w:tcW w:type="dxa" w:w="1500"/>
@@ -3982,6 +3945,9 @@
         </w:tc>
       </w:tr>
       <w:tr>
+        <w:trPr>
+          <w:cantSplit/>
+        </w:trPr>
         <w:tc>
           <w:tcPr>
             <w:tcW w:type="dxa" w:w="1500"/>
@@ -4114,6 +4080,9 @@
         </w:tc>
       </w:tr>
       <w:tr>
+        <w:trPr>
+          <w:cantSplit/>
+        </w:trPr>
         <w:tc>
           <w:tcPr>
             <w:tcW w:type="dxa" w:w="1500"/>
@@ -4246,6 +4215,9 @@
         </w:tc>
       </w:tr>
       <w:tr>
+        <w:trPr>
+          <w:cantSplit/>
+        </w:trPr>
         <w:tc>
           <w:tcPr>
             <w:tcW w:type="dxa" w:w="1500"/>
@@ -4378,6 +4350,9 @@
         </w:tc>
       </w:tr>
       <w:tr>
+        <w:trPr>
+          <w:cantSplit/>
+        </w:trPr>
         <w:tc>
           <w:tcPr>
             <w:tcW w:type="dxa" w:w="1500"/>
@@ -4510,6 +4485,9 @@
         </w:tc>
       </w:tr>
       <w:tr>
+        <w:trPr>
+          <w:cantSplit/>
+        </w:trPr>
         <w:tc>
           <w:tcPr>
             <w:tcW w:type="dxa" w:w="1500"/>
@@ -4522,16 +4500,7 @@
             </w:tcMar>
           </w:tcPr>
           <w:p>
-            <w:pPr>
-              <w:spacing w:before="0" w:after="0" w:line="276" w:lineRule="auto"/>
-            </w:pPr>
-            <w:r/>
             <w:r>
-              <w:rPr>
-                <w:rFonts w:ascii="Calibri" w:hAnsi="Calibri" w:eastAsia="Microsoft YaHei"/>
-                <w:b w:val="0"/>
-                <w:sz w:val="14"/>
-              </w:rPr>
               <w:t>骤雨 血雾 清风</w:t>
             </w:r>
           </w:p>
@@ -4548,16 +4517,7 @@
             </w:tcMar>
           </w:tcPr>
           <w:p>
-            <w:pPr>
-              <w:spacing w:before="0" w:after="0" w:line="276" w:lineRule="auto"/>
-            </w:pPr>
-            <w:r/>
             <w:r>
-              <w:rPr>
-                <w:rFonts w:ascii="Calibri" w:hAnsi="Calibri" w:eastAsia="Microsoft YaHei"/>
-                <w:b w:val="0"/>
-                <w:sz w:val="14"/>
-              </w:rPr>
               <w:t>棱彩/暗信息</w:t>
             </w:r>
           </w:p>
@@ -4574,16 +4534,7 @@
             </w:tcMar>
           </w:tcPr>
           <w:p>
-            <w:pPr>
-              <w:spacing w:before="0" w:after="0" w:line="276" w:lineRule="auto"/>
-            </w:pPr>
-            <w:r/>
             <w:r>
-              <w:rPr>
-                <w:rFonts w:ascii="Calibri" w:hAnsi="Calibri" w:eastAsia="Microsoft YaHei"/>
-                <w:b w:val="0"/>
-                <w:sz w:val="14"/>
-              </w:rPr>
               <w:t>手动</w:t>
             </w:r>
           </w:p>
@@ -4600,17 +4551,8 @@
             </w:tcMar>
           </w:tcPr>
           <w:p>
-            <w:pPr>
-              <w:spacing w:before="0" w:after="0" w:line="276" w:lineRule="auto"/>
-            </w:pPr>
-            <w:r/>
             <w:r>
-              <w:rPr>
-                <w:rFonts w:ascii="Calibri" w:hAnsi="Calibri" w:eastAsia="Microsoft YaHei"/>
-                <w:b w:val="0"/>
-                <w:sz w:val="14"/>
-              </w:rPr>
-              <w:t>选定目标后目标下次商店</w:t>
+              <w:t>选定起点后目标下次商店</w:t>
             </w:r>
           </w:p>
         </w:tc>
@@ -4626,22 +4568,16 @@
             </w:tcMar>
           </w:tcPr>
           <w:p>
-            <w:pPr>
-              <w:spacing w:before="0" w:after="0" w:line="276" w:lineRule="auto"/>
-            </w:pPr>
-            <w:r/>
             <w:r>
-              <w:rPr>
-                <w:rFonts w:ascii="Calibri" w:hAnsi="Calibri" w:eastAsia="Microsoft YaHei"/>
-                <w:b w:val="0"/>
-                <w:sz w:val="14"/>
-              </w:rPr>
-              <w:t>选择一位队长，该队长以及接下来的两位队长商店进入天气迷雾状态；不影响使用者，自动跳过使用者顺延。</w:t>
+              <w:t>选择1名队长作为起点，按顺位环形向后影响最多3名仍有购买权且未满员的非使用者队长；刷新不清除，不足时顺延到下一轮。</w:t>
             </w:r>
           </w:p>
         </w:tc>
       </w:tr>
       <w:tr>
+        <w:trPr>
+          <w:cantSplit/>
+        </w:trPr>
         <w:tc>
           <w:tcPr>
             <w:tcW w:type="dxa" w:w="1500"/>
@@ -4654,16 +4590,7 @@
             </w:tcMar>
           </w:tcPr>
           <w:p>
-            <w:pPr>
-              <w:spacing w:before="0" w:after="0" w:line="276" w:lineRule="auto"/>
-            </w:pPr>
-            <w:r/>
             <w:r>
-              <w:rPr>
-                <w:rFonts w:ascii="Calibri" w:hAnsi="Calibri" w:eastAsia="Microsoft YaHei"/>
-                <w:b w:val="0"/>
-                <w:sz w:val="14"/>
-              </w:rPr>
               <w:t>雪定饿的喵</w:t>
             </w:r>
           </w:p>
@@ -4680,16 +4607,7 @@
             </w:tcMar>
           </w:tcPr>
           <w:p>
-            <w:pPr>
-              <w:spacing w:before="0" w:after="0" w:line="276" w:lineRule="auto"/>
-            </w:pPr>
-            <w:r/>
             <w:r>
-              <w:rPr>
-                <w:rFonts w:ascii="Calibri" w:hAnsi="Calibri" w:eastAsia="Microsoft YaHei"/>
-                <w:b w:val="0"/>
-                <w:sz w:val="14"/>
-              </w:rPr>
               <w:t>棱彩/信息扰乱</w:t>
             </w:r>
           </w:p>
@@ -4706,16 +4624,7 @@
             </w:tcMar>
           </w:tcPr>
           <w:p>
-            <w:pPr>
-              <w:spacing w:before="0" w:after="0" w:line="276" w:lineRule="auto"/>
-            </w:pPr>
-            <w:r/>
             <w:r>
-              <w:rPr>
-                <w:rFonts w:ascii="Calibri" w:hAnsi="Calibri" w:eastAsia="Microsoft YaHei"/>
-                <w:b w:val="0"/>
-                <w:sz w:val="14"/>
-              </w:rPr>
               <w:t>手动</w:t>
             </w:r>
           </w:p>
@@ -4732,16 +4641,7 @@
             </w:tcMar>
           </w:tcPr>
           <w:p>
-            <w:pPr>
-              <w:spacing w:before="0" w:after="0" w:line="276" w:lineRule="auto"/>
-            </w:pPr>
-            <w:r/>
             <w:r>
-              <w:rPr>
-                <w:rFonts w:ascii="Calibri" w:hAnsi="Calibri" w:eastAsia="Microsoft YaHei"/>
-                <w:b w:val="0"/>
-                <w:sz w:val="14"/>
-              </w:rPr>
               <w:t>目标下次商店</w:t>
             </w:r>
           </w:p>
@@ -4758,22 +4658,16 @@
             </w:tcMar>
           </w:tcPr>
           <w:p>
-            <w:pPr>
-              <w:spacing w:before="0" w:after="0" w:line="276" w:lineRule="auto"/>
-            </w:pPr>
-            <w:r/>
             <w:r>
-              <w:rPr>
-                <w:rFonts w:ascii="Calibri" w:hAnsi="Calibri" w:eastAsia="Microsoft YaHei"/>
-                <w:b w:val="0"/>
-                <w:sz w:val="14"/>
-              </w:rPr>
-              <w:t>对任意队长使用。目标下一次商店显示选手信息被打乱，购买后才揭示真实选手，费用按显示卡牌计算。</w:t>
+              <w:t>对非自己的未满员队长使用。目标下一次商店显示身份被打乱；费用不参与打乱，购买后按真实卡位费用结算并揭示真实选手。</w:t>
             </w:r>
           </w:p>
         </w:tc>
       </w:tr>
       <w:tr>
+        <w:trPr>
+          <w:cantSplit/>
+        </w:trPr>
         <w:tc>
           <w:tcPr>
             <w:tcW w:type="dxa" w:w="1500"/>
@@ -4786,16 +4680,7 @@
             </w:tcMar>
           </w:tcPr>
           <w:p>
-            <w:pPr>
-              <w:spacing w:before="0" w:after="0" w:line="276" w:lineRule="auto"/>
-            </w:pPr>
-            <w:r/>
             <w:r>
-              <w:rPr>
-                <w:rFonts w:ascii="Calibri" w:hAnsi="Calibri" w:eastAsia="Microsoft YaHei"/>
-                <w:b w:val="0"/>
-                <w:sz w:val="14"/>
-              </w:rPr>
               <w:t>大炮已充能</w:t>
             </w:r>
           </w:p>
@@ -4812,16 +4697,7 @@
             </w:tcMar>
           </w:tcPr>
           <w:p>
-            <w:pPr>
-              <w:spacing w:before="0" w:after="0" w:line="276" w:lineRule="auto"/>
-            </w:pPr>
-            <w:r/>
             <w:r>
-              <w:rPr>
-                <w:rFonts w:ascii="Calibri" w:hAnsi="Calibri" w:eastAsia="Microsoft YaHei"/>
-                <w:b w:val="0"/>
-                <w:sz w:val="14"/>
-              </w:rPr>
               <w:t>棱彩/顺位转换</w:t>
             </w:r>
           </w:p>
@@ -4838,17 +4714,8 @@
             </w:tcMar>
           </w:tcPr>
           <w:p>
-            <w:pPr>
-              <w:spacing w:before="0" w:after="0" w:line="276" w:lineRule="auto"/>
-            </w:pPr>
-            <w:r/>
             <w:r>
-              <w:rPr>
-                <w:rFonts w:ascii="Calibri" w:hAnsi="Calibri" w:eastAsia="Microsoft YaHei"/>
-                <w:b w:val="0"/>
-                <w:sz w:val="14"/>
-              </w:rPr>
-              <w:t>手动</w:t>
+              <w:t>轮初手动</w:t>
             </w:r>
           </w:p>
         </w:tc>
@@ -4864,17 +4731,8 @@
             </w:tcMar>
           </w:tcPr>
           <w:p>
-            <w:pPr>
-              <w:spacing w:before="0" w:after="0" w:line="276" w:lineRule="auto"/>
-            </w:pPr>
-            <w:r/>
             <w:r>
-              <w:rPr>
-                <w:rFonts w:ascii="Calibri" w:hAnsi="Calibri" w:eastAsia="Microsoft YaHei"/>
-                <w:b w:val="0"/>
-                <w:sz w:val="14"/>
-              </w:rPr>
-              <w:t>每轮开始前或商店前窗口</w:t>
+              <w:t>每轮开始且商店打开前</w:t>
             </w:r>
           </w:p>
         </w:tc>
@@ -4890,22 +4748,16 @@
             </w:tcMar>
           </w:tcPr>
           <w:p>
-            <w:pPr>
-              <w:spacing w:before="0" w:after="0" w:line="276" w:lineRule="auto"/>
-            </w:pPr>
-            <w:r/>
             <w:r>
-              <w:rPr>
-                <w:rFonts w:ascii="Calibri" w:hAnsi="Calibri" w:eastAsia="Microsoft YaHei"/>
-                <w:b w:val="0"/>
-                <w:sz w:val="14"/>
-              </w:rPr>
-              <w:t>转换技。雷霆一击：选择一名未行动队长，使其本轮顺位延后一位；加速之门：将自己本轮顺位提升一位。每轮最多使用1次。</w:t>
+              <w:t>轮初弹窗二选一或跳过。加速之门让自己前移1位但不能越过启元；雷霆一击让目标后移1位，目标排除自己、最后顺位、启元和海浪队长。</w:t>
             </w:r>
           </w:p>
         </w:tc>
       </w:tr>
       <w:tr>
+        <w:trPr>
+          <w:cantSplit/>
+        </w:trPr>
         <w:tc>
           <w:tcPr>
             <w:tcW w:type="dxa" w:w="1500"/>
@@ -4918,16 +4770,7 @@
             </w:tcMar>
           </w:tcPr>
           <w:p>
-            <w:pPr>
-              <w:spacing w:before="0" w:after="0" w:line="276" w:lineRule="auto"/>
-            </w:pPr>
-            <w:r/>
             <w:r>
-              <w:rPr>
-                <w:rFonts w:ascii="Calibri" w:hAnsi="Calibri" w:eastAsia="Microsoft YaHei"/>
-                <w:b w:val="0"/>
-                <w:sz w:val="14"/>
-              </w:rPr>
               <w:t>神兵天降</w:t>
             </w:r>
           </w:p>
@@ -4944,16 +4787,7 @@
             </w:tcMar>
           </w:tcPr>
           <w:p>
-            <w:pPr>
-              <w:spacing w:before="0" w:after="0" w:line="276" w:lineRule="auto"/>
-            </w:pPr>
-            <w:r/>
             <w:r>
-              <w:rPr>
-                <w:rFonts w:ascii="Calibri" w:hAnsi="Calibri" w:eastAsia="Microsoft YaHei"/>
-                <w:b w:val="0"/>
-                <w:sz w:val="14"/>
-              </w:rPr>
               <w:t>棱彩/响应</w:t>
             </w:r>
           </w:p>
@@ -4970,16 +4804,7 @@
             </w:tcMar>
           </w:tcPr>
           <w:p>
-            <w:pPr>
-              <w:spacing w:before="0" w:after="0" w:line="276" w:lineRule="auto"/>
-            </w:pPr>
-            <w:r/>
             <w:r>
-              <w:rPr>
-                <w:rFonts w:ascii="Calibri" w:hAnsi="Calibri" w:eastAsia="Microsoft YaHei"/>
-                <w:b w:val="0"/>
-                <w:sz w:val="14"/>
-              </w:rPr>
               <w:t>手动响应</w:t>
             </w:r>
           </w:p>
@@ -4996,17 +4821,8 @@
             </w:tcMar>
           </w:tcPr>
           <w:p>
-            <w:pPr>
-              <w:spacing w:before="0" w:after="0" w:line="276" w:lineRule="auto"/>
-            </w:pPr>
-            <w:r/>
             <w:r>
-              <w:rPr>
-                <w:rFonts w:ascii="Calibri" w:hAnsi="Calibri" w:eastAsia="Microsoft YaHei"/>
-                <w:b w:val="0"/>
-                <w:sz w:val="14"/>
-              </w:rPr>
-              <w:t>任意队长刚确认购买后的10秒内</w:t>
+              <w:t>其它队长刚确认购买后的10秒内</w:t>
             </w:r>
           </w:p>
         </w:tc>
@@ -5022,17 +4838,8 @@
             </w:tcMar>
           </w:tcPr>
           <w:p>
-            <w:pPr>
-              <w:spacing w:before="0" w:after="0" w:line="276" w:lineRule="auto"/>
-            </w:pPr>
-            <w:r/>
             <w:r>
-              <w:rPr>
-                <w:rFonts w:ascii="Calibri" w:hAnsi="Calibri" w:eastAsia="Microsoft YaHei"/>
-                <w:b w:val="0"/>
-                <w:sz w:val="14"/>
-              </w:rPr>
-              <w:t>任意队长刚确认购买后的10秒内可发动，退回该选手并返还费用，该队长本轮末尾获得补偿回合。</w:t>
+              <w:t>只能夺取同阵营购买。成功时选手从原购买队伍移除，发动者未满则入队并跳过下一轮；原购买队长返还金币和购买权，不返还刷新次数。</w:t>
             </w:r>
           </w:p>
         </w:tc>
@@ -7017,6 +6824,366 @@
         <w:spacing w:before="0" w:after="100" w:line="300" w:lineRule="auto"/>
       </w:pPr>
       <w:r>
+        <w:t>定位：棱彩/顺位响应 / 被动 / 每轮随机。每轮开始随机 1 名合格持有者触发：金币清零、自动跳过本轮并免疫目标型海克斯；本轮其他队长购买后按剩余机会判定。</w:t>
+      </w:r>
+    </w:p>
+    <w:p>
+      <w:pPr>
+        <w:spacing w:before="200" w:after="100" w:line="300" w:lineRule="auto"/>
+      </w:pPr>
+      <w:r>
+        <w:rPr>
+          <w:rFonts w:ascii="Calibri" w:hAnsi="Calibri" w:eastAsia="Microsoft YaHei"/>
+          <w:b/>
+          <w:color w:val="1F4D78"/>
+          <w:sz w:val="24"/>
+        </w:rPr>
+        <w:t>发动条件</w:t>
+      </w:r>
+    </w:p>
+    <w:p>
+      <w:pPr>
+        <w:pStyle w:val="ListBullet"/>
+        <w:spacing w:before="0" w:after="80" w:line="300" w:lineRule="auto"/>
+        <w:ind w:left="540" w:hanging="271"/>
+      </w:pPr>
+      <w:r>
+        <w:t>每轮开始时持有者仍有空位，且本轮未购买、未跳过。</w:t>
+      </w:r>
+    </w:p>
+    <w:p>
+      <w:pPr>
+        <w:pStyle w:val="ListBullet"/>
+        <w:spacing w:before="0" w:after="80" w:line="300" w:lineRule="auto"/>
+        <w:ind w:left="540" w:hanging="271"/>
+      </w:pPr>
+      <w:r>
+        <w:t>本轮其他队长完成购买后进入海浪判定。</w:t>
+      </w:r>
+    </w:p>
+    <w:p>
+      <w:pPr>
+        <w:pStyle w:val="ListBullet"/>
+        <w:spacing w:before="0" w:after="80" w:line="300" w:lineRule="auto"/>
+        <w:ind w:left="540" w:hanging="271"/>
+      </w:pPr>
+      <w:r>
+        <w:t>持有者不作为血雾目标，也不能被大炮已充能的雷霆一击选中。</w:t>
+      </w:r>
+    </w:p>
+    <w:p>
+      <w:pPr>
+        <w:spacing w:before="200" w:after="100" w:line="300" w:lineRule="auto"/>
+      </w:pPr>
+      <w:r>
+        <w:rPr>
+          <w:rFonts w:ascii="Calibri" w:hAnsi="Calibri" w:eastAsia="Microsoft YaHei"/>
+          <w:b/>
+          <w:color w:val="1F4D78"/>
+          <w:sz w:val="24"/>
+        </w:rPr>
+        <w:t>裁判执行流程</w:t>
+      </w:r>
+    </w:p>
+    <w:p>
+      <w:pPr>
+        <w:pStyle w:val="ListBullet"/>
+        <w:spacing w:before="0" w:after="80" w:line="300" w:lineRule="auto"/>
+        <w:ind w:left="540" w:hanging="271"/>
+      </w:pPr>
+      <w:r>
+        <w:t>轮初触发后系统自动清空触发者金币，并跳过其本轮购买权。</w:t>
+      </w:r>
+    </w:p>
+    <w:p>
+      <w:pPr>
+        <w:pStyle w:val="ListBullet"/>
+        <w:spacing w:before="0" w:after="80" w:line="300" w:lineRule="auto"/>
+        <w:ind w:left="540" w:hanging="271"/>
+      </w:pPr>
+      <w:r>
+        <w:t>其他队长购买后按剩余机会判定：命中同阵营则夺取，命中异阵营则退回该购买。</w:t>
+      </w:r>
+    </w:p>
+    <w:p>
+      <w:pPr>
+        <w:pStyle w:val="ListBullet"/>
+        <w:spacing w:before="0" w:after="80" w:line="300" w:lineRule="auto"/>
+        <w:ind w:left="540" w:hanging="271"/>
+      </w:pPr>
+      <w:r>
+        <w:t>命中后原购买者获得金币、免费刷新和购买权返还；异阵营命中会在轮末给海浪触发者补 1 名同阵营随机队员。</w:t>
+      </w:r>
+    </w:p>
+    <w:p>
+      <w:pPr>
+        <w:spacing w:before="200" w:after="100" w:line="300" w:lineRule="auto"/>
+      </w:pPr>
+      <w:r>
+        <w:rPr>
+          <w:rFonts w:ascii="Calibri" w:hAnsi="Calibri" w:eastAsia="Microsoft YaHei"/>
+          <w:b/>
+          <w:color w:val="1F4D78"/>
+          <w:sz w:val="24"/>
+        </w:rPr>
+        <w:t>队长攻略</w:t>
+      </w:r>
+    </w:p>
+    <w:p>
+      <w:pPr>
+        <w:pStyle w:val="ListBullet"/>
+        <w:spacing w:before="0" w:after="80" w:line="300" w:lineRule="auto"/>
+        <w:ind w:left="540" w:hanging="271"/>
+      </w:pPr>
+      <w:r>
+        <w:t>这是高风险延迟收益：会失去本轮主动选人和全部金币，但可能夺取或干扰对手购买。</w:t>
+      </w:r>
+    </w:p>
+    <w:p>
+      <w:pPr>
+        <w:pStyle w:val="ListBullet"/>
+        <w:spacing w:before="0" w:after="80" w:line="300" w:lineRule="auto"/>
+        <w:ind w:left="540" w:hanging="271"/>
+      </w:pPr>
+      <w:r>
+        <w:t>更适合本阵营关键卡竞争激烈、希望利用他人购买结果的队伍。</w:t>
+      </w:r>
+    </w:p>
+    <w:p>
+      <w:pPr>
+        <w:spacing w:before="200" w:after="100" w:line="300" w:lineRule="auto"/>
+      </w:pPr>
+      <w:r>
+        <w:rPr>
+          <w:rFonts w:ascii="Calibri" w:hAnsi="Calibri" w:eastAsia="Microsoft YaHei"/>
+          <w:b/>
+          <w:color w:val="1F4D78"/>
+          <w:sz w:val="24"/>
+        </w:rPr>
+        <w:t>反制与风险</w:t>
+      </w:r>
+    </w:p>
+    <w:p>
+      <w:pPr>
+        <w:pStyle w:val="ListBullet"/>
+        <w:spacing w:before="0" w:after="80" w:line="300" w:lineRule="auto"/>
+        <w:ind w:left="540" w:hanging="271"/>
+      </w:pPr>
+      <w:r>
+        <w:t>后续队长可通过购买低价值卡、等待窗口或改变购买顺序降低被命中收益。</w:t>
+      </w:r>
+    </w:p>
+    <w:p>
+      <w:pPr>
+        <w:pStyle w:val="ListBullet"/>
+        <w:spacing w:before="0" w:after="80" w:line="300" w:lineRule="auto"/>
+        <w:ind w:left="540" w:hanging="271"/>
+      </w:pPr>
+      <w:r>
+        <w:t>风险提示：触发者本轮跳过且金币清零；同阵营候选不足或队伍满员时轮末补偿可能失败。</w:t>
+      </w:r>
+    </w:p>
+    <w:p>
+      <w:pPr>
+        <w:spacing w:before="280" w:after="140" w:line="300" w:lineRule="auto"/>
+      </w:pPr>
+      <w:r>
+        <w:rPr>
+          <w:rFonts w:ascii="Calibri" w:hAnsi="Calibri" w:eastAsia="Microsoft YaHei"/>
+          <w:b/>
+          <w:color w:val="2E74B5"/>
+          <w:sz w:val="26"/>
+        </w:rPr>
+        <w:t>3.11 背水一战</w:t>
+      </w:r>
+    </w:p>
+    <w:p>
+      <w:pPr>
+        <w:spacing w:before="0" w:after="100" w:line="300" w:lineRule="auto"/>
+      </w:pPr>
+      <w:r>
+        <w:t>定位：棱彩/置换 / 手动 / 每局1次。当前队伍已有4名队员后可发动；放弃当前4名队员，从本阵营合法候选中随机获得4人。</w:t>
+      </w:r>
+    </w:p>
+    <w:p>
+      <w:pPr>
+        <w:spacing w:before="200" w:after="100" w:line="300" w:lineRule="auto"/>
+      </w:pPr>
+      <w:r>
+        <w:rPr>
+          <w:rFonts w:ascii="Calibri" w:hAnsi="Calibri" w:eastAsia="Microsoft YaHei"/>
+          <w:b/>
+          <w:color w:val="1F4D78"/>
+          <w:sz w:val="24"/>
+        </w:rPr>
+        <w:t>发动条件</w:t>
+      </w:r>
+    </w:p>
+    <w:p>
+      <w:pPr>
+        <w:pStyle w:val="ListBullet"/>
+        <w:spacing w:before="0" w:after="80" w:line="300" w:lineRule="auto"/>
+        <w:ind w:left="540" w:hanging="271"/>
+      </w:pPr>
+      <w:r>
+        <w:rPr>
+          <w:rFonts w:ascii="Calibri" w:hAnsi="Calibri" w:eastAsia="Microsoft YaHei"/>
+          <w:sz w:val="21"/>
+        </w:rPr>
+        <w:t>当前队伍已有4名队员。</w:t>
+      </w:r>
+    </w:p>
+    <w:p>
+      <w:pPr>
+        <w:pStyle w:val="ListBullet"/>
+        <w:spacing w:before="0" w:after="80" w:line="300" w:lineRule="auto"/>
+        <w:ind w:left="540" w:hanging="271"/>
+      </w:pPr>
+      <w:r>
+        <w:t>本阵营合法候选至少4人：非禁用、非队长、非当前4人，且不属于持有“海浪，我没吃饭”队伍当前阵容。</w:t>
+      </w:r>
+    </w:p>
+    <w:p>
+      <w:pPr>
+        <w:pStyle w:val="ListBullet"/>
+        <w:spacing w:before="0" w:after="80" w:line="300" w:lineRule="auto"/>
+        <w:ind w:left="540" w:hanging="271"/>
+      </w:pPr>
+      <w:r>
+        <w:t>本轮未购买、未跳过，且置换和补偿不能造成跨阵营入队。</w:t>
+      </w:r>
+    </w:p>
+    <w:p>
+      <w:pPr>
+        <w:spacing w:before="200" w:after="100" w:line="300" w:lineRule="auto"/>
+      </w:pPr>
+      <w:r>
+        <w:rPr>
+          <w:rFonts w:ascii="Calibri" w:hAnsi="Calibri" w:eastAsia="Microsoft YaHei"/>
+          <w:b/>
+          <w:color w:val="1F4D78"/>
+          <w:sz w:val="24"/>
+        </w:rPr>
+        <w:t>裁判执行流程</w:t>
+      </w:r>
+    </w:p>
+    <w:p>
+      <w:pPr>
+        <w:pStyle w:val="ListBullet"/>
+        <w:spacing w:before="0" w:after="80" w:line="300" w:lineRule="auto"/>
+        <w:ind w:left="540" w:hanging="271"/>
+      </w:pPr>
+      <w:r>
+        <w:t>发动前先出现确认弹窗；确认前不得改变阵容。</w:t>
+      </w:r>
+    </w:p>
+    <w:p>
+      <w:pPr>
+        <w:pStyle w:val="ListBullet"/>
+        <w:spacing w:before="0" w:after="80" w:line="300" w:lineRule="auto"/>
+        <w:ind w:left="540" w:hanging="271"/>
+      </w:pPr>
+      <w:r>
+        <w:t>确认后原4名队员离队，系统从本阵营合法候选中随机抽取4名加入。</w:t>
+      </w:r>
+    </w:p>
+    <w:p>
+      <w:pPr>
+        <w:pStyle w:val="ListBullet"/>
+        <w:spacing w:before="0" w:after="80" w:line="300" w:lineRule="auto"/>
+        <w:ind w:left="540" w:hanging="271"/>
+      </w:pPr>
+      <w:r>
+        <w:t>若抽走本阵营其他队伍已有队员，对方从你的原4名队员中随机获得1名补偿；未补偿原队员回到可选池。</w:t>
+      </w:r>
+    </w:p>
+    <w:p>
+      <w:pPr>
+        <w:spacing w:before="200" w:after="100" w:line="300" w:lineRule="auto"/>
+      </w:pPr>
+      <w:r>
+        <w:rPr>
+          <w:rFonts w:ascii="Calibri" w:hAnsi="Calibri" w:eastAsia="Microsoft YaHei"/>
+          <w:b/>
+          <w:color w:val="1F4D78"/>
+          <w:sz w:val="24"/>
+        </w:rPr>
+        <w:t>队长攻略</w:t>
+      </w:r>
+    </w:p>
+    <w:p>
+      <w:pPr>
+        <w:pStyle w:val="ListBullet"/>
+        <w:spacing w:before="0" w:after="80" w:line="300" w:lineRule="auto"/>
+        <w:ind w:left="540" w:hanging="271"/>
+      </w:pPr>
+      <w:r>
+        <w:t>适合本阵营池仍有足够候选、当前4人明显不理想时重组。</w:t>
+      </w:r>
+    </w:p>
+    <w:p>
+      <w:pPr>
+        <w:pStyle w:val="ListBullet"/>
+        <w:spacing w:before="0" w:after="80" w:line="300" w:lineRule="auto"/>
+        <w:ind w:left="540" w:hanging="271"/>
+      </w:pPr>
+      <w:r>
+        <w:t>会消耗本轮购买权，不再产生旧版第4轮第一顺位效果。</w:t>
+      </w:r>
+    </w:p>
+    <w:p>
+      <w:pPr>
+        <w:spacing w:before="200" w:after="100" w:line="300" w:lineRule="auto"/>
+      </w:pPr>
+      <w:r>
+        <w:rPr>
+          <w:rFonts w:ascii="Calibri" w:hAnsi="Calibri" w:eastAsia="Microsoft YaHei"/>
+          <w:b/>
+          <w:color w:val="1F4D78"/>
+          <w:sz w:val="24"/>
+        </w:rPr>
+        <w:t>反制与风险</w:t>
+      </w:r>
+    </w:p>
+    <w:p>
+      <w:pPr>
+        <w:pStyle w:val="ListBullet"/>
+        <w:spacing w:before="0" w:after="80" w:line="300" w:lineRule="auto"/>
+        <w:ind w:left="540" w:hanging="271"/>
+      </w:pPr>
+      <w:r>
+        <w:t>海浪队伍当前队员不会被抽走；其它本阵营队伍需要关注核心队员可能被置换。</w:t>
+      </w:r>
+    </w:p>
+    <w:p>
+      <w:pPr>
+        <w:pStyle w:val="ListBullet"/>
+        <w:spacing w:before="0" w:after="80" w:line="300" w:lineRule="auto"/>
+        <w:ind w:left="540" w:hanging="271"/>
+      </w:pPr>
+      <w:r>
+        <w:t>风险提示：候选不足4人时不能发动；完全随机，可能换得更差。</w:t>
+      </w:r>
+    </w:p>
+    <w:p>
+      <w:pPr>
+        <w:spacing w:before="280" w:after="140" w:line="300" w:lineRule="auto"/>
+      </w:pPr>
+      <w:r>
+        <w:rPr>
+          <w:rFonts w:ascii="Calibri" w:hAnsi="Calibri" w:eastAsia="Microsoft YaHei"/>
+          <w:b/>
+          <w:color w:val="2E74B5"/>
+          <w:sz w:val="26"/>
+        </w:rPr>
+        <w:t>3.12 开饭啦</w:t>
+      </w:r>
+    </w:p>
+    <w:p>
+      <w:pPr>
+        <w:spacing w:before="0" w:after="100" w:line="300" w:lineRule="auto"/>
+      </w:pPr>
+      <w:r>
         <w:rPr>
           <w:rFonts w:ascii="Calibri" w:hAnsi="Calibri" w:eastAsia="Microsoft YaHei"/>
           <w:b/>
@@ -7024,7 +7191,7 @@
           <w:color w:val="0B2545"/>
           <w:sz w:val="21"/>
         </w:rPr>
-        <w:t>定位：棱彩/夺取 / 被动 / 每个选人阶段。每个选人阶段开始时放弃主动购买，自动夺取之后第一名其他队长购买的选手，并返还其费用。</w:t>
+        <w:t>定位：棱彩/经济 / 被动 / 自动。第3轮开始时，资金+3。</w:t>
       </w:r>
     </w:p>
     <w:p>
@@ -7052,7 +7219,21 @@
           <w:rFonts w:ascii="Calibri" w:hAnsi="Calibri" w:eastAsia="Microsoft YaHei"/>
           <w:sz w:val="21"/>
         </w:rPr>
-        <w:t>持有者本轮未购买或跳过。</w:t>
+        <w:t>进入第3轮时自动生效。</w:t>
+      </w:r>
+    </w:p>
+    <w:p>
+      <w:pPr>
+        <w:spacing w:before="200" w:after="100" w:line="300" w:lineRule="auto"/>
+      </w:pPr>
+      <w:r>
+        <w:rPr>
+          <w:rFonts w:ascii="Calibri" w:hAnsi="Calibri" w:eastAsia="Microsoft YaHei"/>
+          <w:b/>
+          <w:color w:val="1F4D78"/>
+          <w:sz w:val="24"/>
+        </w:rPr>
+        <w:t>裁判执行流程</w:t>
       </w:r>
     </w:p>
     <w:p>
@@ -7066,7 +7247,21 @@
           <w:rFonts w:ascii="Calibri" w:hAnsi="Calibri" w:eastAsia="Microsoft YaHei"/>
           <w:sz w:val="21"/>
         </w:rPr>
-        <w:t>之后有其他队长完成购买。</w:t>
+        <w:t>系统在第3轮经济结算时增加3金币。</w:t>
+      </w:r>
+    </w:p>
+    <w:p>
+      <w:pPr>
+        <w:spacing w:before="200" w:after="100" w:line="300" w:lineRule="auto"/>
+      </w:pPr>
+      <w:r>
+        <w:rPr>
+          <w:rFonts w:ascii="Calibri" w:hAnsi="Calibri" w:eastAsia="Microsoft YaHei"/>
+          <w:b/>
+          <w:color w:val="1F4D78"/>
+          <w:sz w:val="24"/>
+        </w:rPr>
+        <w:t>队长攻略</w:t>
       </w:r>
     </w:p>
     <w:p>
@@ -7080,7 +7275,7 @@
           <w:rFonts w:ascii="Calibri" w:hAnsi="Calibri" w:eastAsia="Microsoft YaHei"/>
           <w:sz w:val="21"/>
         </w:rPr>
-        <w:t>持有者队伍仍有空位。</w:t>
+        <w:t>适合前两轮保守，第三轮发力购买中高费。</w:t>
       </w:r>
     </w:p>
     <w:p>
@@ -7094,7 +7289,7 @@
           <w:color w:val="1F4D78"/>
           <w:sz w:val="24"/>
         </w:rPr>
-        <w:t>裁判执行流程</w:t>
+        <w:t>反制与风险</w:t>
       </w:r>
     </w:p>
     <w:p>
@@ -7108,7 +7303,7 @@
           <w:rFonts w:ascii="Calibri" w:hAnsi="Calibri" w:eastAsia="Microsoft YaHei"/>
           <w:sz w:val="21"/>
         </w:rPr>
-        <w:t>轮到持有者时系统自动跳过主动购买。</w:t>
+        <w:t>第三轮前应预判其高费购买能力。</w:t>
       </w:r>
     </w:p>
     <w:p>
@@ -7122,105 +7317,7 @@
           <w:rFonts w:ascii="Calibri" w:hAnsi="Calibri" w:eastAsia="Microsoft YaHei"/>
           <w:sz w:val="21"/>
         </w:rPr>
-        <w:t>登记夺取等待效果并进入下一位。</w:t>
-      </w:r>
-    </w:p>
-    <w:p>
-      <w:pPr>
-        <w:pStyle w:val="ListBullet"/>
-        <w:spacing w:before="0" w:after="80" w:line="300" w:lineRule="auto"/>
-        <w:ind w:left="540" w:hanging="271"/>
-      </w:pPr>
-      <w:r>
-        <w:rPr>
-          <w:rFonts w:ascii="Calibri" w:hAnsi="Calibri" w:eastAsia="Microsoft YaHei"/>
-          <w:sz w:val="21"/>
-        </w:rPr>
-        <w:t>下一名其他队长购买后，该选手转入持有者队伍，购买者获得费用返还。</w:t>
-      </w:r>
-    </w:p>
-    <w:p>
-      <w:pPr>
-        <w:spacing w:before="200" w:after="100" w:line="300" w:lineRule="auto"/>
-      </w:pPr>
-      <w:r>
-        <w:rPr>
-          <w:rFonts w:ascii="Calibri" w:hAnsi="Calibri" w:eastAsia="Microsoft YaHei"/>
-          <w:b/>
-          <w:color w:val="1F4D78"/>
-          <w:sz w:val="24"/>
-        </w:rPr>
-        <w:t>队长攻略</w:t>
-      </w:r>
-    </w:p>
-    <w:p>
-      <w:pPr>
-        <w:pStyle w:val="ListBullet"/>
-        <w:spacing w:before="0" w:after="80" w:line="300" w:lineRule="auto"/>
-        <w:ind w:left="540" w:hanging="271"/>
-      </w:pPr>
-      <w:r>
-        <w:rPr>
-          <w:rFonts w:ascii="Calibri" w:hAnsi="Calibri" w:eastAsia="Microsoft YaHei"/>
-          <w:sz w:val="21"/>
-        </w:rPr>
-        <w:t>第一顺位时尤其强，因为可以等待全场第一个他人购买。</w:t>
-      </w:r>
-    </w:p>
-    <w:p>
-      <w:pPr>
-        <w:pStyle w:val="ListBullet"/>
-        <w:spacing w:before="0" w:after="80" w:line="300" w:lineRule="auto"/>
-        <w:ind w:left="540" w:hanging="271"/>
-      </w:pPr>
-      <w:r>
-        <w:rPr>
-          <w:rFonts w:ascii="Calibri" w:hAnsi="Calibri" w:eastAsia="Microsoft YaHei"/>
-          <w:sz w:val="21"/>
-        </w:rPr>
-        <w:t>适合不想承担商店随机风险、愿意吃别人选择结果的队伍。</w:t>
-      </w:r>
-    </w:p>
-    <w:p>
-      <w:pPr>
-        <w:spacing w:before="200" w:after="100" w:line="300" w:lineRule="auto"/>
-      </w:pPr>
-      <w:r>
-        <w:rPr>
-          <w:rFonts w:ascii="Calibri" w:hAnsi="Calibri" w:eastAsia="Microsoft YaHei"/>
-          <w:b/>
-          <w:color w:val="1F4D78"/>
-          <w:sz w:val="24"/>
-        </w:rPr>
-        <w:t>反制与风险</w:t>
-      </w:r>
-    </w:p>
-    <w:p>
-      <w:pPr>
-        <w:pStyle w:val="ListBullet"/>
-        <w:spacing w:before="0" w:after="80" w:line="300" w:lineRule="auto"/>
-        <w:ind w:left="540" w:hanging="271"/>
-      </w:pPr>
-      <w:r>
-        <w:rPr>
-          <w:rFonts w:ascii="Calibri" w:hAnsi="Calibri" w:eastAsia="Microsoft YaHei"/>
-          <w:sz w:val="21"/>
-        </w:rPr>
-        <w:t>后续队长可选择低价值卡、刷新或改变购买节奏，降低被夺取收益。</w:t>
-      </w:r>
-    </w:p>
-    <w:p>
-      <w:pPr>
-        <w:pStyle w:val="ListBullet"/>
-        <w:spacing w:before="0" w:after="80" w:line="300" w:lineRule="auto"/>
-        <w:ind w:left="540" w:hanging="271"/>
-      </w:pPr>
-      <w:r>
-        <w:rPr>
-          <w:rFonts w:ascii="Calibri" w:hAnsi="Calibri" w:eastAsia="Microsoft YaHei"/>
-          <w:sz w:val="21"/>
-        </w:rPr>
-        <w:t>风险提示：无法主动选人；若队伍满员或无人购买，价值会下降。</w:t>
+        <w:t>风险提示：前两轮没有即时收益。</w:t>
       </w:r>
     </w:p>
     <w:p>
@@ -7234,7 +7331,7 @@
           <w:color w:val="2E74B5"/>
           <w:sz w:val="26"/>
         </w:rPr>
-        <w:t>3.11 背水一战</w:t>
+        <w:t>3.13 吸血习性</w:t>
       </w:r>
     </w:p>
     <w:p>
@@ -7249,7 +7346,7 @@
           <w:color w:val="0B2545"/>
           <w:sz w:val="21"/>
         </w:rPr>
-        <w:t>定位：棱彩/置换 / 手动 / 每局1次。放弃当前4名队员，随机从全体非队长选手中获得4人；被抽走队员的队伍从你的原队员中获得1人作为置换补偿。</w:t>
+        <w:t>定位：棱彩/经济干扰 / 手动 / 每局1次。从当前金币余额最高的三名其他队长处每人获得1金币，金币为0的队长跳过。</w:t>
       </w:r>
     </w:p>
     <w:p>
@@ -7277,7 +7374,21 @@
           <w:rFonts w:ascii="Calibri" w:hAnsi="Calibri" w:eastAsia="Microsoft YaHei"/>
           <w:sz w:val="21"/>
         </w:rPr>
-        <w:t>当前队伍已有4名队员。</w:t>
+        <w:t>至少有其他队长金币大于0。</w:t>
+      </w:r>
+    </w:p>
+    <w:p>
+      <w:pPr>
+        <w:spacing w:before="200" w:after="100" w:line="300" w:lineRule="auto"/>
+      </w:pPr>
+      <w:r>
+        <w:rPr>
+          <w:rFonts w:ascii="Calibri" w:hAnsi="Calibri" w:eastAsia="Microsoft YaHei"/>
+          <w:b/>
+          <w:color w:val="1F4D78"/>
+          <w:sz w:val="24"/>
+        </w:rPr>
+        <w:t>裁判执行流程</w:t>
       </w:r>
     </w:p>
     <w:p>
@@ -7291,7 +7402,7 @@
           <w:rFonts w:ascii="Calibri" w:hAnsi="Calibri" w:eastAsia="Microsoft YaHei"/>
           <w:sz w:val="21"/>
         </w:rPr>
-        <w:t>全体非队长候选至少4人。</w:t>
+        <w:t>裁判发动后系统按金币余额排序。</w:t>
       </w:r>
     </w:p>
     <w:p>
@@ -7305,7 +7416,7 @@
           <w:rFonts w:ascii="Calibri" w:hAnsi="Calibri" w:eastAsia="Microsoft YaHei"/>
           <w:sz w:val="21"/>
         </w:rPr>
-        <w:t>队伍和选手归属状态正常。</w:t>
+        <w:t>从最多三名其他队长各取1金币给使用者。</w:t>
       </w:r>
     </w:p>
     <w:p>
@@ -7319,7 +7430,7 @@
           <w:color w:val="1F4D78"/>
           <w:sz w:val="24"/>
         </w:rPr>
-        <w:t>裁判执行流程</w:t>
+        <w:t>队长攻略</w:t>
       </w:r>
     </w:p>
     <w:p>
@@ -7333,7 +7444,7 @@
           <w:rFonts w:ascii="Calibri" w:hAnsi="Calibri" w:eastAsia="Microsoft YaHei"/>
           <w:sz w:val="21"/>
         </w:rPr>
-        <w:t>发动后原4名队员离队。</w:t>
+        <w:t>在高费轮前使用，能同时增强自己并削弱对手。</w:t>
       </w:r>
     </w:p>
     <w:p>
@@ -7347,7 +7458,21 @@
           <w:rFonts w:ascii="Calibri" w:hAnsi="Calibri" w:eastAsia="Microsoft YaHei"/>
           <w:sz w:val="21"/>
         </w:rPr>
-        <w:t>系统随机抽取4名非队长选手加入。</w:t>
+        <w:t>对金币差距大的局面收益明显。</w:t>
+      </w:r>
+    </w:p>
+    <w:p>
+      <w:pPr>
+        <w:spacing w:before="200" w:after="100" w:line="300" w:lineRule="auto"/>
+      </w:pPr>
+      <w:r>
+        <w:rPr>
+          <w:rFonts w:ascii="Calibri" w:hAnsi="Calibri" w:eastAsia="Microsoft YaHei"/>
+          <w:b/>
+          <w:color w:val="1F4D78"/>
+          <w:sz w:val="24"/>
+        </w:rPr>
+        <w:t>反制与风险</w:t>
       </w:r>
     </w:p>
     <w:p>
@@ -7361,21 +7486,7 @@
           <w:rFonts w:ascii="Calibri" w:hAnsi="Calibri" w:eastAsia="Microsoft YaHei"/>
           <w:sz w:val="21"/>
         </w:rPr>
-        <w:t>若抽走其他队伍已有队员，对方从你的原队员中随机获得补偿。</w:t>
-      </w:r>
-    </w:p>
-    <w:p>
-      <w:pPr>
-        <w:spacing w:before="200" w:after="100" w:line="300" w:lineRule="auto"/>
-      </w:pPr>
-      <w:r>
-        <w:rPr>
-          <w:rFonts w:ascii="Calibri" w:hAnsi="Calibri" w:eastAsia="Microsoft YaHei"/>
-          <w:b/>
-          <w:color w:val="1F4D78"/>
-          <w:sz w:val="24"/>
-        </w:rPr>
-        <w:t>队长攻略</w:t>
+        <w:t>提前花钱或分散金币压力可降低被吸血损失。</w:t>
       </w:r>
     </w:p>
     <w:p>
@@ -7389,63 +7500,7 @@
           <w:rFonts w:ascii="Calibri" w:hAnsi="Calibri" w:eastAsia="Microsoft YaHei"/>
           <w:sz w:val="21"/>
         </w:rPr>
-        <w:t>适合阵容明显失败时重开。</w:t>
-      </w:r>
-    </w:p>
-    <w:p>
-      <w:pPr>
-        <w:pStyle w:val="ListBullet"/>
-        <w:spacing w:before="0" w:after="80" w:line="300" w:lineRule="auto"/>
-        <w:ind w:left="540" w:hanging="271"/>
-      </w:pPr>
-      <w:r>
-        <w:rPr>
-          <w:rFonts w:ascii="Calibri" w:hAnsi="Calibri" w:eastAsia="Microsoft YaHei"/>
-          <w:sz w:val="21"/>
-        </w:rPr>
-        <w:t>高风险高波动，越晚使用影响越大。</w:t>
-      </w:r>
-    </w:p>
-    <w:p>
-      <w:pPr>
-        <w:spacing w:before="200" w:after="100" w:line="300" w:lineRule="auto"/>
-      </w:pPr>
-      <w:r>
-        <w:rPr>
-          <w:rFonts w:ascii="Calibri" w:hAnsi="Calibri" w:eastAsia="Microsoft YaHei"/>
-          <w:b/>
-          <w:color w:val="1F4D78"/>
-          <w:sz w:val="24"/>
-        </w:rPr>
-        <w:t>反制与风险</w:t>
-      </w:r>
-    </w:p>
-    <w:p>
-      <w:pPr>
-        <w:pStyle w:val="ListBullet"/>
-        <w:spacing w:before="0" w:after="80" w:line="300" w:lineRule="auto"/>
-        <w:ind w:left="540" w:hanging="271"/>
-      </w:pPr>
-      <w:r>
-        <w:rPr>
-          <w:rFonts w:ascii="Calibri" w:hAnsi="Calibri" w:eastAsia="Microsoft YaHei"/>
-          <w:sz w:val="21"/>
-        </w:rPr>
-        <w:t>对手需要关注自己的核心队员可能被抽走，同时可能得到补偿。</w:t>
-      </w:r>
-    </w:p>
-    <w:p>
-      <w:pPr>
-        <w:pStyle w:val="ListBullet"/>
-        <w:spacing w:before="0" w:after="80" w:line="300" w:lineRule="auto"/>
-        <w:ind w:left="540" w:hanging="271"/>
-      </w:pPr>
-      <w:r>
-        <w:rPr>
-          <w:rFonts w:ascii="Calibri" w:hAnsi="Calibri" w:eastAsia="Microsoft YaHei"/>
-          <w:sz w:val="21"/>
-        </w:rPr>
-        <w:t>风险提示：完全随机，可能换得更差；会消耗本轮购买权。</w:t>
+        <w:t>风险提示：目标金币为0时跳过，收益可能少于3。</w:t>
       </w:r>
     </w:p>
     <w:p>
@@ -7459,7 +7514,7 @@
           <w:color w:val="2E74B5"/>
           <w:sz w:val="26"/>
         </w:rPr>
-        <w:t>3.12 开饭啦</w:t>
+        <w:t>3.14 巨人杀手</w:t>
       </w:r>
     </w:p>
     <w:p>
@@ -7474,7 +7529,7 @@
           <w:color w:val="0B2545"/>
           <w:sz w:val="21"/>
         </w:rPr>
-        <w:t>定位：棱彩/经济 / 被动 / 自动。第3轮开始时，资金+3。</w:t>
+        <w:t>定位：棱彩/高费折扣 / 被动 / 4费和5费各一次。首次购买4费和5费卡时，各优惠1金币。</w:t>
       </w:r>
     </w:p>
     <w:p>
@@ -7502,7 +7557,21 @@
           <w:rFonts w:ascii="Calibri" w:hAnsi="Calibri" w:eastAsia="Microsoft YaHei"/>
           <w:sz w:val="21"/>
         </w:rPr>
-        <w:t>进入第3轮时自动生效。</w:t>
+        <w:t>购买4费或5费卡。</w:t>
+      </w:r>
+    </w:p>
+    <w:p>
+      <w:pPr>
+        <w:pStyle w:val="ListBullet"/>
+        <w:spacing w:before="0" w:after="80" w:line="300" w:lineRule="auto"/>
+        <w:ind w:left="540" w:hanging="271"/>
+      </w:pPr>
+      <w:r>
+        <w:rPr>
+          <w:rFonts w:ascii="Calibri" w:hAnsi="Calibri" w:eastAsia="Microsoft YaHei"/>
+          <w:sz w:val="21"/>
+        </w:rPr>
+        <w:t>对应费用折扣尚未使用。</w:t>
       </w:r>
     </w:p>
     <w:p>
@@ -7530,7 +7599,7 @@
           <w:rFonts w:ascii="Calibri" w:hAnsi="Calibri" w:eastAsia="Microsoft YaHei"/>
           <w:sz w:val="21"/>
         </w:rPr>
-        <w:t>系统在第3轮经济结算时增加3金币。</w:t>
+        <w:t>系统在购买结算时自动判断并减免。</w:t>
       </w:r>
     </w:p>
     <w:p>
@@ -7558,7 +7627,21 @@
           <w:rFonts w:ascii="Calibri" w:hAnsi="Calibri" w:eastAsia="Microsoft YaHei"/>
           <w:sz w:val="21"/>
         </w:rPr>
-        <w:t>适合前两轮保守，第三轮发力购买中高费。</w:t>
+        <w:t>鼓励追高费，尤其适合第三、四轮。</w:t>
+      </w:r>
+    </w:p>
+    <w:p>
+      <w:pPr>
+        <w:pStyle w:val="ListBullet"/>
+        <w:spacing w:before="0" w:after="80" w:line="300" w:lineRule="auto"/>
+        <w:ind w:left="540" w:hanging="271"/>
+      </w:pPr>
+      <w:r>
+        <w:rPr>
+          <w:rFonts w:ascii="Calibri" w:hAnsi="Calibri" w:eastAsia="Microsoft YaHei"/>
+          <w:sz w:val="21"/>
+        </w:rPr>
+        <w:t>与赞助回流叠加时高费购买经济压力明显降低。</w:t>
       </w:r>
     </w:p>
     <w:p>
@@ -7586,7 +7669,7 @@
           <w:rFonts w:ascii="Calibri" w:hAnsi="Calibri" w:eastAsia="Microsoft YaHei"/>
           <w:sz w:val="21"/>
         </w:rPr>
-        <w:t>第三轮前应预判其高费购买能力。</w:t>
+        <w:t>通过抢高费池或抬价干扰降低其折扣收益。</w:t>
       </w:r>
     </w:p>
     <w:p>
@@ -7600,7 +7683,7 @@
           <w:rFonts w:ascii="Calibri" w:hAnsi="Calibri" w:eastAsia="Microsoft YaHei"/>
           <w:sz w:val="21"/>
         </w:rPr>
-        <w:t>风险提示：前两轮没有即时收益。</w:t>
+        <w:t>风险提示：买不到4/5费时收益为0。</w:t>
       </w:r>
     </w:p>
     <w:p>
@@ -7614,7 +7697,7 @@
           <w:color w:val="2E74B5"/>
           <w:sz w:val="26"/>
         </w:rPr>
-        <w:t>3.13 吸血习性</w:t>
+        <w:t>3.15 舞会女王</w:t>
       </w:r>
     </w:p>
     <w:p>
@@ -7629,7 +7712,7 @@
           <w:color w:val="0B2545"/>
           <w:sz w:val="21"/>
         </w:rPr>
-        <w:t>定位：棱彩/经济干扰 / 手动 / 每局1次。从当前金币余额最高的三名其他队长处每人获得1金币，金币为0的队长跳过。</w:t>
+        <w:t>定位：棱彩/商店池 / 被动 / 每轮自动。本轮选人商店优先只抽3-5费卡；若同阵营3-5费不足以填满商店，则降级补足。</w:t>
       </w:r>
     </w:p>
     <w:p>
@@ -7657,7 +7740,7 @@
           <w:rFonts w:ascii="Calibri" w:hAnsi="Calibri" w:eastAsia="Microsoft YaHei"/>
           <w:sz w:val="21"/>
         </w:rPr>
-        <w:t>至少有其他队长金币大于0。</w:t>
+        <w:t>开店时同阵营存在3-5费可选选手。</w:t>
       </w:r>
     </w:p>
     <w:p>
@@ -7685,7 +7768,7 @@
           <w:rFonts w:ascii="Calibri" w:hAnsi="Calibri" w:eastAsia="Microsoft YaHei"/>
           <w:sz w:val="21"/>
         </w:rPr>
-        <w:t>裁判发动后系统按金币余额排序。</w:t>
+        <w:t>系统生成商店时优先从3-5费池抽取。</w:t>
       </w:r>
     </w:p>
     <w:p>
@@ -7699,7 +7782,7 @@
           <w:rFonts w:ascii="Calibri" w:hAnsi="Calibri" w:eastAsia="Microsoft YaHei"/>
           <w:sz w:val="21"/>
         </w:rPr>
-        <w:t>从最多三名其他队长各取1金币给使用者。</w:t>
+        <w:t>不足时按规则降级补足商店。</w:t>
       </w:r>
     </w:p>
     <w:p>
@@ -7727,7 +7810,7 @@
           <w:rFonts w:ascii="Calibri" w:hAnsi="Calibri" w:eastAsia="Microsoft YaHei"/>
           <w:sz w:val="21"/>
         </w:rPr>
-        <w:t>在高费轮前使用，能同时增强自己并削弱对手。</w:t>
+        <w:t>明显提高商店质量，适合有足够金币的队伍。</w:t>
       </w:r>
     </w:p>
     <w:p>
@@ -7741,7 +7824,7 @@
           <w:rFonts w:ascii="Calibri" w:hAnsi="Calibri" w:eastAsia="Microsoft YaHei"/>
           <w:sz w:val="21"/>
         </w:rPr>
-        <w:t>对金币差距大的局面收益明显。</w:t>
+        <w:t>与经济型海克斯搭配更强。</w:t>
       </w:r>
     </w:p>
     <w:p>
@@ -7769,7 +7852,7 @@
           <w:rFonts w:ascii="Calibri" w:hAnsi="Calibri" w:eastAsia="Microsoft YaHei"/>
           <w:sz w:val="21"/>
         </w:rPr>
-        <w:t>提前花钱或分散金币压力可降低被吸血损失。</w:t>
+        <w:t>通过抢占高费池降低其高费密度。</w:t>
       </w:r>
     </w:p>
     <w:p>
@@ -7783,7 +7866,7 @@
           <w:rFonts w:ascii="Calibri" w:hAnsi="Calibri" w:eastAsia="Microsoft YaHei"/>
           <w:sz w:val="21"/>
         </w:rPr>
-        <w:t>风险提示：目标金币为0时跳过，收益可能少于3。</w:t>
+        <w:t>风险提示：金币不足时看见高费也未必买得起。</w:t>
       </w:r>
     </w:p>
     <w:p>
@@ -7797,7 +7880,7 @@
           <w:color w:val="2E74B5"/>
           <w:sz w:val="26"/>
         </w:rPr>
-        <w:t>3.14 巨人杀手</w:t>
+        <w:t>3.16 摄影艺术家</w:t>
       </w:r>
     </w:p>
     <w:p>
@@ -7812,7 +7895,7 @@
           <w:color w:val="0B2545"/>
           <w:sz w:val="21"/>
         </w:rPr>
-        <w:t>定位：棱彩/高费折扣 / 被动 / 4费和5费各一次。首次购买4费和5费卡时，各优惠1金币。</w:t>
+        <w:t>定位：棱彩/刷新 / 被动 / 每轮1次。每轮拥有多一次免费刷新商店，刷新不累计。</w:t>
       </w:r>
     </w:p>
     <w:p>
@@ -7840,7 +7923,21 @@
           <w:rFonts w:ascii="Calibri" w:hAnsi="Calibri" w:eastAsia="Microsoft YaHei"/>
           <w:sz w:val="21"/>
         </w:rPr>
-        <w:t>购买4费或5费卡。</w:t>
+        <w:t>每轮刷新额度未使用。</w:t>
+      </w:r>
+    </w:p>
+    <w:p>
+      <w:pPr>
+        <w:spacing w:before="200" w:after="100" w:line="300" w:lineRule="auto"/>
+      </w:pPr>
+      <w:r>
+        <w:rPr>
+          <w:rFonts w:ascii="Calibri" w:hAnsi="Calibri" w:eastAsia="Microsoft YaHei"/>
+          <w:b/>
+          <w:color w:val="1F4D78"/>
+          <w:sz w:val="24"/>
+        </w:rPr>
+        <w:t>裁判执行流程</w:t>
       </w:r>
     </w:p>
     <w:p>
@@ -7854,7 +7951,7 @@
           <w:rFonts w:ascii="Calibri" w:hAnsi="Calibri" w:eastAsia="Microsoft YaHei"/>
           <w:sz w:val="21"/>
         </w:rPr>
-        <w:t>对应费用折扣尚未使用。</w:t>
+        <w:t>系统在刷新费用计算时给予一次额外免费刷新。</w:t>
       </w:r>
     </w:p>
     <w:p>
@@ -7868,7 +7965,7 @@
           <w:color w:val="1F4D78"/>
           <w:sz w:val="24"/>
         </w:rPr>
-        <w:t>裁判执行流程</w:t>
+        <w:t>队长攻略</w:t>
       </w:r>
     </w:p>
     <w:p>
@@ -7882,7 +7979,21 @@
           <w:rFonts w:ascii="Calibri" w:hAnsi="Calibri" w:eastAsia="Microsoft YaHei"/>
           <w:sz w:val="21"/>
         </w:rPr>
-        <w:t>系统在购买结算时自动判断并减免。</w:t>
+        <w:t>适合需要找特定费用或特定位置的阵容。</w:t>
+      </w:r>
+    </w:p>
+    <w:p>
+      <w:pPr>
+        <w:pStyle w:val="ListBullet"/>
+        <w:spacing w:before="0" w:after="80" w:line="300" w:lineRule="auto"/>
+        <w:ind w:left="540" w:hanging="271"/>
+      </w:pPr>
+      <w:r>
+        <w:rPr>
+          <w:rFonts w:ascii="Calibri" w:hAnsi="Calibri" w:eastAsia="Microsoft YaHei"/>
+          <w:sz w:val="21"/>
+        </w:rPr>
+        <w:t>每轮都应尽量用掉，因为不会累计。</w:t>
       </w:r>
     </w:p>
     <w:p>
@@ -7896,7 +8007,7 @@
           <w:color w:val="1F4D78"/>
           <w:sz w:val="24"/>
         </w:rPr>
-        <w:t>队长攻略</w:t>
+        <w:t>反制与风险</w:t>
       </w:r>
     </w:p>
     <w:p>
@@ -7910,7 +8021,7 @@
           <w:rFonts w:ascii="Calibri" w:hAnsi="Calibri" w:eastAsia="Microsoft YaHei"/>
           <w:sz w:val="21"/>
         </w:rPr>
-        <w:t>鼓励追高费，尤其适合第三、四轮。</w:t>
+        <w:t>对手要预估其更高的找卡能力。</w:t>
       </w:r>
     </w:p>
     <w:p>
@@ -7924,49 +8035,7 @@
           <w:rFonts w:ascii="Calibri" w:hAnsi="Calibri" w:eastAsia="Microsoft YaHei"/>
           <w:sz w:val="21"/>
         </w:rPr>
-        <w:t>与赞助回流叠加时高费购买经济压力明显降低。</w:t>
-      </w:r>
-    </w:p>
-    <w:p>
-      <w:pPr>
-        <w:spacing w:before="200" w:after="100" w:line="300" w:lineRule="auto"/>
-      </w:pPr>
-      <w:r>
-        <w:rPr>
-          <w:rFonts w:ascii="Calibri" w:hAnsi="Calibri" w:eastAsia="Microsoft YaHei"/>
-          <w:b/>
-          <w:color w:val="1F4D78"/>
-          <w:sz w:val="24"/>
-        </w:rPr>
-        <w:t>反制与风险</w:t>
-      </w:r>
-    </w:p>
-    <w:p>
-      <w:pPr>
-        <w:pStyle w:val="ListBullet"/>
-        <w:spacing w:before="0" w:after="80" w:line="300" w:lineRule="auto"/>
-        <w:ind w:left="540" w:hanging="271"/>
-      </w:pPr>
-      <w:r>
-        <w:rPr>
-          <w:rFonts w:ascii="Calibri" w:hAnsi="Calibri" w:eastAsia="Microsoft YaHei"/>
-          <w:sz w:val="21"/>
-        </w:rPr>
-        <w:t>通过抢高费池或抬价干扰降低其折扣收益。</w:t>
-      </w:r>
-    </w:p>
-    <w:p>
-      <w:pPr>
-        <w:pStyle w:val="ListBullet"/>
-        <w:spacing w:before="0" w:after="80" w:line="300" w:lineRule="auto"/>
-        <w:ind w:left="540" w:hanging="271"/>
-      </w:pPr>
-      <w:r>
-        <w:rPr>
-          <w:rFonts w:ascii="Calibri" w:hAnsi="Calibri" w:eastAsia="Microsoft YaHei"/>
-          <w:sz w:val="21"/>
-        </w:rPr>
-        <w:t>风险提示：买不到4/5费时收益为0。</w:t>
+        <w:t>风险提示：刷新不累计，错过本轮就浪费。</w:t>
       </w:r>
     </w:p>
     <w:p>
@@ -7980,7 +8049,7 @@
           <w:color w:val="2E74B5"/>
           <w:sz w:val="26"/>
         </w:rPr>
-        <w:t>3.15 舞会女王</w:t>
+        <w:t>3.17 贤者的博爱</w:t>
       </w:r>
     </w:p>
     <w:p>
@@ -7995,7 +8064,7 @@
           <w:color w:val="0B2545"/>
           <w:sz w:val="21"/>
         </w:rPr>
-        <w:t>定位：棱彩/商店池 / 被动 / 每轮自动。本轮选人商店优先只抽3-5费卡；若同阵营3-5费不足以填满商店，则降级补足。</w:t>
+        <w:t>定位：棱彩/经济刷新 / 被动 / 每个选人阶段。每个你的选人阶段，获得+n金币和+1可累计刷新次数，n为当前轮数。</w:t>
       </w:r>
     </w:p>
     <w:p>
@@ -8023,7 +8092,7 @@
           <w:rFonts w:ascii="Calibri" w:hAnsi="Calibri" w:eastAsia="Microsoft YaHei"/>
           <w:sz w:val="21"/>
         </w:rPr>
-        <w:t>开店时同阵营存在3-5费可选选手。</w:t>
+        <w:t>轮到该队长选人时自动结算。</w:t>
       </w:r>
     </w:p>
     <w:p>
@@ -8051,7 +8120,7 @@
           <w:rFonts w:ascii="Calibri" w:hAnsi="Calibri" w:eastAsia="Microsoft YaHei"/>
           <w:sz w:val="21"/>
         </w:rPr>
-        <w:t>系统生成商店时优先从3-5费池抽取。</w:t>
+        <w:t>第1轮获得1金币和1次刷新。</w:t>
       </w:r>
     </w:p>
     <w:p>
@@ -8065,7 +8134,7 @@
           <w:rFonts w:ascii="Calibri" w:hAnsi="Calibri" w:eastAsia="Microsoft YaHei"/>
           <w:sz w:val="21"/>
         </w:rPr>
-        <w:t>不足时按规则降级补足商店。</w:t>
+        <w:t>第2轮获得2金币和1次刷新，之后以此类推。</w:t>
       </w:r>
     </w:p>
     <w:p>
@@ -8093,7 +8162,7 @@
           <w:rFonts w:ascii="Calibri" w:hAnsi="Calibri" w:eastAsia="Microsoft YaHei"/>
           <w:sz w:val="21"/>
         </w:rPr>
-        <w:t>明显提高商店质量，适合有足够金币的队伍。</w:t>
+        <w:t>越往后越强，适合滚经济和找核心。</w:t>
       </w:r>
     </w:p>
     <w:p>
@@ -8107,7 +8176,7 @@
           <w:rFonts w:ascii="Calibri" w:hAnsi="Calibri" w:eastAsia="Microsoft YaHei"/>
           <w:sz w:val="21"/>
         </w:rPr>
-        <w:t>与经济型海克斯搭配更强。</w:t>
+        <w:t>刷新次数可累计，可在关键轮集中使用。</w:t>
       </w:r>
     </w:p>
     <w:p>
@@ -8135,7 +8204,7 @@
           <w:rFonts w:ascii="Calibri" w:hAnsi="Calibri" w:eastAsia="Microsoft YaHei"/>
           <w:sz w:val="21"/>
         </w:rPr>
-        <w:t>通过抢占高费池降低其高费密度。</w:t>
+        <w:t>不能让其舒服拖到后期；高费池压力会逐轮变大。</w:t>
       </w:r>
     </w:p>
     <w:p>
@@ -8149,7 +8218,7 @@
           <w:rFonts w:ascii="Calibri" w:hAnsi="Calibri" w:eastAsia="Microsoft YaHei"/>
           <w:sz w:val="21"/>
         </w:rPr>
-        <w:t>风险提示：金币不足时看见高费也未必买得起。</w:t>
+        <w:t>风险提示：需要进入自己选人阶段才结算。</w:t>
       </w:r>
     </w:p>
     <w:p>
@@ -8163,7 +8232,203 @@
           <w:color w:val="2E74B5"/>
           <w:sz w:val="26"/>
         </w:rPr>
-        <w:t>3.16 摄影艺术家</w:t>
+        <w:t>3.18 神秘贤者·启元</w:t>
+      </w:r>
+    </w:p>
+    <w:p>
+      <w:pPr>
+        <w:spacing w:before="0" w:after="100" w:line="300" w:lineRule="auto"/>
+      </w:pPr>
+      <w:r>
+        <w:t>定位：棱彩/顺位经济 / 自动 / 每轮最多1次。获得时初始资金+2；每轮开始自动提到第一顺位，原第一及后续顺延。</w:t>
+      </w:r>
+    </w:p>
+    <w:p>
+      <w:pPr>
+        <w:spacing w:before="200" w:after="100" w:line="300" w:lineRule="auto"/>
+      </w:pPr>
+      <w:r>
+        <w:rPr>
+          <w:rFonts w:ascii="Calibri" w:hAnsi="Calibri" w:eastAsia="Microsoft YaHei"/>
+          <w:b/>
+          <w:color w:val="1F4D78"/>
+          <w:sz w:val="24"/>
+        </w:rPr>
+        <w:t>发动条件</w:t>
+      </w:r>
+    </w:p>
+    <w:p>
+      <w:pPr>
+        <w:pStyle w:val="ListBullet"/>
+        <w:spacing w:before="0" w:after="80" w:line="300" w:lineRule="auto"/>
+        <w:ind w:left="540" w:hanging="271"/>
+      </w:pPr>
+      <w:r>
+        <w:t>每轮开始且商店未打开。</w:t>
+      </w:r>
+    </w:p>
+    <w:p>
+      <w:pPr>
+        <w:pStyle w:val="ListBullet"/>
+        <w:spacing w:before="0" w:after="80" w:line="300" w:lineRule="auto"/>
+        <w:ind w:left="540" w:hanging="271"/>
+      </w:pPr>
+      <w:r>
+        <w:t>持有者仍在本轮顺位中，且本轮尚未自动处理。</w:t>
+      </w:r>
+    </w:p>
+    <w:p>
+      <w:pPr>
+        <w:pStyle w:val="ListBullet"/>
+        <w:spacing w:before="0" w:after="80" w:line="300" w:lineRule="auto"/>
+        <w:ind w:left="540" w:hanging="271"/>
+      </w:pPr>
+      <w:r>
+        <w:t>持有者有合格行动窗口。</w:t>
+      </w:r>
+    </w:p>
+    <w:p>
+      <w:pPr>
+        <w:pStyle w:val="ListBullet"/>
+        <w:spacing w:before="0" w:after="80" w:line="300" w:lineRule="auto"/>
+        <w:ind w:left="540" w:hanging="271"/>
+      </w:pPr>
+      <w:r>
+        <w:t>若已是第一顺位或已无法前移，则只记录原因，不重复提位。</w:t>
+      </w:r>
+    </w:p>
+    <w:p>
+      <w:pPr>
+        <w:spacing w:before="200" w:after="100" w:line="300" w:lineRule="auto"/>
+      </w:pPr>
+      <w:r>
+        <w:rPr>
+          <w:rFonts w:ascii="Calibri" w:hAnsi="Calibri" w:eastAsia="Microsoft YaHei"/>
+          <w:b/>
+          <w:color w:val="1F4D78"/>
+          <w:sz w:val="24"/>
+        </w:rPr>
+        <w:t>裁判执行流程</w:t>
+      </w:r>
+    </w:p>
+    <w:p>
+      <w:pPr>
+        <w:pStyle w:val="ListBullet"/>
+        <w:spacing w:before="0" w:after="80" w:line="300" w:lineRule="auto"/>
+        <w:ind w:left="540" w:hanging="271"/>
+      </w:pPr>
+      <w:r>
+        <w:rPr>
+          <w:rFonts w:ascii="Calibri" w:hAnsi="Calibri" w:eastAsia="Microsoft YaHei"/>
+          <w:sz w:val="21"/>
+        </w:rPr>
+        <w:t>获得时系统给+2金币。</w:t>
+      </w:r>
+    </w:p>
+    <w:p>
+      <w:pPr>
+        <w:pStyle w:val="ListBullet"/>
+        <w:spacing w:before="0" w:after="80" w:line="300" w:lineRule="auto"/>
+        <w:ind w:left="540" w:hanging="271"/>
+      </w:pPr>
+      <w:r>
+        <w:t>每轮开始时系统自动检查并结算，不再允许手动发动。</w:t>
+      </w:r>
+    </w:p>
+    <w:p>
+      <w:pPr>
+        <w:pStyle w:val="ListBullet"/>
+        <w:spacing w:before="0" w:after="80" w:line="300" w:lineRule="auto"/>
+        <w:ind w:left="540" w:hanging="271"/>
+      </w:pPr>
+      <w:r>
+        <w:t>自动生效后重算本轮顺位，并显示居中提示弹窗。</w:t>
+      </w:r>
+    </w:p>
+    <w:p>
+      <w:pPr>
+        <w:spacing w:before="200" w:after="100" w:line="300" w:lineRule="auto"/>
+      </w:pPr>
+      <w:r>
+        <w:rPr>
+          <w:rFonts w:ascii="Calibri" w:hAnsi="Calibri" w:eastAsia="Microsoft YaHei"/>
+          <w:b/>
+          <w:color w:val="1F4D78"/>
+          <w:sz w:val="24"/>
+        </w:rPr>
+        <w:t>队长攻略</w:t>
+      </w:r>
+    </w:p>
+    <w:p>
+      <w:pPr>
+        <w:pStyle w:val="ListBullet"/>
+        <w:spacing w:before="0" w:after="80" w:line="300" w:lineRule="auto"/>
+        <w:ind w:left="540" w:hanging="271"/>
+      </w:pPr>
+      <w:r>
+        <w:rPr>
+          <w:rFonts w:ascii="Calibri" w:hAnsi="Calibri" w:eastAsia="Microsoft YaHei"/>
+          <w:sz w:val="21"/>
+        </w:rPr>
+        <w:t>用于抢关键池、抢高费或避开干扰。</w:t>
+      </w:r>
+    </w:p>
+    <w:p>
+      <w:pPr>
+        <w:pStyle w:val="ListBullet"/>
+        <w:spacing w:before="0" w:after="80" w:line="300" w:lineRule="auto"/>
+        <w:ind w:left="540" w:hanging="271"/>
+      </w:pPr>
+      <w:r>
+        <w:t>当前版本无需裁判询问；价值在于稳定抢到轮初第一顺位。</w:t>
+      </w:r>
+    </w:p>
+    <w:p>
+      <w:pPr>
+        <w:spacing w:before="200" w:after="100" w:line="300" w:lineRule="auto"/>
+      </w:pPr>
+      <w:r>
+        <w:rPr>
+          <w:rFonts w:ascii="Calibri" w:hAnsi="Calibri" w:eastAsia="Microsoft YaHei"/>
+          <w:b/>
+          <w:color w:val="1F4D78"/>
+          <w:sz w:val="24"/>
+        </w:rPr>
+        <w:t>反制与风险</w:t>
+      </w:r>
+    </w:p>
+    <w:p>
+      <w:pPr>
+        <w:pStyle w:val="ListBullet"/>
+        <w:spacing w:before="0" w:after="80" w:line="300" w:lineRule="auto"/>
+        <w:ind w:left="540" w:hanging="271"/>
+      </w:pPr>
+      <w:r>
+        <w:t>大炮已充能不能越过启元第一顺位，雷霆一击也不能指定启元持有或本轮受保护队长。</w:t>
+      </w:r>
+    </w:p>
+    <w:p>
+      <w:pPr>
+        <w:pStyle w:val="ListBullet"/>
+        <w:spacing w:before="0" w:after="80" w:line="300" w:lineRule="auto"/>
+        <w:ind w:left="540" w:hanging="271"/>
+      </w:pPr>
+      <w:r>
+        <w:t>风险提示：启元弹窗关闭前不会打开大炮已充能弹窗；裁判不要手动重复结算。</w:t>
+      </w:r>
+    </w:p>
+    <w:p>
+      <w:pPr>
+        <w:spacing w:before="280" w:after="140" w:line="300" w:lineRule="auto"/>
+      </w:pPr>
+      <w:r>
+        <w:rPr>
+          <w:rFonts w:ascii="Calibri" w:hAnsi="Calibri" w:eastAsia="Microsoft YaHei"/>
+          <w:b/>
+          <w:color w:val="2E74B5"/>
+          <w:sz w:val="26"/>
+        </w:rPr>
+        <w:t>3.19 神秘贤者·盲盒</w:t>
       </w:r>
     </w:p>
     <w:p>
@@ -8178,7 +8443,7 @@
           <w:color w:val="0B2545"/>
           <w:sz w:val="21"/>
         </w:rPr>
-        <w:t>定位：棱彩/刷新 / 被动 / 每轮1次。每轮拥有多一次免费刷新商店，刷新不累计。</w:t>
+        <w:t>定位：棱彩/盲抽 / 手动 / 每局1次。支付3金币，从同阵营2-5费可选选手中随机盲抽1人，消耗本轮购买权。</w:t>
       </w:r>
     </w:p>
     <w:p>
@@ -8206,7 +8471,49 @@
           <w:rFonts w:ascii="Calibri" w:hAnsi="Calibri" w:eastAsia="Microsoft YaHei"/>
           <w:sz w:val="21"/>
         </w:rPr>
-        <w:t>每轮刷新额度未使用。</w:t>
+        <w:t>商店未打开。</w:t>
+      </w:r>
+    </w:p>
+    <w:p>
+      <w:pPr>
+        <w:pStyle w:val="ListBullet"/>
+        <w:spacing w:before="0" w:after="80" w:line="300" w:lineRule="auto"/>
+        <w:ind w:left="540" w:hanging="271"/>
+      </w:pPr>
+      <w:r>
+        <w:rPr>
+          <w:rFonts w:ascii="Calibri" w:hAnsi="Calibri" w:eastAsia="Microsoft YaHei"/>
+          <w:sz w:val="21"/>
+        </w:rPr>
+        <w:t>本轮购买权未使用。</w:t>
+      </w:r>
+    </w:p>
+    <w:p>
+      <w:pPr>
+        <w:pStyle w:val="ListBullet"/>
+        <w:spacing w:before="0" w:after="80" w:line="300" w:lineRule="auto"/>
+        <w:ind w:left="540" w:hanging="271"/>
+      </w:pPr>
+      <w:r>
+        <w:rPr>
+          <w:rFonts w:ascii="Calibri" w:hAnsi="Calibri" w:eastAsia="Microsoft YaHei"/>
+          <w:sz w:val="21"/>
+        </w:rPr>
+        <w:t>金币至少3。</w:t>
+      </w:r>
+    </w:p>
+    <w:p>
+      <w:pPr>
+        <w:pStyle w:val="ListBullet"/>
+        <w:spacing w:before="0" w:after="80" w:line="300" w:lineRule="auto"/>
+        <w:ind w:left="540" w:hanging="271"/>
+      </w:pPr>
+      <w:r>
+        <w:rPr>
+          <w:rFonts w:ascii="Calibri" w:hAnsi="Calibri" w:eastAsia="Microsoft YaHei"/>
+          <w:sz w:val="21"/>
+        </w:rPr>
+        <w:t>同阵营存在2-5费可选选手。</w:t>
       </w:r>
     </w:p>
     <w:p>
@@ -8234,7 +8541,35 @@
           <w:rFonts w:ascii="Calibri" w:hAnsi="Calibri" w:eastAsia="Microsoft YaHei"/>
           <w:sz w:val="21"/>
         </w:rPr>
-        <w:t>系统在刷新费用计算时给予一次额外免费刷新。</w:t>
+        <w:t>裁判发动后扣除3金币。</w:t>
+      </w:r>
+    </w:p>
+    <w:p>
+      <w:pPr>
+        <w:pStyle w:val="ListBullet"/>
+        <w:spacing w:before="0" w:after="80" w:line="300" w:lineRule="auto"/>
+        <w:ind w:left="540" w:hanging="271"/>
+      </w:pPr>
+      <w:r>
+        <w:rPr>
+          <w:rFonts w:ascii="Calibri" w:hAnsi="Calibri" w:eastAsia="Microsoft YaHei"/>
+          <w:sz w:val="21"/>
+        </w:rPr>
+        <w:t>系统随机抽取同阵营2-5费选手入队。</w:t>
+      </w:r>
+    </w:p>
+    <w:p>
+      <w:pPr>
+        <w:pStyle w:val="ListBullet"/>
+        <w:spacing w:before="0" w:after="80" w:line="300" w:lineRule="auto"/>
+        <w:ind w:left="540" w:hanging="271"/>
+      </w:pPr>
+      <w:r>
+        <w:rPr>
+          <w:rFonts w:ascii="Calibri" w:hAnsi="Calibri" w:eastAsia="Microsoft YaHei"/>
+          <w:sz w:val="21"/>
+        </w:rPr>
+        <w:t>本轮购买权结束。</w:t>
       </w:r>
     </w:p>
     <w:p>
@@ -8262,7 +8597,7 @@
           <w:rFonts w:ascii="Calibri" w:hAnsi="Calibri" w:eastAsia="Microsoft YaHei"/>
           <w:sz w:val="21"/>
         </w:rPr>
-        <w:t>适合需要找特定费用或特定位置的阵容。</w:t>
+        <w:t>适合1费风险高或想绕开商店随机的情况。</w:t>
       </w:r>
     </w:p>
     <w:p>
@@ -8276,7 +8611,7 @@
           <w:rFonts w:ascii="Calibri" w:hAnsi="Calibri" w:eastAsia="Microsoft YaHei"/>
           <w:sz w:val="21"/>
         </w:rPr>
-        <w:t>每轮都应尽量用掉，因为不会累计。</w:t>
+        <w:t>池中高费比例越高越值得。</w:t>
       </w:r>
     </w:p>
     <w:p>
@@ -8304,7 +8639,7 @@
           <w:rFonts w:ascii="Calibri" w:hAnsi="Calibri" w:eastAsia="Microsoft YaHei"/>
           <w:sz w:val="21"/>
         </w:rPr>
-        <w:t>对手要预估其更高的找卡能力。</w:t>
+        <w:t>对手应关注该阵营2-5费池剩余质量。</w:t>
       </w:r>
     </w:p>
     <w:p>
@@ -8318,7 +8653,7 @@
           <w:rFonts w:ascii="Calibri" w:hAnsi="Calibri" w:eastAsia="Microsoft YaHei"/>
           <w:sz w:val="21"/>
         </w:rPr>
-        <w:t>风险提示：刷新不累计，错过本轮就浪费。</w:t>
+        <w:t>风险提示：随机且消耗购买权，低质量池不建议使用。</w:t>
       </w:r>
     </w:p>
     <w:p>
@@ -8332,7 +8667,7 @@
           <w:color w:val="2E74B5"/>
           <w:sz w:val="26"/>
         </w:rPr>
-        <w:t>3.17 贤者的博爱</w:t>
+        <w:t>3.20 质变：黄金阶</w:t>
       </w:r>
     </w:p>
     <w:p>
@@ -8347,7 +8682,7 @@
           <w:color w:val="0B2545"/>
           <w:sz w:val="21"/>
         </w:rPr>
-        <w:t>定位：棱彩/经济刷新 / 被动 / 每个选人阶段。每个你的选人阶段，获得+n金币和+1可累计刷新次数，n为当前轮数。</w:t>
+        <w:t>定位：黄金/质变 / 手动 / 每局1次。商店打开前免费发动，从同阵营4费可选池随机获得1人，消耗本轮购买权。</w:t>
       </w:r>
     </w:p>
     <w:p>
@@ -8375,7 +8710,35 @@
           <w:rFonts w:ascii="Calibri" w:hAnsi="Calibri" w:eastAsia="Microsoft YaHei"/>
           <w:sz w:val="21"/>
         </w:rPr>
-        <w:t>轮到该队长选人时自动结算。</w:t>
+        <w:t>商店未打开。</w:t>
+      </w:r>
+    </w:p>
+    <w:p>
+      <w:pPr>
+        <w:pStyle w:val="ListBullet"/>
+        <w:spacing w:before="0" w:after="80" w:line="300" w:lineRule="auto"/>
+        <w:ind w:left="540" w:hanging="271"/>
+      </w:pPr>
+      <w:r>
+        <w:rPr>
+          <w:rFonts w:ascii="Calibri" w:hAnsi="Calibri" w:eastAsia="Microsoft YaHei"/>
+          <w:sz w:val="21"/>
+        </w:rPr>
+        <w:t>本轮购买权未使用。</w:t>
+      </w:r>
+    </w:p>
+    <w:p>
+      <w:pPr>
+        <w:pStyle w:val="ListBullet"/>
+        <w:spacing w:before="0" w:after="80" w:line="300" w:lineRule="auto"/>
+        <w:ind w:left="540" w:hanging="271"/>
+      </w:pPr>
+      <w:r>
+        <w:rPr>
+          <w:rFonts w:ascii="Calibri" w:hAnsi="Calibri" w:eastAsia="Microsoft YaHei"/>
+          <w:sz w:val="21"/>
+        </w:rPr>
+        <w:t>同阵营有4费可选选手。</w:t>
       </w:r>
     </w:p>
     <w:p>
@@ -8403,7 +8766,7 @@
           <w:rFonts w:ascii="Calibri" w:hAnsi="Calibri" w:eastAsia="Microsoft YaHei"/>
           <w:sz w:val="21"/>
         </w:rPr>
-        <w:t>第1轮获得1金币和1次刷新。</w:t>
+        <w:t>裁判发动。</w:t>
       </w:r>
     </w:p>
     <w:p>
@@ -8417,7 +8780,21 @@
           <w:rFonts w:ascii="Calibri" w:hAnsi="Calibri" w:eastAsia="Microsoft YaHei"/>
           <w:sz w:val="21"/>
         </w:rPr>
-        <w:t>第2轮获得2金币和1次刷新，之后以此类推。</w:t>
+        <w:t>系统随机分配1名同阵营4费选手。</w:t>
+      </w:r>
+    </w:p>
+    <w:p>
+      <w:pPr>
+        <w:pStyle w:val="ListBullet"/>
+        <w:spacing w:before="0" w:after="80" w:line="300" w:lineRule="auto"/>
+        <w:ind w:left="540" w:hanging="271"/>
+      </w:pPr>
+      <w:r>
+        <w:rPr>
+          <w:rFonts w:ascii="Calibri" w:hAnsi="Calibri" w:eastAsia="Microsoft YaHei"/>
+          <w:sz w:val="21"/>
+        </w:rPr>
+        <w:t>本轮购买权结束。</w:t>
       </w:r>
     </w:p>
     <w:p>
@@ -8445,7 +8822,7 @@
           <w:rFonts w:ascii="Calibri" w:hAnsi="Calibri" w:eastAsia="Microsoft YaHei"/>
           <w:sz w:val="21"/>
         </w:rPr>
-        <w:t>越往后越强，适合滚经济和找核心。</w:t>
+        <w:t>在4费池质量高时是稳定跳档。</w:t>
       </w:r>
     </w:p>
     <w:p>
@@ -8459,7 +8836,7 @@
           <w:rFonts w:ascii="Calibri" w:hAnsi="Calibri" w:eastAsia="Microsoft YaHei"/>
           <w:sz w:val="21"/>
         </w:rPr>
-        <w:t>刷新次数可累计，可在关键轮集中使用。</w:t>
+        <w:t>适合不想承担商店刷不到4费的风险。</w:t>
       </w:r>
     </w:p>
     <w:p>
@@ -8487,7 +8864,7 @@
           <w:rFonts w:ascii="Calibri" w:hAnsi="Calibri" w:eastAsia="Microsoft YaHei"/>
           <w:sz w:val="21"/>
         </w:rPr>
-        <w:t>不能让其舒服拖到后期；高费池压力会逐轮变大。</w:t>
+        <w:t>抢占4费池能明显削弱其价值。</w:t>
       </w:r>
     </w:p>
     <w:p>
@@ -8501,7 +8878,7 @@
           <w:rFonts w:ascii="Calibri" w:hAnsi="Calibri" w:eastAsia="Microsoft YaHei"/>
           <w:sz w:val="21"/>
         </w:rPr>
-        <w:t>风险提示：需要进入自己选人阶段才结算。</w:t>
+        <w:t>风险提示：免费但消耗本轮选人。</w:t>
       </w:r>
     </w:p>
     <w:p>
@@ -8515,7 +8892,7 @@
           <w:color w:val="2E74B5"/>
           <w:sz w:val="26"/>
         </w:rPr>
-        <w:t>3.18 神秘贤者·启元</w:t>
+        <w:t>3.21 质变：棱彩阶</w:t>
       </w:r>
     </w:p>
     <w:p>
@@ -8530,7 +8907,7 @@
           <w:color w:val="0B2545"/>
           <w:sz w:val="21"/>
         </w:rPr>
-        <w:t>定位：棱彩/顺位经济 / 手动 / 每轮最多1次。获得时初始资金+2；每轮可选择是否提到第一顺位，原第一及后续顺延。</w:t>
+        <w:t>定位：棱彩/质变 / 手动 / 每局1次。商店打开前免费发动，从同阵营5费可选池随机获得1人，消耗本轮购买权。</w:t>
       </w:r>
     </w:p>
     <w:p>
@@ -8572,7 +8949,7 @@
           <w:rFonts w:ascii="Calibri" w:hAnsi="Calibri" w:eastAsia="Microsoft YaHei"/>
           <w:sz w:val="21"/>
         </w:rPr>
-        <w:t>本轮尚未行动。</w:t>
+        <w:t>本轮购买权未使用。</w:t>
       </w:r>
     </w:p>
     <w:p>
@@ -8586,7 +8963,21 @@
           <w:rFonts w:ascii="Calibri" w:hAnsi="Calibri" w:eastAsia="Microsoft YaHei"/>
           <w:sz w:val="21"/>
         </w:rPr>
-        <w:t>当前队长仍在本轮当前或后续顺位中。</w:t>
+        <w:t>同阵营有5费可选选手。</w:t>
+      </w:r>
+    </w:p>
+    <w:p>
+      <w:pPr>
+        <w:spacing w:before="200" w:after="100" w:line="300" w:lineRule="auto"/>
+      </w:pPr>
+      <w:r>
+        <w:rPr>
+          <w:rFonts w:ascii="Calibri" w:hAnsi="Calibri" w:eastAsia="Microsoft YaHei"/>
+          <w:b/>
+          <w:color w:val="1F4D78"/>
+          <w:sz w:val="24"/>
+        </w:rPr>
+        <w:t>裁判执行流程</w:t>
       </w:r>
     </w:p>
     <w:p>
@@ -8600,7 +8991,35 @@
           <w:rFonts w:ascii="Calibri" w:hAnsi="Calibri" w:eastAsia="Microsoft YaHei"/>
           <w:sz w:val="21"/>
         </w:rPr>
-        <w:t>若已是第一顺位则无需发动。</w:t>
+        <w:t>裁判发动。</w:t>
+      </w:r>
+    </w:p>
+    <w:p>
+      <w:pPr>
+        <w:pStyle w:val="ListBullet"/>
+        <w:spacing w:before="0" w:after="80" w:line="300" w:lineRule="auto"/>
+        <w:ind w:left="540" w:hanging="271"/>
+      </w:pPr>
+      <w:r>
+        <w:rPr>
+          <w:rFonts w:ascii="Calibri" w:hAnsi="Calibri" w:eastAsia="Microsoft YaHei"/>
+          <w:sz w:val="21"/>
+        </w:rPr>
+        <w:t>系统随机分配1名同阵营5费选手。</w:t>
+      </w:r>
+    </w:p>
+    <w:p>
+      <w:pPr>
+        <w:pStyle w:val="ListBullet"/>
+        <w:spacing w:before="0" w:after="80" w:line="300" w:lineRule="auto"/>
+        <w:ind w:left="540" w:hanging="271"/>
+      </w:pPr>
+      <w:r>
+        <w:rPr>
+          <w:rFonts w:ascii="Calibri" w:hAnsi="Calibri" w:eastAsia="Microsoft YaHei"/>
+          <w:sz w:val="21"/>
+        </w:rPr>
+        <w:t>本轮购买权结束。</w:t>
       </w:r>
     </w:p>
     <w:p>
@@ -8614,7 +9033,7 @@
           <w:color w:val="1F4D78"/>
           <w:sz w:val="24"/>
         </w:rPr>
-        <w:t>裁判执行流程</w:t>
+        <w:t>队长攻略</w:t>
       </w:r>
     </w:p>
     <w:p>
@@ -8628,7 +9047,7 @@
           <w:rFonts w:ascii="Calibri" w:hAnsi="Calibri" w:eastAsia="Microsoft YaHei"/>
           <w:sz w:val="21"/>
         </w:rPr>
-        <w:t>获得时系统给+2金币。</w:t>
+        <w:t>用于直接冲顶级选手。</w:t>
       </w:r>
     </w:p>
     <w:p>
@@ -8642,7 +9061,21 @@
           <w:rFonts w:ascii="Calibri" w:hAnsi="Calibri" w:eastAsia="Microsoft YaHei"/>
           <w:sz w:val="21"/>
         </w:rPr>
-        <w:t>每轮开始前或轮到前，由裁判询问是否发动。</w:t>
+        <w:t>越早发动越可能拿到高价值5费。</w:t>
+      </w:r>
+    </w:p>
+    <w:p>
+      <w:pPr>
+        <w:spacing w:before="200" w:after="100" w:line="300" w:lineRule="auto"/>
+      </w:pPr>
+      <w:r>
+        <w:rPr>
+          <w:rFonts w:ascii="Calibri" w:hAnsi="Calibri" w:eastAsia="Microsoft YaHei"/>
+          <w:b/>
+          <w:color w:val="1F4D78"/>
+          <w:sz w:val="24"/>
+        </w:rPr>
+        <w:t>反制与风险</w:t>
       </w:r>
     </w:p>
     <w:p>
@@ -8656,21 +9089,7 @@
           <w:rFonts w:ascii="Calibri" w:hAnsi="Calibri" w:eastAsia="Microsoft YaHei"/>
           <w:sz w:val="21"/>
         </w:rPr>
-        <w:t>发动后重算本轮顺位，使用者提到第一。</w:t>
-      </w:r>
-    </w:p>
-    <w:p>
-      <w:pPr>
-        <w:spacing w:before="200" w:after="100" w:line="300" w:lineRule="auto"/>
-      </w:pPr>
-      <w:r>
-        <w:rPr>
-          <w:rFonts w:ascii="Calibri" w:hAnsi="Calibri" w:eastAsia="Microsoft YaHei"/>
-          <w:b/>
-          <w:color w:val="1F4D78"/>
-          <w:sz w:val="24"/>
-        </w:rPr>
-        <w:t>队长攻略</w:t>
+        <w:t>优先抢5费池或用干扰压制其后续阵容补强。</w:t>
       </w:r>
     </w:p>
     <w:p>
@@ -8684,63 +9103,7 @@
           <w:rFonts w:ascii="Calibri" w:hAnsi="Calibri" w:eastAsia="Microsoft YaHei"/>
           <w:sz w:val="21"/>
         </w:rPr>
-        <w:t>用于抢关键池、抢高费或避开干扰。</w:t>
-      </w:r>
-    </w:p>
-    <w:p>
-      <w:pPr>
-        <w:pStyle w:val="ListBullet"/>
-        <w:spacing w:before="0" w:after="80" w:line="300" w:lineRule="auto"/>
-        <w:ind w:left="540" w:hanging="271"/>
-      </w:pPr>
-      <w:r>
-        <w:rPr>
-          <w:rFonts w:ascii="Calibri" w:hAnsi="Calibri" w:eastAsia="Microsoft YaHei"/>
-          <w:sz w:val="21"/>
-        </w:rPr>
-        <w:t>不必每轮都用，关键轮提前最有价值。</w:t>
-      </w:r>
-    </w:p>
-    <w:p>
-      <w:pPr>
-        <w:spacing w:before="200" w:after="100" w:line="300" w:lineRule="auto"/>
-      </w:pPr>
-      <w:r>
-        <w:rPr>
-          <w:rFonts w:ascii="Calibri" w:hAnsi="Calibri" w:eastAsia="Microsoft YaHei"/>
-          <w:b/>
-          <w:color w:val="1F4D78"/>
-          <w:sz w:val="24"/>
-        </w:rPr>
-        <w:t>反制与风险</w:t>
-      </w:r>
-    </w:p>
-    <w:p>
-      <w:pPr>
-        <w:pStyle w:val="ListBullet"/>
-        <w:spacing w:before="0" w:after="80" w:line="300" w:lineRule="auto"/>
-        <w:ind w:left="540" w:hanging="271"/>
-      </w:pPr>
-      <w:r>
-        <w:rPr>
-          <w:rFonts w:ascii="Calibri" w:hAnsi="Calibri" w:eastAsia="Microsoft YaHei"/>
-          <w:sz w:val="21"/>
-        </w:rPr>
-        <w:t>顺位类反制需要在其开店前完成，且注意启元优先级较高。</w:t>
-      </w:r>
-    </w:p>
-    <w:p>
-      <w:pPr>
-        <w:pStyle w:val="ListBullet"/>
-        <w:spacing w:before="0" w:after="80" w:line="300" w:lineRule="auto"/>
-        <w:ind w:left="540" w:hanging="271"/>
-      </w:pPr>
-      <w:r>
-        <w:rPr>
-          <w:rFonts w:ascii="Calibri" w:hAnsi="Calibri" w:eastAsia="Microsoft YaHei"/>
-          <w:sz w:val="21"/>
-        </w:rPr>
-        <w:t>风险提示：商店打开后不能补用；每轮已使用后不能重复。</w:t>
+        <w:t>风险提示：目标池为空时不能发动；随机不保证拿到最强。</w:t>
       </w:r>
     </w:p>
     <w:p>
@@ -8754,7 +9117,7 @@
           <w:color w:val="2E74B5"/>
           <w:sz w:val="26"/>
         </w:rPr>
-        <w:t>3.19 神秘贤者·盲盒</w:t>
+        <w:t>3.22 知识来源于分解</w:t>
       </w:r>
     </w:p>
     <w:p>
@@ -8769,7 +9132,7 @@
           <w:color w:val="0B2545"/>
           <w:sz w:val="21"/>
         </w:rPr>
-        <w:t>定位：棱彩/盲抽 / 手动 / 每局1次。支付3金币，从同阵营2-5费可选选手中随机盲抽1人，消耗本轮购买权。</w:t>
+        <w:t>定位：棱彩/成长自选 / 手动 / 层数驱动。每个你的选人阶段获得1层解构，最多3层；满3层后可消耗全部层数自选高费选手，金币不足时可分解队内2/3费队员抵扣。</w:t>
       </w:r>
     </w:p>
     <w:p>
@@ -8797,7 +9160,7 @@
           <w:rFonts w:ascii="Calibri" w:hAnsi="Calibri" w:eastAsia="Microsoft YaHei"/>
           <w:sz w:val="21"/>
         </w:rPr>
-        <w:t>商店未打开。</w:t>
+        <w:t>解构层数达到3。</w:t>
       </w:r>
     </w:p>
     <w:p>
@@ -8811,7 +9174,7 @@
           <w:rFonts w:ascii="Calibri" w:hAnsi="Calibri" w:eastAsia="Microsoft YaHei"/>
           <w:sz w:val="21"/>
         </w:rPr>
-        <w:t>本轮购买权未使用。</w:t>
+        <w:t>存在4/5费可选目标；若没有则顺延3费、2费。</w:t>
       </w:r>
     </w:p>
     <w:p>
@@ -8825,7 +9188,21 @@
           <w:rFonts w:ascii="Calibri" w:hAnsi="Calibri" w:eastAsia="Microsoft YaHei"/>
           <w:sz w:val="21"/>
         </w:rPr>
-        <w:t>金币至少3。</w:t>
+        <w:t>需要正常支付费用；金币不足时必须选择可分解2/3费队员抵扣。</w:t>
+      </w:r>
+    </w:p>
+    <w:p>
+      <w:pPr>
+        <w:spacing w:before="200" w:after="100" w:line="300" w:lineRule="auto"/>
+      </w:pPr>
+      <w:r>
+        <w:rPr>
+          <w:rFonts w:ascii="Calibri" w:hAnsi="Calibri" w:eastAsia="Microsoft YaHei"/>
+          <w:b/>
+          <w:color w:val="1F4D78"/>
+          <w:sz w:val="24"/>
+        </w:rPr>
+        <w:t>裁判执行流程</w:t>
       </w:r>
     </w:p>
     <w:p>
@@ -8839,7 +9216,49 @@
           <w:rFonts w:ascii="Calibri" w:hAnsi="Calibri" w:eastAsia="Microsoft YaHei"/>
           <w:sz w:val="21"/>
         </w:rPr>
-        <w:t>同阵营存在2-5费可选选手。</w:t>
+        <w:t>每次轮到持有者选人开始时自动+1层。</w:t>
+      </w:r>
+    </w:p>
+    <w:p>
+      <w:pPr>
+        <w:pStyle w:val="ListBullet"/>
+        <w:spacing w:before="0" w:after="80" w:line="300" w:lineRule="auto"/>
+        <w:ind w:left="540" w:hanging="271"/>
+      </w:pPr>
+      <w:r>
+        <w:rPr>
+          <w:rFonts w:ascii="Calibri" w:hAnsi="Calibri" w:eastAsia="Microsoft YaHei"/>
+          <w:sz w:val="21"/>
+        </w:rPr>
+        <w:t>满3层后裁判选择目标选手。</w:t>
+      </w:r>
+    </w:p>
+    <w:p>
+      <w:pPr>
+        <w:pStyle w:val="ListBullet"/>
+        <w:spacing w:before="0" w:after="80" w:line="300" w:lineRule="auto"/>
+        <w:ind w:left="540" w:hanging="271"/>
+      </w:pPr>
+      <w:r>
+        <w:rPr>
+          <w:rFonts w:ascii="Calibri" w:hAnsi="Calibri" w:eastAsia="Microsoft YaHei"/>
+          <w:sz w:val="21"/>
+        </w:rPr>
+        <w:t>如金币不足，选择队内2/3费队员分解，该队员回到可选池。</w:t>
+      </w:r>
+    </w:p>
+    <w:p>
+      <w:pPr>
+        <w:pStyle w:val="ListBullet"/>
+        <w:spacing w:before="0" w:after="80" w:line="300" w:lineRule="auto"/>
+        <w:ind w:left="540" w:hanging="271"/>
+      </w:pPr>
+      <w:r>
+        <w:rPr>
+          <w:rFonts w:ascii="Calibri" w:hAnsi="Calibri" w:eastAsia="Microsoft YaHei"/>
+          <w:sz w:val="21"/>
+        </w:rPr>
+        <w:t>购买目标后解构归零。</w:t>
       </w:r>
     </w:p>
     <w:p>
@@ -8853,7 +9272,7 @@
           <w:color w:val="1F4D78"/>
           <w:sz w:val="24"/>
         </w:rPr>
-        <w:t>裁判执行流程</w:t>
+        <w:t>队长攻略</w:t>
       </w:r>
     </w:p>
     <w:p>
@@ -8867,7 +9286,7 @@
           <w:rFonts w:ascii="Calibri" w:hAnsi="Calibri" w:eastAsia="Microsoft YaHei"/>
           <w:sz w:val="21"/>
         </w:rPr>
-        <w:t>裁判发动后扣除3金币。</w:t>
+        <w:t>强在后期精准自选，适合围绕核心高费构筑。</w:t>
       </w:r>
     </w:p>
     <w:p>
@@ -8881,7 +9300,21 @@
           <w:rFonts w:ascii="Calibri" w:hAnsi="Calibri" w:eastAsia="Microsoft YaHei"/>
           <w:sz w:val="21"/>
         </w:rPr>
-        <w:t>系统随机抽取同阵营2-5费选手入队。</w:t>
+        <w:t>保留一名2/3费队员可作为后续抵扣资源。</w:t>
+      </w:r>
+    </w:p>
+    <w:p>
+      <w:pPr>
+        <w:spacing w:before="200" w:after="100" w:line="300" w:lineRule="auto"/>
+      </w:pPr>
+      <w:r>
+        <w:rPr>
+          <w:rFonts w:ascii="Calibri" w:hAnsi="Calibri" w:eastAsia="Microsoft YaHei"/>
+          <w:b/>
+          <w:color w:val="1F4D78"/>
+          <w:sz w:val="24"/>
+        </w:rPr>
+        <w:t>反制与风险</w:t>
       </w:r>
     </w:p>
     <w:p>
@@ -8895,21 +9328,7 @@
           <w:rFonts w:ascii="Calibri" w:hAnsi="Calibri" w:eastAsia="Microsoft YaHei"/>
           <w:sz w:val="21"/>
         </w:rPr>
-        <w:t>本轮购买权结束。</w:t>
-      </w:r>
-    </w:p>
-    <w:p>
-      <w:pPr>
-        <w:spacing w:before="200" w:after="100" w:line="300" w:lineRule="auto"/>
-      </w:pPr>
-      <w:r>
-        <w:rPr>
-          <w:rFonts w:ascii="Calibri" w:hAnsi="Calibri" w:eastAsia="Microsoft YaHei"/>
-          <w:b/>
-          <w:color w:val="1F4D78"/>
-          <w:sz w:val="24"/>
-        </w:rPr>
-        <w:t>队长攻略</w:t>
+        <w:t>在其满3层前抢走关键高费。</w:t>
       </w:r>
     </w:p>
     <w:p>
@@ -8923,63 +9342,7 @@
           <w:rFonts w:ascii="Calibri" w:hAnsi="Calibri" w:eastAsia="Microsoft YaHei"/>
           <w:sz w:val="21"/>
         </w:rPr>
-        <w:t>适合1费风险高或想绕开商店随机的情况。</w:t>
-      </w:r>
-    </w:p>
-    <w:p>
-      <w:pPr>
-        <w:pStyle w:val="ListBullet"/>
-        <w:spacing w:before="0" w:after="80" w:line="300" w:lineRule="auto"/>
-        <w:ind w:left="540" w:hanging="271"/>
-      </w:pPr>
-      <w:r>
-        <w:rPr>
-          <w:rFonts w:ascii="Calibri" w:hAnsi="Calibri" w:eastAsia="Microsoft YaHei"/>
-          <w:sz w:val="21"/>
-        </w:rPr>
-        <w:t>池中高费比例越高越值得。</w:t>
-      </w:r>
-    </w:p>
-    <w:p>
-      <w:pPr>
-        <w:spacing w:before="200" w:after="100" w:line="300" w:lineRule="auto"/>
-      </w:pPr>
-      <w:r>
-        <w:rPr>
-          <w:rFonts w:ascii="Calibri" w:hAnsi="Calibri" w:eastAsia="Microsoft YaHei"/>
-          <w:b/>
-          <w:color w:val="1F4D78"/>
-          <w:sz w:val="24"/>
-        </w:rPr>
-        <w:t>反制与风险</w:t>
-      </w:r>
-    </w:p>
-    <w:p>
-      <w:pPr>
-        <w:pStyle w:val="ListBullet"/>
-        <w:spacing w:before="0" w:after="80" w:line="300" w:lineRule="auto"/>
-        <w:ind w:left="540" w:hanging="271"/>
-      </w:pPr>
-      <w:r>
-        <w:rPr>
-          <w:rFonts w:ascii="Calibri" w:hAnsi="Calibri" w:eastAsia="Microsoft YaHei"/>
-          <w:sz w:val="21"/>
-        </w:rPr>
-        <w:t>对手应关注该阵营2-5费池剩余质量。</w:t>
-      </w:r>
-    </w:p>
-    <w:p>
-      <w:pPr>
-        <w:pStyle w:val="ListBullet"/>
-        <w:spacing w:before="0" w:after="80" w:line="300" w:lineRule="auto"/>
-        <w:ind w:left="540" w:hanging="271"/>
-      </w:pPr>
-      <w:r>
-        <w:rPr>
-          <w:rFonts w:ascii="Calibri" w:hAnsi="Calibri" w:eastAsia="Microsoft YaHei"/>
-          <w:sz w:val="21"/>
-        </w:rPr>
-        <w:t>风险提示：随机且消耗购买权，低质量池不建议使用。</w:t>
+        <w:t>风险提示：不可分解队长；目标费用仍需支付或抵扣。</w:t>
       </w:r>
     </w:p>
     <w:p>
@@ -8993,7 +9356,7 @@
           <w:color w:val="2E74B5"/>
           <w:sz w:val="26"/>
         </w:rPr>
-        <w:t>3.20 质变：黄金阶</w:t>
+        <w:t>3.23 和我困在一起</w:t>
       </w:r>
     </w:p>
     <w:p>
@@ -9008,7 +9371,7 @@
           <w:color w:val="0B2545"/>
           <w:sz w:val="21"/>
         </w:rPr>
-        <w:t>定位：黄金/质变 / 手动 / 每局1次。商店打开前免费发动，从同阵营4费可选池随机获得1人，消耗本轮购买权。</w:t>
+        <w:t>定位：棱彩/延迟锁定 / 手动 / 每局1次。指定一名同阵营可选选手。若到你的下一轮选人开始时该选手仍在卡池，直接加入你的队伍并消耗本轮购买权。</w:t>
       </w:r>
     </w:p>
     <w:p>
@@ -9036,7 +9399,7 @@
           <w:rFonts w:ascii="Calibri" w:hAnsi="Calibri" w:eastAsia="Microsoft YaHei"/>
           <w:sz w:val="21"/>
         </w:rPr>
-        <w:t>商店未打开。</w:t>
+        <w:t>当前不是最后一轮。</w:t>
       </w:r>
     </w:p>
     <w:p>
@@ -9050,7 +9413,7 @@
           <w:rFonts w:ascii="Calibri" w:hAnsi="Calibri" w:eastAsia="Microsoft YaHei"/>
           <w:sz w:val="21"/>
         </w:rPr>
-        <w:t>本轮购买权未使用。</w:t>
+        <w:t>目标是同阵营可选选手。</w:t>
       </w:r>
     </w:p>
     <w:p>
@@ -9064,7 +9427,7 @@
           <w:rFonts w:ascii="Calibri" w:hAnsi="Calibri" w:eastAsia="Microsoft YaHei"/>
           <w:sz w:val="21"/>
         </w:rPr>
-        <w:t>同阵营有4费可选选手。</w:t>
+        <w:t>下一轮开始时目标仍未被买走。</w:t>
       </w:r>
     </w:p>
     <w:p>
@@ -9092,7 +9455,7 @@
           <w:rFonts w:ascii="Calibri" w:hAnsi="Calibri" w:eastAsia="Microsoft YaHei"/>
           <w:sz w:val="21"/>
         </w:rPr>
-        <w:t>裁判发动。</w:t>
+        <w:t>裁判选择目标选手。</w:t>
       </w:r>
     </w:p>
     <w:p>
@@ -9106,7 +9469,7 @@
           <w:rFonts w:ascii="Calibri" w:hAnsi="Calibri" w:eastAsia="Microsoft YaHei"/>
           <w:sz w:val="21"/>
         </w:rPr>
-        <w:t>系统随机分配1名同阵营4费选手。</w:t>
+        <w:t>系统登记下一轮检查。</w:t>
       </w:r>
     </w:p>
     <w:p>
@@ -9120,7 +9483,7 @@
           <w:rFonts w:ascii="Calibri" w:hAnsi="Calibri" w:eastAsia="Microsoft YaHei"/>
           <w:sz w:val="21"/>
         </w:rPr>
-        <w:t>本轮购买权结束。</w:t>
+        <w:t>若目标仍可选，下一轮自动入队并消耗购买权；否则效果失效。</w:t>
       </w:r>
     </w:p>
     <w:p>
@@ -9148,7 +9511,7 @@
           <w:rFonts w:ascii="Calibri" w:hAnsi="Calibri" w:eastAsia="Microsoft YaHei"/>
           <w:sz w:val="21"/>
         </w:rPr>
-        <w:t>在4费池质量高时是稳定跳档。</w:t>
+        <w:t>适合锁定别人不太会抢、但自己很需要的选手。</w:t>
       </w:r>
     </w:p>
     <w:p>
@@ -9162,7 +9525,7 @@
           <w:rFonts w:ascii="Calibri" w:hAnsi="Calibri" w:eastAsia="Microsoft YaHei"/>
           <w:sz w:val="21"/>
         </w:rPr>
-        <w:t>适合不想承担商店刷不到4费的风险。</w:t>
+        <w:t>目标越冷门，成功率越高。</w:t>
       </w:r>
     </w:p>
     <w:p>
@@ -9190,7 +9553,7 @@
           <w:rFonts w:ascii="Calibri" w:hAnsi="Calibri" w:eastAsia="Microsoft YaHei"/>
           <w:sz w:val="21"/>
         </w:rPr>
-        <w:t>抢占4费池能明显削弱其价值。</w:t>
+        <w:t>如果目标高价值，可以提前购买破坏其锁定。</w:t>
       </w:r>
     </w:p>
     <w:p>
@@ -9204,7 +9567,7 @@
           <w:rFonts w:ascii="Calibri" w:hAnsi="Calibri" w:eastAsia="Microsoft YaHei"/>
           <w:sz w:val="21"/>
         </w:rPr>
-        <w:t>风险提示：免费但消耗本轮选人。</w:t>
+        <w:t>风险提示：目标被买走则失效；最后一轮不能使用。</w:t>
       </w:r>
     </w:p>
     <w:p>
@@ -9218,7 +9581,7 @@
           <w:color w:val="2E74B5"/>
           <w:sz w:val="26"/>
         </w:rPr>
-        <w:t>3.21 质变：棱彩阶</w:t>
+        <w:t>3.24 骤雨 血雾 清风</w:t>
       </w:r>
     </w:p>
     <w:p>
@@ -9226,14 +9589,7 @@
         <w:spacing w:before="0" w:after="100" w:line="300" w:lineRule="auto"/>
       </w:pPr>
       <w:r>
-        <w:rPr>
-          <w:rFonts w:ascii="Calibri" w:hAnsi="Calibri" w:eastAsia="Microsoft YaHei"/>
-          <w:b/>
-          <w:i w:val="0"/>
-          <w:color w:val="0B2545"/>
-          <w:sz w:val="21"/>
-        </w:rPr>
-        <w:t>定位：棱彩/质变 / 手动 / 每局1次。商店打开前免费发动，从同阵营5费可选池随机获得1人，消耗本轮购买权。</w:t>
+        <w:t>定位：棱彩/暗信息 / 手动 / 每局1次。选择1名队长作为起点，按顺位环形向后影响最多3名仍有购买权且未满员的非使用者队长；本轮不足时顺延到下一轮。</w:t>
       </w:r>
     </w:p>
     <w:p>
@@ -9257,11 +9613,7 @@
         <w:ind w:left="540" w:hanging="271"/>
       </w:pPr>
       <w:r>
-        <w:rPr>
-          <w:rFonts w:ascii="Calibri" w:hAnsi="Calibri" w:eastAsia="Microsoft YaHei"/>
-          <w:sz w:val="21"/>
-        </w:rPr>
-        <w:t>商店未打开。</w:t>
+        <w:t>目标链中存在仍有购买权、未满员、非使用者且未持有海浪的队长。</w:t>
       </w:r>
     </w:p>
     <w:p>
@@ -9271,11 +9623,21 @@
         <w:ind w:left="540" w:hanging="271"/>
       </w:pPr>
       <w:r>
-        <w:rPr>
-          <w:rFonts w:ascii="Calibri" w:hAnsi="Calibri" w:eastAsia="Microsoft YaHei"/>
-          <w:sz w:val="21"/>
-        </w:rPr>
-        <w:t>本轮购买权未使用。</w:t>
+        <w:t>被影响目标下一次商店才生效；刷新商店不会清除血雾。</w:t>
+      </w:r>
+    </w:p>
+    <w:p>
+      <w:pPr>
+        <w:spacing w:before="200" w:after="100" w:line="300" w:lineRule="auto"/>
+      </w:pPr>
+      <w:r>
+        <w:rPr>
+          <w:rFonts w:ascii="Calibri" w:hAnsi="Calibri" w:eastAsia="Microsoft YaHei"/>
+          <w:b/>
+          <w:color w:val="1F4D78"/>
+          <w:sz w:val="24"/>
+        </w:rPr>
+        <w:t>裁判执行流程</w:t>
       </w:r>
     </w:p>
     <w:p>
@@ -9289,7 +9651,27 @@
           <w:rFonts w:ascii="Calibri" w:hAnsi="Calibri" w:eastAsia="Microsoft YaHei"/>
           <w:sz w:val="21"/>
         </w:rPr>
-        <w:t>同阵营有5费可选选手。</w:t>
+        <w:t>裁判选择起始目标。</w:t>
+      </w:r>
+    </w:p>
+    <w:p>
+      <w:pPr>
+        <w:pStyle w:val="ListBullet"/>
+        <w:spacing w:before="0" w:after="80" w:line="300" w:lineRule="auto"/>
+        <w:ind w:left="540" w:hanging="271"/>
+      </w:pPr>
+      <w:r>
+        <w:t>系统沿当前/下一轮最终顺位登记最多3名合法队长；遇到无购买权、满员、海浪持有者或使用者会跳过。</w:t>
+      </w:r>
+    </w:p>
+    <w:p>
+      <w:pPr>
+        <w:pStyle w:val="ListBullet"/>
+        <w:spacing w:before="0" w:after="80" w:line="300" w:lineRule="auto"/>
+        <w:ind w:left="540" w:hanging="271"/>
+      </w:pPr>
+      <w:r>
+        <w:t>这些队长下一次商店进入天气迷雾；购买或跳过导致购买权结束后清除，若购买权恢复则继续响应。</w:t>
       </w:r>
     </w:p>
     <w:p>
@@ -9303,7 +9685,7 @@
           <w:color w:val="1F4D78"/>
           <w:sz w:val="24"/>
         </w:rPr>
-        <w:t>裁判执行流程</w:t>
+        <w:t>队长攻略</w:t>
       </w:r>
     </w:p>
     <w:p>
@@ -9317,7 +9699,7 @@
           <w:rFonts w:ascii="Calibri" w:hAnsi="Calibri" w:eastAsia="Microsoft YaHei"/>
           <w:sz w:val="21"/>
         </w:rPr>
-        <w:t>裁判发动。</w:t>
+        <w:t>适合在关键轮打乱连续几个竞争对手。</w:t>
       </w:r>
     </w:p>
     <w:p>
@@ -9327,11 +9709,21 @@
         <w:ind w:left="540" w:hanging="271"/>
       </w:pPr>
       <w:r>
-        <w:rPr>
-          <w:rFonts w:ascii="Calibri" w:hAnsi="Calibri" w:eastAsia="Microsoft YaHei"/>
-          <w:sz w:val="21"/>
-        </w:rPr>
-        <w:t>系统随机分配1名同阵营5费选手。</w:t>
+        <w:t>优先选择即将行动且仍有购买权的目标链，注意启元会影响下一轮目标展开。</w:t>
+      </w:r>
+    </w:p>
+    <w:p>
+      <w:pPr>
+        <w:spacing w:before="200" w:after="100" w:line="300" w:lineRule="auto"/>
+      </w:pPr>
+      <w:r>
+        <w:rPr>
+          <w:rFonts w:ascii="Calibri" w:hAnsi="Calibri" w:eastAsia="Microsoft YaHei"/>
+          <w:b/>
+          <w:color w:val="1F4D78"/>
+          <w:sz w:val="24"/>
+        </w:rPr>
+        <w:t>反制与风险</w:t>
       </w:r>
     </w:p>
     <w:p>
@@ -9345,7 +9737,39 @@
           <w:rFonts w:ascii="Calibri" w:hAnsi="Calibri" w:eastAsia="Microsoft YaHei"/>
           <w:sz w:val="21"/>
         </w:rPr>
-        <w:t>本轮购买权结束。</w:t>
+        <w:t>被影响者应根据费用、阵营池剩余和队伍需求做概率判断。</w:t>
+      </w:r>
+    </w:p>
+    <w:p>
+      <w:pPr>
+        <w:pStyle w:val="ListBullet"/>
+        <w:spacing w:before="0" w:after="80" w:line="300" w:lineRule="auto"/>
+        <w:ind w:left="540" w:hanging="271"/>
+      </w:pPr>
+      <w:r>
+        <w:t>风险提示：不会影响使用者自己；海浪队伍不能被选中，目标链不足3人时会顺延或减少。</w:t>
+      </w:r>
+    </w:p>
+    <w:p>
+      <w:pPr>
+        <w:spacing w:before="280" w:after="140" w:line="300" w:lineRule="auto"/>
+      </w:pPr>
+      <w:r>
+        <w:rPr>
+          <w:rFonts w:ascii="Calibri" w:hAnsi="Calibri" w:eastAsia="Microsoft YaHei"/>
+          <w:b/>
+          <w:color w:val="2E74B5"/>
+          <w:sz w:val="26"/>
+        </w:rPr>
+        <w:t>3.25 雪定饿的喵</w:t>
+      </w:r>
+    </w:p>
+    <w:p>
+      <w:pPr>
+        <w:spacing w:before="0" w:after="100" w:line="300" w:lineRule="auto"/>
+      </w:pPr>
+      <w:r>
+        <w:t>定位：棱彩/信息扰乱 / 手动 / 每局1次。对非自己的任意未满员队长使用；目标下一次商店显示选手信息被打乱，费用不参与打乱，购买后按真实卡位费用结算并揭示真实选手。</w:t>
       </w:r>
     </w:p>
     <w:p>
@@ -9359,7 +9783,7 @@
           <w:color w:val="1F4D78"/>
           <w:sz w:val="24"/>
         </w:rPr>
-        <w:t>队长攻略</w:t>
+        <w:t>发动条件</w:t>
       </w:r>
     </w:p>
     <w:p>
@@ -9369,11 +9793,7 @@
         <w:ind w:left="540" w:hanging="271"/>
       </w:pPr>
       <w:r>
-        <w:rPr>
-          <w:rFonts w:ascii="Calibri" w:hAnsi="Calibri" w:eastAsia="Microsoft YaHei"/>
-          <w:sz w:val="21"/>
-        </w:rPr>
-        <w:t>用于直接冲顶级选手。</w:t>
+        <w:t>目标不是自己，且目标队伍未满员。</w:t>
       </w:r>
     </w:p>
     <w:p>
@@ -9387,7 +9807,7 @@
           <w:rFonts w:ascii="Calibri" w:hAnsi="Calibri" w:eastAsia="Microsoft YaHei"/>
           <w:sz w:val="21"/>
         </w:rPr>
-        <w:t>越早发动越可能拿到高价值5费。</w:t>
+        <w:t>目标下一次商店打开时生效。</w:t>
       </w:r>
     </w:p>
     <w:p>
@@ -9401,7 +9821,7 @@
           <w:color w:val="1F4D78"/>
           <w:sz w:val="24"/>
         </w:rPr>
-        <w:t>反制与风险</w:t>
+        <w:t>裁判执行流程</w:t>
       </w:r>
     </w:p>
     <w:p>
@@ -9415,7 +9835,7 @@
           <w:rFonts w:ascii="Calibri" w:hAnsi="Calibri" w:eastAsia="Microsoft YaHei"/>
           <w:sz w:val="21"/>
         </w:rPr>
-        <w:t>优先抢5费池或用干扰压制其后续阵容补强。</w:t>
+        <w:t>裁判选择目标队长。</w:t>
       </w:r>
     </w:p>
     <w:p>
@@ -9425,11 +9845,93 @@
         <w:ind w:left="540" w:hanging="271"/>
       </w:pPr>
       <w:r>
+        <w:t>目标开店后，商店显示身份只在本次商店卡内部乱序。</w:t>
+      </w:r>
+    </w:p>
+    <w:p>
+      <w:pPr>
+        <w:pStyle w:val="ListBullet"/>
+        <w:spacing w:before="0" w:after="80" w:line="300" w:lineRule="auto"/>
+        <w:ind w:left="540" w:hanging="271"/>
+      </w:pPr>
+      <w:r>
+        <w:t>目标按真实卡位费用购买，购买后系统揭示真实入队选手。若叠加加急调货，调货后重新映射显示身份。</w:t>
+      </w:r>
+    </w:p>
+    <w:p>
+      <w:pPr>
+        <w:spacing w:before="200" w:after="100" w:line="300" w:lineRule="auto"/>
+      </w:pPr>
+      <w:r>
+        <w:rPr>
+          <w:rFonts w:ascii="Calibri" w:hAnsi="Calibri" w:eastAsia="Microsoft YaHei"/>
+          <w:b/>
+          <w:color w:val="1F4D78"/>
+          <w:sz w:val="24"/>
+        </w:rPr>
+        <w:t>队长攻略</w:t>
+      </w:r>
+    </w:p>
+    <w:p>
+      <w:pPr>
+        <w:pStyle w:val="ListBullet"/>
+        <w:spacing w:before="0" w:after="80" w:line="300" w:lineRule="auto"/>
+        <w:ind w:left="540" w:hanging="271"/>
+      </w:pPr>
+      <w:r>
         <w:rPr>
           <w:rFonts w:ascii="Calibri" w:hAnsi="Calibri" w:eastAsia="Microsoft YaHei"/>
           <w:sz w:val="21"/>
         </w:rPr>
-        <w:t>风险提示：目标池为空时不能发动；随机不保证拿到最强。</w:t>
+        <w:t>用于打击依赖精确选人的队伍。</w:t>
+      </w:r>
+    </w:p>
+    <w:p>
+      <w:pPr>
+        <w:pStyle w:val="ListBullet"/>
+        <w:spacing w:before="0" w:after="80" w:line="300" w:lineRule="auto"/>
+        <w:ind w:left="540" w:hanging="271"/>
+      </w:pPr>
+      <w:r>
+        <w:rPr>
+          <w:rFonts w:ascii="Calibri" w:hAnsi="Calibri" w:eastAsia="Microsoft YaHei"/>
+          <w:sz w:val="21"/>
+        </w:rPr>
+        <w:t>目标越缺关键位置，越容易被扰乱。</w:t>
+      </w:r>
+    </w:p>
+    <w:p>
+      <w:pPr>
+        <w:spacing w:before="200" w:after="100" w:line="300" w:lineRule="auto"/>
+      </w:pPr>
+      <w:r>
+        <w:rPr>
+          <w:rFonts w:ascii="Calibri" w:hAnsi="Calibri" w:eastAsia="Microsoft YaHei"/>
+          <w:b/>
+          <w:color w:val="1F4D78"/>
+          <w:sz w:val="24"/>
+        </w:rPr>
+        <w:t>反制与风险</w:t>
+      </w:r>
+    </w:p>
+    <w:p>
+      <w:pPr>
+        <w:pStyle w:val="ListBullet"/>
+        <w:spacing w:before="0" w:after="80" w:line="300" w:lineRule="auto"/>
+        <w:ind w:left="540" w:hanging="271"/>
+      </w:pPr>
+      <w:r>
+        <w:t>被影响者应优先看费用、阵营池剩余和最差情况；不要把显示身份当作真实身份。</w:t>
+      </w:r>
+    </w:p>
+    <w:p>
+      <w:pPr>
+        <w:pStyle w:val="ListBullet"/>
+        <w:spacing w:before="0" w:after="80" w:line="300" w:lineRule="auto"/>
+        <w:ind w:left="540" w:hanging="271"/>
+      </w:pPr>
+      <w:r>
+        <w:t>风险提示：费用不被打乱，但可能买到与显示身份不同的真实选手。</w:t>
       </w:r>
     </w:p>
     <w:p>
@@ -9443,7 +9945,7 @@
           <w:color w:val="2E74B5"/>
           <w:sz w:val="26"/>
         </w:rPr>
-        <w:t>3.22 知识来源于分解</w:t>
+        <w:t>3.26 大炮已充能</w:t>
       </w:r>
     </w:p>
     <w:p>
@@ -9451,14 +9953,7 @@
         <w:spacing w:before="0" w:after="100" w:line="300" w:lineRule="auto"/>
       </w:pPr>
       <w:r>
-        <w:rPr>
-          <w:rFonts w:ascii="Calibri" w:hAnsi="Calibri" w:eastAsia="Microsoft YaHei"/>
-          <w:b/>
-          <w:i w:val="0"/>
-          <w:color w:val="0B2545"/>
-          <w:sz w:val="21"/>
-        </w:rPr>
-        <w:t>定位：棱彩/成长自选 / 手动 / 层数驱动。每个你的选人阶段获得1层解构，最多3层；满3层后可消耗全部层数自选高费选手，金币不足时可分解队内2/3费队员抵扣。</w:t>
+        <w:t>定位：棱彩/顺位转换 / 轮初手动 / 每轮1次。每轮开始、启元结算并关闭提示后弹窗选择：加速之门让自己前移1位，雷霆一击让目标后移1位，也可本轮不使用。</w:t>
       </w:r>
     </w:p>
     <w:p>
@@ -9482,11 +9977,7 @@
         <w:ind w:left="540" w:hanging="271"/>
       </w:pPr>
       <w:r>
-        <w:rPr>
-          <w:rFonts w:ascii="Calibri" w:hAnsi="Calibri" w:eastAsia="Microsoft YaHei"/>
-          <w:sz w:val="21"/>
-        </w:rPr>
-        <w:t>解构层数达到3。</w:t>
+        <w:t>本轮尚未处理，且商店尚未打开。</w:t>
       </w:r>
     </w:p>
     <w:p>
@@ -9496,11 +9987,7 @@
         <w:ind w:left="540" w:hanging="271"/>
       </w:pPr>
       <w:r>
-        <w:rPr>
-          <w:rFonts w:ascii="Calibri" w:hAnsi="Calibri" w:eastAsia="Microsoft YaHei"/>
-          <w:sz w:val="21"/>
-        </w:rPr>
-        <w:t>存在4/5费可选目标；若没有则顺延3费、2费。</w:t>
+        <w:t>加速之门要求自己仍可前移，且不能越过神秘贤者·启元第一顺位。</w:t>
       </w:r>
     </w:p>
     <w:p>
@@ -9510,11 +9997,7 @@
         <w:ind w:left="540" w:hanging="271"/>
       </w:pPr>
       <w:r>
-        <w:rPr>
-          <w:rFonts w:ascii="Calibri" w:hAnsi="Calibri" w:eastAsia="Microsoft YaHei"/>
-          <w:sz w:val="21"/>
-        </w:rPr>
-        <w:t>需要正常支付费用；金币不足时必须选择可分解2/3费队员抵扣。</w:t>
+        <w:t>雷霆一击目标不能是自己、最后顺位、启元持有/保护队长、持有海浪的队长；按完整10队轮初顺位计算，满员队长仍可成为顺位目标。</w:t>
       </w:r>
     </w:p>
     <w:p>
@@ -9538,11 +10021,7 @@
         <w:ind w:left="540" w:hanging="271"/>
       </w:pPr>
       <w:r>
-        <w:rPr>
-          <w:rFonts w:ascii="Calibri" w:hAnsi="Calibri" w:eastAsia="Microsoft YaHei"/>
-          <w:sz w:val="21"/>
-        </w:rPr>
-        <w:t>每次轮到持有者选人开始时自动+1层。</w:t>
+        <w:t>裁判必须先处理轮初弹窗，未处理前不能开店。</w:t>
       </w:r>
     </w:p>
     <w:p>
@@ -9552,11 +10031,7 @@
         <w:ind w:left="540" w:hanging="271"/>
       </w:pPr>
       <w:r>
-        <w:rPr>
-          <w:rFonts w:ascii="Calibri" w:hAnsi="Calibri" w:eastAsia="Microsoft YaHei"/>
-          <w:sz w:val="21"/>
-        </w:rPr>
-        <w:t>满3层后裁判选择目标选手。</w:t>
+        <w:t>加速之门会展示使用前/后的顺位预览；雷霆一击会展示合法目标下拉列表。</w:t>
       </w:r>
     </w:p>
     <w:p>
@@ -9566,11 +10041,21 @@
         <w:ind w:left="540" w:hanging="271"/>
       </w:pPr>
       <w:r>
-        <w:rPr>
-          <w:rFonts w:ascii="Calibri" w:hAnsi="Calibri" w:eastAsia="Microsoft YaHei"/>
-          <w:sz w:val="21"/>
-        </w:rPr>
-        <w:t>如金币不足，选择队内2/3费队员分解，该队员回到可选池。</w:t>
+        <w:t>确认或跳过后本轮不再询问，系统重算本轮顺位。</w:t>
+      </w:r>
+    </w:p>
+    <w:p>
+      <w:pPr>
+        <w:spacing w:before="200" w:after="100" w:line="300" w:lineRule="auto"/>
+      </w:pPr>
+      <w:r>
+        <w:rPr>
+          <w:rFonts w:ascii="Calibri" w:hAnsi="Calibri" w:eastAsia="Microsoft YaHei"/>
+          <w:b/>
+          <w:color w:val="1F4D78"/>
+          <w:sz w:val="24"/>
+        </w:rPr>
+        <w:t>队长攻略</w:t>
       </w:r>
     </w:p>
     <w:p>
@@ -9584,7 +10069,21 @@
           <w:rFonts w:ascii="Calibri" w:hAnsi="Calibri" w:eastAsia="Microsoft YaHei"/>
           <w:sz w:val="21"/>
         </w:rPr>
-        <w:t>购买目标后解构归零。</w:t>
+        <w:t>加速适合抢关键池；延后适合卡对手高价值轮。</w:t>
+      </w:r>
+    </w:p>
+    <w:p>
+      <w:pPr>
+        <w:pStyle w:val="ListBullet"/>
+        <w:spacing w:before="0" w:after="80" w:line="300" w:lineRule="auto"/>
+        <w:ind w:left="540" w:hanging="271"/>
+      </w:pPr>
+      <w:r>
+        <w:rPr>
+          <w:rFonts w:ascii="Calibri" w:hAnsi="Calibri" w:eastAsia="Microsoft YaHei"/>
+          <w:sz w:val="21"/>
+        </w:rPr>
+        <w:t>每轮可用，应该在关键轮优先规划。</w:t>
       </w:r>
     </w:p>
     <w:p>
@@ -9598,7 +10097,7 @@
           <w:color w:val="1F4D78"/>
           <w:sz w:val="24"/>
         </w:rPr>
-        <w:t>队长攻略</w:t>
+        <w:t>反制与风险</w:t>
       </w:r>
     </w:p>
     <w:p>
@@ -9608,11 +10107,7 @@
         <w:ind w:left="540" w:hanging="271"/>
       </w:pPr>
       <w:r>
-        <w:rPr>
-          <w:rFonts w:ascii="Calibri" w:hAnsi="Calibri" w:eastAsia="Microsoft YaHei"/>
-          <w:sz w:val="21"/>
-        </w:rPr>
-        <w:t>强在后期精准自选，适合围绕核心高费构筑。</w:t>
+        <w:t>启元优先级高于大炮；海浪持有者不吃雷霆一击。</w:t>
       </w:r>
     </w:p>
     <w:p>
@@ -9622,11 +10117,29 @@
         <w:ind w:left="540" w:hanging="271"/>
       </w:pPr>
       <w:r>
-        <w:rPr>
-          <w:rFonts w:ascii="Calibri" w:hAnsi="Calibri" w:eastAsia="Microsoft YaHei"/>
-          <w:sz w:val="21"/>
-        </w:rPr>
-        <w:t>保留一名2/3费队员可作为后续抵扣资源。</w:t>
+        <w:t>风险提示：只有轮初窗口可用；进入选人阶段后执行队列不再提供大炮目标选择。</w:t>
+      </w:r>
+    </w:p>
+    <w:p>
+      <w:pPr>
+        <w:spacing w:before="280" w:after="140" w:line="300" w:lineRule="auto"/>
+      </w:pPr>
+      <w:r>
+        <w:rPr>
+          <w:rFonts w:ascii="Calibri" w:hAnsi="Calibri" w:eastAsia="Microsoft YaHei"/>
+          <w:b/>
+          <w:color w:val="2E74B5"/>
+          <w:sz w:val="26"/>
+        </w:rPr>
+        <w:t>3.27 神兵天降</w:t>
+      </w:r>
+    </w:p>
+    <w:p>
+      <w:pPr>
+        <w:spacing w:before="0" w:after="100" w:line="300" w:lineRule="auto"/>
+      </w:pPr>
+      <w:r>
+        <w:t>定位：棱彩/响应 / 手动响应 / 每局1次。任意其它队长刚确认购买后的10秒内可发动，但只能夺取同阵营购买；自己购买和跨阵营购买不可发动。</w:t>
       </w:r>
     </w:p>
     <w:p>
@@ -9640,7 +10153,7 @@
           <w:color w:val="1F4D78"/>
           <w:sz w:val="24"/>
         </w:rPr>
-        <w:t>反制与风险</w:t>
+        <w:t>发动条件</w:t>
       </w:r>
     </w:p>
     <w:p>
@@ -9650,11 +10163,7 @@
         <w:ind w:left="540" w:hanging="271"/>
       </w:pPr>
       <w:r>
-        <w:rPr>
-          <w:rFonts w:ascii="Calibri" w:hAnsi="Calibri" w:eastAsia="Microsoft YaHei"/>
-          <w:sz w:val="21"/>
-        </w:rPr>
-        <w:t>在其满3层前抢走关键高费。</w:t>
+        <w:t>其它队长刚确认购买，且10秒响应窗口未结束。</w:t>
       </w:r>
     </w:p>
     <w:p>
@@ -9668,7 +10177,143 @@
           <w:rFonts w:ascii="Calibri" w:hAnsi="Calibri" w:eastAsia="Microsoft YaHei"/>
           <w:sz w:val="21"/>
         </w:rPr>
-        <w:t>风险提示：不可分解队长；目标费用仍需支付或抵扣。</w:t>
+        <w:t>该海克斯未使用。</w:t>
+      </w:r>
+    </w:p>
+    <w:p>
+      <w:pPr>
+        <w:pStyle w:val="ListBullet"/>
+        <w:spacing w:before="0" w:after="80" w:line="300" w:lineRule="auto"/>
+        <w:ind w:left="540" w:hanging="271"/>
+      </w:pPr>
+      <w:r>
+        <w:t>购买目标必须与发动者同阵营；点击下一位可跳过等待。</w:t>
+      </w:r>
+    </w:p>
+    <w:p>
+      <w:pPr>
+        <w:spacing w:before="200" w:after="100" w:line="300" w:lineRule="auto"/>
+      </w:pPr>
+      <w:r>
+        <w:rPr>
+          <w:rFonts w:ascii="Calibri" w:hAnsi="Calibri" w:eastAsia="Microsoft YaHei"/>
+          <w:b/>
+          <w:color w:val="1F4D78"/>
+          <w:sz w:val="24"/>
+        </w:rPr>
+        <w:t>裁判执行流程</w:t>
+      </w:r>
+    </w:p>
+    <w:p>
+      <w:pPr>
+        <w:pStyle w:val="ListBullet"/>
+        <w:spacing w:before="0" w:after="80" w:line="300" w:lineRule="auto"/>
+        <w:ind w:left="540" w:hanging="271"/>
+      </w:pPr>
+      <w:r>
+        <w:t>购买成功后顶部出现“神兵天降可发动”倒计时。</w:t>
+      </w:r>
+    </w:p>
+    <w:p>
+      <w:pPr>
+        <w:pStyle w:val="ListBullet"/>
+        <w:spacing w:before="0" w:after="80" w:line="300" w:lineRule="auto"/>
+        <w:ind w:left="540" w:hanging="271"/>
+      </w:pPr>
+      <w:r>
+        <w:t>持有者发动后，刚购买选手从原购买队伍移除；发动者未满员则直接入队，满员则回到卡池。</w:t>
+      </w:r>
+    </w:p>
+    <w:p>
+      <w:pPr>
+        <w:pStyle w:val="ListBullet"/>
+        <w:spacing w:before="0" w:after="80" w:line="300" w:lineRule="auto"/>
+        <w:ind w:left="540" w:hanging="271"/>
+      </w:pPr>
+      <w:r>
+        <w:t>原购买队长返还金币和购买权，但不返还刷新次数；发动者若成功入队，将跳过下一轮选人。</w:t>
+      </w:r>
+    </w:p>
+    <w:p>
+      <w:pPr>
+        <w:spacing w:before="200" w:after="100" w:line="300" w:lineRule="auto"/>
+      </w:pPr>
+      <w:r>
+        <w:rPr>
+          <w:rFonts w:ascii="Calibri" w:hAnsi="Calibri" w:eastAsia="Microsoft YaHei"/>
+          <w:b/>
+          <w:color w:val="1F4D78"/>
+          <w:sz w:val="24"/>
+        </w:rPr>
+        <w:t>队长攻略</w:t>
+      </w:r>
+    </w:p>
+    <w:p>
+      <w:pPr>
+        <w:pStyle w:val="ListBullet"/>
+        <w:spacing w:before="0" w:after="80" w:line="300" w:lineRule="auto"/>
+        <w:ind w:left="540" w:hanging="271"/>
+      </w:pPr>
+      <w:r>
+        <w:t>用于夺取同阵营关键卡，同时打断对手本次购买结果。</w:t>
+      </w:r>
+    </w:p>
+    <w:p>
+      <w:pPr>
+        <w:pStyle w:val="ListBullet"/>
+        <w:spacing w:before="0" w:after="80" w:line="300" w:lineRule="auto"/>
+        <w:ind w:left="540" w:hanging="271"/>
+      </w:pPr>
+      <w:r>
+        <w:t>最好留给同阵营高费核心或明显决定阵容强度的购买。</w:t>
+      </w:r>
+    </w:p>
+    <w:p>
+      <w:pPr>
+        <w:spacing w:before="200" w:after="100" w:line="300" w:lineRule="auto"/>
+      </w:pPr>
+      <w:r>
+        <w:rPr>
+          <w:rFonts w:ascii="Calibri" w:hAnsi="Calibri" w:eastAsia="Microsoft YaHei"/>
+          <w:b/>
+          <w:color w:val="1F4D78"/>
+          <w:sz w:val="24"/>
+        </w:rPr>
+        <w:t>反制与风险</w:t>
+      </w:r>
+    </w:p>
+    <w:p>
+      <w:pPr>
+        <w:pStyle w:val="ListBullet"/>
+        <w:spacing w:before="0" w:after="80" w:line="300" w:lineRule="auto"/>
+        <w:ind w:left="540" w:hanging="271"/>
+      </w:pPr>
+      <w:r>
+        <w:t>购买后可等待窗口结束，或通过下一位直接跳过等待；跨阵营购买天然不可被夺取。</w:t>
+      </w:r>
+    </w:p>
+    <w:p>
+      <w:pPr>
+        <w:pStyle w:val="ListBullet"/>
+        <w:spacing w:before="0" w:after="80" w:line="300" w:lineRule="auto"/>
+        <w:ind w:left="540" w:hanging="271"/>
+      </w:pPr>
+      <w:r>
+        <w:t>风险提示：窗口只有10秒，错过即失效；发动者满员时不能获得该队员，只会让选手回到卡池。</w:t>
+      </w:r>
+    </w:p>
+    <w:p>
+      <w:pPr>
+        <w:spacing w:before="360" w:after="200" w:line="300" w:lineRule="auto"/>
+      </w:pPr>
+      <w:r>
+        <w:rPr>
+          <w:rFonts w:ascii="Calibri" w:hAnsi="Calibri" w:eastAsia="Microsoft YaHei"/>
+          <w:b/>
+          <w:color w:val="2E74B5"/>
+          <w:sz w:val="32"/>
+        </w:rPr>
+        <w:t>4. 组合思路</w:t>
       </w:r>
     </w:p>
     <w:p>
@@ -9682,36 +10327,7 @@
           <w:color w:val="2E74B5"/>
           <w:sz w:val="26"/>
         </w:rPr>
-        <w:t>3.23 和我困在一起</w:t>
-      </w:r>
-    </w:p>
-    <w:p>
-      <w:pPr>
-        <w:spacing w:before="0" w:after="100" w:line="300" w:lineRule="auto"/>
-      </w:pPr>
-      <w:r>
-        <w:rPr>
-          <w:rFonts w:ascii="Calibri" w:hAnsi="Calibri" w:eastAsia="Microsoft YaHei"/>
-          <w:b/>
-          <w:i w:val="0"/>
-          <w:color w:val="0B2545"/>
-          <w:sz w:val="21"/>
-        </w:rPr>
-        <w:t>定位：棱彩/延迟锁定 / 手动 / 每局1次。指定一名同阵营可选选手。若到你的下一轮选人开始时该选手仍在卡池，直接加入你的队伍并消耗本轮购买权。</w:t>
-      </w:r>
-    </w:p>
-    <w:p>
-      <w:pPr>
-        <w:spacing w:before="200" w:after="100" w:line="300" w:lineRule="auto"/>
-      </w:pPr>
-      <w:r>
-        <w:rPr>
-          <w:rFonts w:ascii="Calibri" w:hAnsi="Calibri" w:eastAsia="Microsoft YaHei"/>
-          <w:b/>
-          <w:color w:val="1F4D78"/>
-          <w:sz w:val="24"/>
-        </w:rPr>
-        <w:t>发动条件</w:t>
+        <w:t>4.1 经济型组合</w:t>
       </w:r>
     </w:p>
     <w:p>
@@ -9725,7 +10341,7 @@
           <w:rFonts w:ascii="Calibri" w:hAnsi="Calibri" w:eastAsia="Microsoft YaHei"/>
           <w:sz w:val="21"/>
         </w:rPr>
-        <w:t>当前不是最后一轮。</w:t>
+        <w:t>捐赠 + 赞助回流 + 巨人杀手：让高费购买的实际压力下降，适合追4/5费核心。</w:t>
       </w:r>
     </w:p>
     <w:p>
@@ -9739,7 +10355,7 @@
           <w:rFonts w:ascii="Calibri" w:hAnsi="Calibri" w:eastAsia="Microsoft YaHei"/>
           <w:sz w:val="21"/>
         </w:rPr>
-        <w:t>目标是同阵营可选选手。</w:t>
+        <w:t>贤者的博爱 + 摄影艺术家：一边滚金币，一边提高找卡次数，适合后期爆发。</w:t>
       </w:r>
     </w:p>
     <w:p>
@@ -9753,21 +10369,21 @@
           <w:rFonts w:ascii="Calibri" w:hAnsi="Calibri" w:eastAsia="Microsoft YaHei"/>
           <w:sz w:val="21"/>
         </w:rPr>
-        <w:t>下一轮开始时目标仍未被买走。</w:t>
-      </w:r>
-    </w:p>
-    <w:p>
-      <w:pPr>
-        <w:spacing w:before="200" w:after="100" w:line="300" w:lineRule="auto"/>
+        <w:t>吸血习性 + 抬价干扰：同时制造自己增益和对手经济断点，适合关键高费轮前使用。</w:t>
+      </w:r>
+    </w:p>
+    <w:p>
+      <w:pPr>
+        <w:spacing w:before="280" w:after="140" w:line="300" w:lineRule="auto"/>
       </w:pPr>
       <w:r>
         <w:rPr>
           <w:rFonts w:ascii="Calibri" w:hAnsi="Calibri" w:eastAsia="Microsoft YaHei"/>
           <w:b/>
-          <w:color w:val="1F4D78"/>
-          <w:sz w:val="24"/>
-        </w:rPr>
-        <w:t>裁判执行流程</w:t>
+          <w:color w:val="2E74B5"/>
+          <w:sz w:val="26"/>
+        </w:rPr>
+        <w:t>4.2 商店控制组合</w:t>
       </w:r>
     </w:p>
     <w:p>
@@ -9781,7 +10397,7 @@
           <w:rFonts w:ascii="Calibri" w:hAnsi="Calibri" w:eastAsia="Microsoft YaHei"/>
           <w:sz w:val="21"/>
         </w:rPr>
-        <w:t>裁判选择目标选手。</w:t>
+        <w:t>阵营侦察 + 保留席位：先扩大商店，再保留关键卡，降低刷新找卡风险。</w:t>
       </w:r>
     </w:p>
     <w:p>
@@ -9795,7 +10411,7 @@
           <w:rFonts w:ascii="Calibri" w:hAnsi="Calibri" w:eastAsia="Microsoft YaHei"/>
           <w:sz w:val="21"/>
         </w:rPr>
-        <w:t>系统登记下一轮检查。</w:t>
+        <w:t>舞会女王 + 摄影艺术家：提高高费出现率，并用额外刷新寻找更好组合。</w:t>
       </w:r>
     </w:p>
     <w:p>
@@ -9809,21 +10425,21 @@
           <w:rFonts w:ascii="Calibri" w:hAnsi="Calibri" w:eastAsia="Microsoft YaHei"/>
           <w:sz w:val="21"/>
         </w:rPr>
-        <w:t>若目标仍可选，下一轮自动入队并消耗购买权；否则效果失效。</w:t>
-      </w:r>
-    </w:p>
-    <w:p>
-      <w:pPr>
-        <w:spacing w:before="200" w:after="100" w:line="300" w:lineRule="auto"/>
+        <w:t>加急调货 + 压价券：费用正确但人选不满意时换同费用，再用压价降低成本。</w:t>
+      </w:r>
+    </w:p>
+    <w:p>
+      <w:pPr>
+        <w:spacing w:before="280" w:after="140" w:line="300" w:lineRule="auto"/>
       </w:pPr>
       <w:r>
         <w:rPr>
           <w:rFonts w:ascii="Calibri" w:hAnsi="Calibri" w:eastAsia="Microsoft YaHei"/>
           <w:b/>
-          <w:color w:val="1F4D78"/>
-          <w:sz w:val="24"/>
-        </w:rPr>
-        <w:t>队长攻略</w:t>
+          <w:color w:val="2E74B5"/>
+          <w:sz w:val="26"/>
+        </w:rPr>
+        <w:t>4.3 干扰型组合</w:t>
       </w:r>
     </w:p>
     <w:p>
@@ -9837,7 +10453,7 @@
           <w:rFonts w:ascii="Calibri" w:hAnsi="Calibri" w:eastAsia="Microsoft YaHei"/>
           <w:sz w:val="21"/>
         </w:rPr>
-        <w:t>适合锁定别人不太会抢、但自己很需要的选手。</w:t>
+        <w:t>阵营封锁 + 抬价干扰：一个减少选择面，一个提高购买成本，适合压制强势队长。</w:t>
       </w:r>
     </w:p>
     <w:p>
@@ -9847,25 +10463,7 @@
         <w:ind w:left="540" w:hanging="271"/>
       </w:pPr>
       <w:r>
-        <w:rPr>
-          <w:rFonts w:ascii="Calibri" w:hAnsi="Calibri" w:eastAsia="Microsoft YaHei"/>
-          <w:sz w:val="21"/>
-        </w:rPr>
-        <w:t>目标越冷门，成功率越高。</w:t>
-      </w:r>
-    </w:p>
-    <w:p>
-      <w:pPr>
-        <w:spacing w:before="200" w:after="100" w:line="300" w:lineRule="auto"/>
-      </w:pPr>
-      <w:r>
-        <w:rPr>
-          <w:rFonts w:ascii="Calibri" w:hAnsi="Calibri" w:eastAsia="Microsoft YaHei"/>
-          <w:b/>
-          <w:color w:val="1F4D78"/>
-          <w:sz w:val="24"/>
-        </w:rPr>
-        <w:t>反制与风险</w:t>
+        <w:t>骤雨 血雾 清风 + 雪定饿的喵：一个隐藏信息，一个打乱身份，适合关键轮制造不确定性；雪定费用不乱，血雾刷新不清除。</w:t>
       </w:r>
     </w:p>
     <w:p>
@@ -9875,11 +10473,21 @@
         <w:ind w:left="540" w:hanging="271"/>
       </w:pPr>
       <w:r>
-        <w:rPr>
-          <w:rFonts w:ascii="Calibri" w:hAnsi="Calibri" w:eastAsia="Microsoft YaHei"/>
-          <w:sz w:val="21"/>
-        </w:rPr>
-        <w:t>如果目标高价值，可以提前购买破坏其锁定。</w:t>
+        <w:t>大炮已充能 + 神秘贤者·启元：顺位体系中的核心对抗；启元先自动置顶，大炮只能在其后微调且不能越过启元。</w:t>
+      </w:r>
+    </w:p>
+    <w:p>
+      <w:pPr>
+        <w:spacing w:before="280" w:after="140" w:line="300" w:lineRule="auto"/>
+      </w:pPr>
+      <w:r>
+        <w:rPr>
+          <w:rFonts w:ascii="Calibri" w:hAnsi="Calibri" w:eastAsia="Microsoft YaHei"/>
+          <w:b/>
+          <w:color w:val="2E74B5"/>
+          <w:sz w:val="26"/>
+        </w:rPr>
+        <w:t>4.4 高风险翻盘组合</w:t>
       </w:r>
     </w:p>
     <w:p>
@@ -9889,54 +10497,7 @@
         <w:ind w:left="540" w:hanging="271"/>
       </w:pPr>
       <w:r>
-        <w:rPr>
-          <w:rFonts w:ascii="Calibri" w:hAnsi="Calibri" w:eastAsia="Microsoft YaHei"/>
-          <w:sz w:val="21"/>
-        </w:rPr>
-        <w:t>风险提示：目标被买走则失效；最后一轮不能使用。</w:t>
-      </w:r>
-    </w:p>
-    <w:p>
-      <w:pPr>
-        <w:spacing w:before="280" w:after="140" w:line="300" w:lineRule="auto"/>
-      </w:pPr>
-      <w:r>
-        <w:rPr>
-          <w:rFonts w:ascii="Calibri" w:hAnsi="Calibri" w:eastAsia="Microsoft YaHei"/>
-          <w:b/>
-          <w:color w:val="2E74B5"/>
-          <w:sz w:val="26"/>
-        </w:rPr>
-        <w:t>3.24 骤雨 血雾 清风</w:t>
-      </w:r>
-    </w:p>
-    <w:p>
-      <w:pPr>
-        <w:spacing w:before="0" w:after="100" w:line="300" w:lineRule="auto"/>
-      </w:pPr>
-      <w:r>
-        <w:rPr>
-          <w:rFonts w:ascii="Calibri" w:hAnsi="Calibri" w:eastAsia="Microsoft YaHei"/>
-          <w:b/>
-          <w:i w:val="0"/>
-          <w:color w:val="0B2545"/>
-          <w:sz w:val="21"/>
-        </w:rPr>
-        <w:t>定位：棱彩/暗信息 / 手动 / 每局1次。选择一位队长，该队长以及接下来的两位队长商店进入天气迷雾状态；不影响使用者，自动跳过使用者顺延。</w:t>
-      </w:r>
-    </w:p>
-    <w:p>
-      <w:pPr>
-        <w:spacing w:before="200" w:after="100" w:line="300" w:lineRule="auto"/>
-      </w:pPr>
-      <w:r>
-        <w:rPr>
-          <w:rFonts w:ascii="Calibri" w:hAnsi="Calibri" w:eastAsia="Microsoft YaHei"/>
-          <w:b/>
-          <w:color w:val="1F4D78"/>
-          <w:sz w:val="24"/>
-        </w:rPr>
-        <w:t>发动条件</w:t>
+        <w:t>背水一战：适合阵容明显失败时重置，但候选必须来自本阵营，且不能抽取海浪队伍当前队员。</w:t>
       </w:r>
     </w:p>
     <w:p>
@@ -9946,11 +10507,7 @@
         <w:ind w:left="540" w:hanging="271"/>
       </w:pPr>
       <w:r>
-        <w:rPr>
-          <w:rFonts w:ascii="Calibri" w:hAnsi="Calibri" w:eastAsia="Microsoft YaHei"/>
-          <w:sz w:val="21"/>
-        </w:rPr>
-        <w:t>当前顺位之后存在可影响的非使用者队长。</w:t>
+        <w:t>海浪，我没吃饭：放弃主动权和金币换取夺取/干扰机会，强度取决于后续购买者和轮末同阵营补偿池。</w:t>
       </w:r>
     </w:p>
     <w:p>
@@ -9960,1050 +10517,7 @@
         <w:ind w:left="540" w:hanging="271"/>
       </w:pPr>
       <w:r>
-        <w:rPr>
-          <w:rFonts w:ascii="Calibri" w:hAnsi="Calibri" w:eastAsia="Microsoft YaHei"/>
-          <w:sz w:val="21"/>
-        </w:rPr>
-        <w:t>被影响目标下一次商店才生效。</w:t>
-      </w:r>
-    </w:p>
-    <w:p>
-      <w:pPr>
-        <w:spacing w:before="200" w:after="100" w:line="300" w:lineRule="auto"/>
-      </w:pPr>
-      <w:r>
-        <w:rPr>
-          <w:rFonts w:ascii="Calibri" w:hAnsi="Calibri" w:eastAsia="Microsoft YaHei"/>
-          <w:b/>
-          <w:color w:val="1F4D78"/>
-          <w:sz w:val="24"/>
-        </w:rPr>
-        <w:t>裁判执行流程</w:t>
-      </w:r>
-    </w:p>
-    <w:p>
-      <w:pPr>
-        <w:pStyle w:val="ListBullet"/>
-        <w:spacing w:before="0" w:after="80" w:line="300" w:lineRule="auto"/>
-        <w:ind w:left="540" w:hanging="271"/>
-      </w:pPr>
-      <w:r>
-        <w:rPr>
-          <w:rFonts w:ascii="Calibri" w:hAnsi="Calibri" w:eastAsia="Microsoft YaHei"/>
-          <w:sz w:val="21"/>
-        </w:rPr>
-        <w:t>裁判选择起始目标。</w:t>
-      </w:r>
-    </w:p>
-    <w:p>
-      <w:pPr>
-        <w:pStyle w:val="ListBullet"/>
-        <w:spacing w:before="0" w:after="80" w:line="300" w:lineRule="auto"/>
-        <w:ind w:left="540" w:hanging="271"/>
-      </w:pPr>
-      <w:r>
-        <w:rPr>
-          <w:rFonts w:ascii="Calibri" w:hAnsi="Calibri" w:eastAsia="Microsoft YaHei"/>
-          <w:sz w:val="21"/>
-        </w:rPr>
-        <w:t>系统沿顺位向后登记3名非使用者队长。</w:t>
-      </w:r>
-    </w:p>
-    <w:p>
-      <w:pPr>
-        <w:pStyle w:val="ListBullet"/>
-        <w:spacing w:before="0" w:after="80" w:line="300" w:lineRule="auto"/>
-        <w:ind w:left="540" w:hanging="271"/>
-      </w:pPr>
-      <w:r>
-        <w:rPr>
-          <w:rFonts w:ascii="Calibri" w:hAnsi="Calibri" w:eastAsia="Microsoft YaHei"/>
-          <w:sz w:val="21"/>
-        </w:rPr>
-        <w:t>这些队长下一次商店卡牌信息被天气迷雾隐藏，购买后揭示。</w:t>
-      </w:r>
-    </w:p>
-    <w:p>
-      <w:pPr>
-        <w:spacing w:before="200" w:after="100" w:line="300" w:lineRule="auto"/>
-      </w:pPr>
-      <w:r>
-        <w:rPr>
-          <w:rFonts w:ascii="Calibri" w:hAnsi="Calibri" w:eastAsia="Microsoft YaHei"/>
-          <w:b/>
-          <w:color w:val="1F4D78"/>
-          <w:sz w:val="24"/>
-        </w:rPr>
-        <w:t>队长攻略</w:t>
-      </w:r>
-    </w:p>
-    <w:p>
-      <w:pPr>
-        <w:pStyle w:val="ListBullet"/>
-        <w:spacing w:before="0" w:after="80" w:line="300" w:lineRule="auto"/>
-        <w:ind w:left="540" w:hanging="271"/>
-      </w:pPr>
-      <w:r>
-        <w:rPr>
-          <w:rFonts w:ascii="Calibri" w:hAnsi="Calibri" w:eastAsia="Microsoft YaHei"/>
-          <w:sz w:val="21"/>
-        </w:rPr>
-        <w:t>适合在关键轮打乱连续几个竞争对手。</w:t>
-      </w:r>
-    </w:p>
-    <w:p>
-      <w:pPr>
-        <w:pStyle w:val="ListBullet"/>
-        <w:spacing w:before="0" w:after="80" w:line="300" w:lineRule="auto"/>
-        <w:ind w:left="540" w:hanging="271"/>
-      </w:pPr>
-      <w:r>
-        <w:rPr>
-          <w:rFonts w:ascii="Calibri" w:hAnsi="Calibri" w:eastAsia="Microsoft YaHei"/>
-          <w:sz w:val="21"/>
-        </w:rPr>
-        <w:t>优先选择即将行动且金币充足的目标链。</w:t>
-      </w:r>
-    </w:p>
-    <w:p>
-      <w:pPr>
-        <w:spacing w:before="200" w:after="100" w:line="300" w:lineRule="auto"/>
-      </w:pPr>
-      <w:r>
-        <w:rPr>
-          <w:rFonts w:ascii="Calibri" w:hAnsi="Calibri" w:eastAsia="Microsoft YaHei"/>
-          <w:b/>
-          <w:color w:val="1F4D78"/>
-          <w:sz w:val="24"/>
-        </w:rPr>
-        <w:t>反制与风险</w:t>
-      </w:r>
-    </w:p>
-    <w:p>
-      <w:pPr>
-        <w:pStyle w:val="ListBullet"/>
-        <w:spacing w:before="0" w:after="80" w:line="300" w:lineRule="auto"/>
-        <w:ind w:left="540" w:hanging="271"/>
-      </w:pPr>
-      <w:r>
-        <w:rPr>
-          <w:rFonts w:ascii="Calibri" w:hAnsi="Calibri" w:eastAsia="Microsoft YaHei"/>
-          <w:sz w:val="21"/>
-        </w:rPr>
-        <w:t>被影响者应根据费用、阵营池剩余和队伍需求做概率判断。</w:t>
-      </w:r>
-    </w:p>
-    <w:p>
-      <w:pPr>
-        <w:pStyle w:val="ListBullet"/>
-        <w:spacing w:before="0" w:after="80" w:line="300" w:lineRule="auto"/>
-        <w:ind w:left="540" w:hanging="271"/>
-      </w:pPr>
-      <w:r>
-        <w:rPr>
-          <w:rFonts w:ascii="Calibri" w:hAnsi="Calibri" w:eastAsia="Microsoft YaHei"/>
-          <w:sz w:val="21"/>
-        </w:rPr>
-        <w:t>风险提示：不会影响使用者自己；目标链不足3人时影响人数可能减少。</w:t>
-      </w:r>
-    </w:p>
-    <w:p>
-      <w:pPr>
-        <w:spacing w:before="280" w:after="140" w:line="300" w:lineRule="auto"/>
-      </w:pPr>
-      <w:r>
-        <w:rPr>
-          <w:rFonts w:ascii="Calibri" w:hAnsi="Calibri" w:eastAsia="Microsoft YaHei"/>
-          <w:b/>
-          <w:color w:val="2E74B5"/>
-          <w:sz w:val="26"/>
-        </w:rPr>
-        <w:t>3.25 雪定饿的喵</w:t>
-      </w:r>
-    </w:p>
-    <w:p>
-      <w:pPr>
-        <w:spacing w:before="0" w:after="100" w:line="300" w:lineRule="auto"/>
-      </w:pPr>
-      <w:r>
-        <w:rPr>
-          <w:rFonts w:ascii="Calibri" w:hAnsi="Calibri" w:eastAsia="Microsoft YaHei"/>
-          <w:b/>
-          <w:i w:val="0"/>
-          <w:color w:val="0B2545"/>
-          <w:sz w:val="21"/>
-        </w:rPr>
-        <w:t>定位：棱彩/信息扰乱 / 手动 / 每局1次。对任意队长使用。目标下一次商店显示选手信息被打乱，购买后才揭示真实选手，费用按显示卡牌计算。</w:t>
-      </w:r>
-    </w:p>
-    <w:p>
-      <w:pPr>
-        <w:spacing w:before="200" w:after="100" w:line="300" w:lineRule="auto"/>
-      </w:pPr>
-      <w:r>
-        <w:rPr>
-          <w:rFonts w:ascii="Calibri" w:hAnsi="Calibri" w:eastAsia="Microsoft YaHei"/>
-          <w:b/>
-          <w:color w:val="1F4D78"/>
-          <w:sz w:val="24"/>
-        </w:rPr>
-        <w:t>发动条件</w:t>
-      </w:r>
-    </w:p>
-    <w:p>
-      <w:pPr>
-        <w:pStyle w:val="ListBullet"/>
-        <w:spacing w:before="0" w:after="80" w:line="300" w:lineRule="auto"/>
-        <w:ind w:left="540" w:hanging="271"/>
-      </w:pPr>
-      <w:r>
-        <w:rPr>
-          <w:rFonts w:ascii="Calibri" w:hAnsi="Calibri" w:eastAsia="Microsoft YaHei"/>
-          <w:sz w:val="21"/>
-        </w:rPr>
-        <w:t>目标队伍未满员。</w:t>
-      </w:r>
-    </w:p>
-    <w:p>
-      <w:pPr>
-        <w:pStyle w:val="ListBullet"/>
-        <w:spacing w:before="0" w:after="80" w:line="300" w:lineRule="auto"/>
-        <w:ind w:left="540" w:hanging="271"/>
-      </w:pPr>
-      <w:r>
-        <w:rPr>
-          <w:rFonts w:ascii="Calibri" w:hAnsi="Calibri" w:eastAsia="Microsoft YaHei"/>
-          <w:sz w:val="21"/>
-        </w:rPr>
-        <w:t>目标下一次商店打开时生效。</w:t>
-      </w:r>
-    </w:p>
-    <w:p>
-      <w:pPr>
-        <w:spacing w:before="200" w:after="100" w:line="300" w:lineRule="auto"/>
-      </w:pPr>
-      <w:r>
-        <w:rPr>
-          <w:rFonts w:ascii="Calibri" w:hAnsi="Calibri" w:eastAsia="Microsoft YaHei"/>
-          <w:b/>
-          <w:color w:val="1F4D78"/>
-          <w:sz w:val="24"/>
-        </w:rPr>
-        <w:t>裁判执行流程</w:t>
-      </w:r>
-    </w:p>
-    <w:p>
-      <w:pPr>
-        <w:pStyle w:val="ListBullet"/>
-        <w:spacing w:before="0" w:after="80" w:line="300" w:lineRule="auto"/>
-        <w:ind w:left="540" w:hanging="271"/>
-      </w:pPr>
-      <w:r>
-        <w:rPr>
-          <w:rFonts w:ascii="Calibri" w:hAnsi="Calibri" w:eastAsia="Microsoft YaHei"/>
-          <w:sz w:val="21"/>
-        </w:rPr>
-        <w:t>裁判选择目标队长。</w:t>
-      </w:r>
-    </w:p>
-    <w:p>
-      <w:pPr>
-        <w:pStyle w:val="ListBullet"/>
-        <w:spacing w:before="0" w:after="80" w:line="300" w:lineRule="auto"/>
-        <w:ind w:left="540" w:hanging="271"/>
-      </w:pPr>
-      <w:r>
-        <w:rPr>
-          <w:rFonts w:ascii="Calibri" w:hAnsi="Calibri" w:eastAsia="Microsoft YaHei"/>
-          <w:sz w:val="21"/>
-        </w:rPr>
-        <w:t>目标开店后，商店显示身份被乱序。</w:t>
-      </w:r>
-    </w:p>
-    <w:p>
-      <w:pPr>
-        <w:pStyle w:val="ListBullet"/>
-        <w:spacing w:before="0" w:after="80" w:line="300" w:lineRule="auto"/>
-        <w:ind w:left="540" w:hanging="271"/>
-      </w:pPr>
-      <w:r>
-        <w:rPr>
-          <w:rFonts w:ascii="Calibri" w:hAnsi="Calibri" w:eastAsia="Microsoft YaHei"/>
-          <w:sz w:val="21"/>
-        </w:rPr>
-        <w:t>目标按显示费用购买，购买后系统揭示真实入队选手。</w:t>
-      </w:r>
-    </w:p>
-    <w:p>
-      <w:pPr>
-        <w:spacing w:before="200" w:after="100" w:line="300" w:lineRule="auto"/>
-      </w:pPr>
-      <w:r>
-        <w:rPr>
-          <w:rFonts w:ascii="Calibri" w:hAnsi="Calibri" w:eastAsia="Microsoft YaHei"/>
-          <w:b/>
-          <w:color w:val="1F4D78"/>
-          <w:sz w:val="24"/>
-        </w:rPr>
-        <w:t>队长攻略</w:t>
-      </w:r>
-    </w:p>
-    <w:p>
-      <w:pPr>
-        <w:pStyle w:val="ListBullet"/>
-        <w:spacing w:before="0" w:after="80" w:line="300" w:lineRule="auto"/>
-        <w:ind w:left="540" w:hanging="271"/>
-      </w:pPr>
-      <w:r>
-        <w:rPr>
-          <w:rFonts w:ascii="Calibri" w:hAnsi="Calibri" w:eastAsia="Microsoft YaHei"/>
-          <w:sz w:val="21"/>
-        </w:rPr>
-        <w:t>用于打击依赖精确选人的队伍。</w:t>
-      </w:r>
-    </w:p>
-    <w:p>
-      <w:pPr>
-        <w:pStyle w:val="ListBullet"/>
-        <w:spacing w:before="0" w:after="80" w:line="300" w:lineRule="auto"/>
-        <w:ind w:left="540" w:hanging="271"/>
-      </w:pPr>
-      <w:r>
-        <w:rPr>
-          <w:rFonts w:ascii="Calibri" w:hAnsi="Calibri" w:eastAsia="Microsoft YaHei"/>
-          <w:sz w:val="21"/>
-        </w:rPr>
-        <w:t>目标越缺关键位置，越容易被扰乱。</w:t>
-      </w:r>
-    </w:p>
-    <w:p>
-      <w:pPr>
-        <w:spacing w:before="200" w:after="100" w:line="300" w:lineRule="auto"/>
-      </w:pPr>
-      <w:r>
-        <w:rPr>
-          <w:rFonts w:ascii="Calibri" w:hAnsi="Calibri" w:eastAsia="Microsoft YaHei"/>
-          <w:b/>
-          <w:color w:val="1F4D78"/>
-          <w:sz w:val="24"/>
-        </w:rPr>
-        <w:t>反制与风险</w:t>
-      </w:r>
-    </w:p>
-    <w:p>
-      <w:pPr>
-        <w:pStyle w:val="ListBullet"/>
-        <w:spacing w:before="0" w:after="80" w:line="300" w:lineRule="auto"/>
-        <w:ind w:left="540" w:hanging="271"/>
-      </w:pPr>
-      <w:r>
-        <w:rPr>
-          <w:rFonts w:ascii="Calibri" w:hAnsi="Calibri" w:eastAsia="Microsoft YaHei"/>
-          <w:sz w:val="21"/>
-        </w:rPr>
-        <w:t>被影响者应优先看费用、阵营池剩余和最差情况。</w:t>
-      </w:r>
-    </w:p>
-    <w:p>
-      <w:pPr>
-        <w:pStyle w:val="ListBullet"/>
-        <w:spacing w:before="0" w:after="80" w:line="300" w:lineRule="auto"/>
-        <w:ind w:left="540" w:hanging="271"/>
-      </w:pPr>
-      <w:r>
-        <w:rPr>
-          <w:rFonts w:ascii="Calibri" w:hAnsi="Calibri" w:eastAsia="Microsoft YaHei"/>
-          <w:sz w:val="21"/>
-        </w:rPr>
-        <w:t>风险提示：显示费用为准，可能花A的钱买到B。</w:t>
-      </w:r>
-    </w:p>
-    <w:p>
-      <w:pPr>
-        <w:spacing w:before="280" w:after="140" w:line="300" w:lineRule="auto"/>
-      </w:pPr>
-      <w:r>
-        <w:rPr>
-          <w:rFonts w:ascii="Calibri" w:hAnsi="Calibri" w:eastAsia="Microsoft YaHei"/>
-          <w:b/>
-          <w:color w:val="2E74B5"/>
-          <w:sz w:val="26"/>
-        </w:rPr>
-        <w:t>3.26 大炮已充能</w:t>
-      </w:r>
-    </w:p>
-    <w:p>
-      <w:pPr>
-        <w:spacing w:before="0" w:after="100" w:line="300" w:lineRule="auto"/>
-      </w:pPr>
-      <w:r>
-        <w:rPr>
-          <w:rFonts w:ascii="Calibri" w:hAnsi="Calibri" w:eastAsia="Microsoft YaHei"/>
-          <w:b/>
-          <w:i w:val="0"/>
-          <w:color w:val="0B2545"/>
-          <w:sz w:val="21"/>
-        </w:rPr>
-        <w:t>定位：棱彩/顺位转换 / 手动 / 每轮1次。转换技。雷霆一击：选择一名未行动队长，使其本轮顺位延后一位；加速之门：将自己本轮顺位提升一位。每轮最多使用1次。</w:t>
-      </w:r>
-    </w:p>
-    <w:p>
-      <w:pPr>
-        <w:spacing w:before="200" w:after="100" w:line="300" w:lineRule="auto"/>
-      </w:pPr>
-      <w:r>
-        <w:rPr>
-          <w:rFonts w:ascii="Calibri" w:hAnsi="Calibri" w:eastAsia="Microsoft YaHei"/>
-          <w:b/>
-          <w:color w:val="1F4D78"/>
-          <w:sz w:val="24"/>
-        </w:rPr>
-        <w:t>发动条件</w:t>
-      </w:r>
-    </w:p>
-    <w:p>
-      <w:pPr>
-        <w:pStyle w:val="ListBullet"/>
-        <w:spacing w:before="0" w:after="80" w:line="300" w:lineRule="auto"/>
-        <w:ind w:left="540" w:hanging="271"/>
-      </w:pPr>
-      <w:r>
-        <w:rPr>
-          <w:rFonts w:ascii="Calibri" w:hAnsi="Calibri" w:eastAsia="Microsoft YaHei"/>
-          <w:sz w:val="21"/>
-        </w:rPr>
-        <w:t>本轮尚未使用。</w:t>
-      </w:r>
-    </w:p>
-    <w:p>
-      <w:pPr>
-        <w:pStyle w:val="ListBullet"/>
-        <w:spacing w:before="0" w:after="80" w:line="300" w:lineRule="auto"/>
-        <w:ind w:left="540" w:hanging="271"/>
-      </w:pPr>
-      <w:r>
-        <w:rPr>
-          <w:rFonts w:ascii="Calibri" w:hAnsi="Calibri" w:eastAsia="Microsoft YaHei"/>
-          <w:sz w:val="21"/>
-        </w:rPr>
-        <w:t>加速之门要求自己不是当前最前顺位。</w:t>
-      </w:r>
-    </w:p>
-    <w:p>
-      <w:pPr>
-        <w:pStyle w:val="ListBullet"/>
-        <w:spacing w:before="0" w:after="80" w:line="300" w:lineRule="auto"/>
-        <w:ind w:left="540" w:hanging="271"/>
-      </w:pPr>
-      <w:r>
-        <w:rPr>
-          <w:rFonts w:ascii="Calibri" w:hAnsi="Calibri" w:eastAsia="Microsoft YaHei"/>
-          <w:sz w:val="21"/>
-        </w:rPr>
-        <w:t>雷霆一击要求目标本轮未行动且未满员。</w:t>
-      </w:r>
-    </w:p>
-    <w:p>
-      <w:pPr>
-        <w:spacing w:before="200" w:after="100" w:line="300" w:lineRule="auto"/>
-      </w:pPr>
-      <w:r>
-        <w:rPr>
-          <w:rFonts w:ascii="Calibri" w:hAnsi="Calibri" w:eastAsia="Microsoft YaHei"/>
-          <w:b/>
-          <w:color w:val="1F4D78"/>
-          <w:sz w:val="24"/>
-        </w:rPr>
-        <w:t>裁判执行流程</w:t>
-      </w:r>
-    </w:p>
-    <w:p>
-      <w:pPr>
-        <w:pStyle w:val="ListBullet"/>
-        <w:spacing w:before="0" w:after="80" w:line="300" w:lineRule="auto"/>
-        <w:ind w:left="540" w:hanging="271"/>
-      </w:pPr>
-      <w:r>
-        <w:rPr>
-          <w:rFonts w:ascii="Calibri" w:hAnsi="Calibri" w:eastAsia="Microsoft YaHei"/>
-          <w:sz w:val="21"/>
-        </w:rPr>
-        <w:t>裁判选择转换技。</w:t>
-      </w:r>
-    </w:p>
-    <w:p>
-      <w:pPr>
-        <w:pStyle w:val="ListBullet"/>
-        <w:spacing w:before="0" w:after="80" w:line="300" w:lineRule="auto"/>
-        <w:ind w:left="540" w:hanging="271"/>
-      </w:pPr>
-      <w:r>
-        <w:rPr>
-          <w:rFonts w:ascii="Calibri" w:hAnsi="Calibri" w:eastAsia="Microsoft YaHei"/>
-          <w:sz w:val="21"/>
-        </w:rPr>
-        <w:t>加速之门登记自己前移；雷霆一击登记目标后移。</w:t>
-      </w:r>
-    </w:p>
-    <w:p>
-      <w:pPr>
-        <w:pStyle w:val="ListBullet"/>
-        <w:spacing w:before="0" w:after="80" w:line="300" w:lineRule="auto"/>
-        <w:ind w:left="540" w:hanging="271"/>
-      </w:pPr>
-      <w:r>
-        <w:rPr>
-          <w:rFonts w:ascii="Calibri" w:hAnsi="Calibri" w:eastAsia="Microsoft YaHei"/>
-          <w:sz w:val="21"/>
-        </w:rPr>
-        <w:t>系统重算本轮顺位。</w:t>
-      </w:r>
-    </w:p>
-    <w:p>
-      <w:pPr>
-        <w:spacing w:before="200" w:after="100" w:line="300" w:lineRule="auto"/>
-      </w:pPr>
-      <w:r>
-        <w:rPr>
-          <w:rFonts w:ascii="Calibri" w:hAnsi="Calibri" w:eastAsia="Microsoft YaHei"/>
-          <w:b/>
-          <w:color w:val="1F4D78"/>
-          <w:sz w:val="24"/>
-        </w:rPr>
-        <w:t>队长攻略</w:t>
-      </w:r>
-    </w:p>
-    <w:p>
-      <w:pPr>
-        <w:pStyle w:val="ListBullet"/>
-        <w:spacing w:before="0" w:after="80" w:line="300" w:lineRule="auto"/>
-        <w:ind w:left="540" w:hanging="271"/>
-      </w:pPr>
-      <w:r>
-        <w:rPr>
-          <w:rFonts w:ascii="Calibri" w:hAnsi="Calibri" w:eastAsia="Microsoft YaHei"/>
-          <w:sz w:val="21"/>
-        </w:rPr>
-        <w:t>加速适合抢关键池；延后适合卡对手高价值轮。</w:t>
-      </w:r>
-    </w:p>
-    <w:p>
-      <w:pPr>
-        <w:pStyle w:val="ListBullet"/>
-        <w:spacing w:before="0" w:after="80" w:line="300" w:lineRule="auto"/>
-        <w:ind w:left="540" w:hanging="271"/>
-      </w:pPr>
-      <w:r>
-        <w:rPr>
-          <w:rFonts w:ascii="Calibri" w:hAnsi="Calibri" w:eastAsia="Microsoft YaHei"/>
-          <w:sz w:val="21"/>
-        </w:rPr>
-        <w:t>每轮可用，应该在关键轮优先规划。</w:t>
-      </w:r>
-    </w:p>
-    <w:p>
-      <w:pPr>
-        <w:spacing w:before="200" w:after="100" w:line="300" w:lineRule="auto"/>
-      </w:pPr>
-      <w:r>
-        <w:rPr>
-          <w:rFonts w:ascii="Calibri" w:hAnsi="Calibri" w:eastAsia="Microsoft YaHei"/>
-          <w:b/>
-          <w:color w:val="1F4D78"/>
-          <w:sz w:val="24"/>
-        </w:rPr>
-        <w:t>反制与风险</w:t>
-      </w:r>
-    </w:p>
-    <w:p>
-      <w:pPr>
-        <w:pStyle w:val="ListBullet"/>
-        <w:spacing w:before="0" w:after="80" w:line="300" w:lineRule="auto"/>
-        <w:ind w:left="540" w:hanging="271"/>
-      </w:pPr>
-      <w:r>
-        <w:rPr>
-          <w:rFonts w:ascii="Calibri" w:hAnsi="Calibri" w:eastAsia="Microsoft YaHei"/>
-          <w:sz w:val="21"/>
-        </w:rPr>
-        <w:t>启元等更高优先级顺位效果可能覆盖微调。</w:t>
-      </w:r>
-    </w:p>
-    <w:p>
-      <w:pPr>
-        <w:pStyle w:val="ListBullet"/>
-        <w:spacing w:before="0" w:after="80" w:line="300" w:lineRule="auto"/>
-        <w:ind w:left="540" w:hanging="271"/>
-      </w:pPr>
-      <w:r>
-        <w:rPr>
-          <w:rFonts w:ascii="Calibri" w:hAnsi="Calibri" w:eastAsia="Microsoft YaHei"/>
-          <w:sz w:val="21"/>
-        </w:rPr>
-        <w:t>风险提示：顺位已无法调整时不可用。</w:t>
-      </w:r>
-    </w:p>
-    <w:p>
-      <w:pPr>
-        <w:spacing w:before="280" w:after="140" w:line="300" w:lineRule="auto"/>
-      </w:pPr>
-      <w:r>
-        <w:rPr>
-          <w:rFonts w:ascii="Calibri" w:hAnsi="Calibri" w:eastAsia="Microsoft YaHei"/>
-          <w:b/>
-          <w:color w:val="2E74B5"/>
-          <w:sz w:val="26"/>
-        </w:rPr>
-        <w:t>3.27 神兵天降</w:t>
-      </w:r>
-    </w:p>
-    <w:p>
-      <w:pPr>
-        <w:spacing w:before="0" w:after="100" w:line="300" w:lineRule="auto"/>
-      </w:pPr>
-      <w:r>
-        <w:rPr>
-          <w:rFonts w:ascii="Calibri" w:hAnsi="Calibri" w:eastAsia="Microsoft YaHei"/>
-          <w:b/>
-          <w:i w:val="0"/>
-          <w:color w:val="0B2545"/>
-          <w:sz w:val="21"/>
-        </w:rPr>
-        <w:t>定位：棱彩/响应 / 手动响应 / 每局1次。任意队长刚确认购买后的10秒内可发动，退回该选手并返还费用，该队长本轮末尾获得补偿回合。</w:t>
-      </w:r>
-    </w:p>
-    <w:p>
-      <w:pPr>
-        <w:spacing w:before="200" w:after="100" w:line="300" w:lineRule="auto"/>
-      </w:pPr>
-      <w:r>
-        <w:rPr>
-          <w:rFonts w:ascii="Calibri" w:hAnsi="Calibri" w:eastAsia="Microsoft YaHei"/>
-          <w:b/>
-          <w:color w:val="1F4D78"/>
-          <w:sz w:val="24"/>
-        </w:rPr>
-        <w:t>发动条件</w:t>
-      </w:r>
-    </w:p>
-    <w:p>
-      <w:pPr>
-        <w:pStyle w:val="ListBullet"/>
-        <w:spacing w:before="0" w:after="80" w:line="300" w:lineRule="auto"/>
-        <w:ind w:left="540" w:hanging="271"/>
-      </w:pPr>
-      <w:r>
-        <w:rPr>
-          <w:rFonts w:ascii="Calibri" w:hAnsi="Calibri" w:eastAsia="Microsoft YaHei"/>
-          <w:sz w:val="21"/>
-        </w:rPr>
-        <w:t>购买刚确认且10秒窗口未结束。</w:t>
-      </w:r>
-    </w:p>
-    <w:p>
-      <w:pPr>
-        <w:pStyle w:val="ListBullet"/>
-        <w:spacing w:before="0" w:after="80" w:line="300" w:lineRule="auto"/>
-        <w:ind w:left="540" w:hanging="271"/>
-      </w:pPr>
-      <w:r>
-        <w:rPr>
-          <w:rFonts w:ascii="Calibri" w:hAnsi="Calibri" w:eastAsia="Microsoft YaHei"/>
-          <w:sz w:val="21"/>
-        </w:rPr>
-        <w:t>该海克斯未使用。</w:t>
-      </w:r>
-    </w:p>
-    <w:p>
-      <w:pPr>
-        <w:pStyle w:val="ListBullet"/>
-        <w:spacing w:before="0" w:after="80" w:line="300" w:lineRule="auto"/>
-        <w:ind w:left="540" w:hanging="271"/>
-      </w:pPr>
-      <w:r>
-        <w:rPr>
-          <w:rFonts w:ascii="Calibri" w:hAnsi="Calibri" w:eastAsia="Microsoft YaHei"/>
-          <w:sz w:val="21"/>
-        </w:rPr>
-        <w:t>点击下一位可跳过等待。</w:t>
-      </w:r>
-    </w:p>
-    <w:p>
-      <w:pPr>
-        <w:spacing w:before="200" w:after="100" w:line="300" w:lineRule="auto"/>
-      </w:pPr>
-      <w:r>
-        <w:rPr>
-          <w:rFonts w:ascii="Calibri" w:hAnsi="Calibri" w:eastAsia="Microsoft YaHei"/>
-          <w:b/>
-          <w:color w:val="1F4D78"/>
-          <w:sz w:val="24"/>
-        </w:rPr>
-        <w:t>裁判执行流程</w:t>
-      </w:r>
-    </w:p>
-    <w:p>
-      <w:pPr>
-        <w:pStyle w:val="ListBullet"/>
-        <w:spacing w:before="0" w:after="80" w:line="300" w:lineRule="auto"/>
-        <w:ind w:left="540" w:hanging="271"/>
-      </w:pPr>
-      <w:r>
-        <w:rPr>
-          <w:rFonts w:ascii="Calibri" w:hAnsi="Calibri" w:eastAsia="Microsoft YaHei"/>
-          <w:sz w:val="21"/>
-        </w:rPr>
-        <w:t>购买成功后顶部出现“神兵天降可发动”倒计时。</w:t>
-      </w:r>
-    </w:p>
-    <w:p>
-      <w:pPr>
-        <w:pStyle w:val="ListBullet"/>
-        <w:spacing w:before="0" w:after="80" w:line="300" w:lineRule="auto"/>
-        <w:ind w:left="540" w:hanging="271"/>
-      </w:pPr>
-      <w:r>
-        <w:rPr>
-          <w:rFonts w:ascii="Calibri" w:hAnsi="Calibri" w:eastAsia="Microsoft YaHei"/>
-          <w:sz w:val="21"/>
-        </w:rPr>
-        <w:t>持有者发动后，刚购买选手退回可选池，费用返还。</w:t>
-      </w:r>
-    </w:p>
-    <w:p>
-      <w:pPr>
-        <w:pStyle w:val="ListBullet"/>
-        <w:spacing w:before="0" w:after="80" w:line="300" w:lineRule="auto"/>
-        <w:ind w:left="540" w:hanging="271"/>
-      </w:pPr>
-      <w:r>
-        <w:rPr>
-          <w:rFonts w:ascii="Calibri" w:hAnsi="Calibri" w:eastAsia="Microsoft YaHei"/>
-          <w:sz w:val="21"/>
-        </w:rPr>
-        <w:t>原购买队长加入本轮末尾补偿回合。</w:t>
-      </w:r>
-    </w:p>
-    <w:p>
-      <w:pPr>
-        <w:spacing w:before="200" w:after="100" w:line="300" w:lineRule="auto"/>
-      </w:pPr>
-      <w:r>
-        <w:rPr>
-          <w:rFonts w:ascii="Calibri" w:hAnsi="Calibri" w:eastAsia="Microsoft YaHei"/>
-          <w:b/>
-          <w:color w:val="1F4D78"/>
-          <w:sz w:val="24"/>
-        </w:rPr>
-        <w:t>队长攻略</w:t>
-      </w:r>
-    </w:p>
-    <w:p>
-      <w:pPr>
-        <w:pStyle w:val="ListBullet"/>
-        <w:spacing w:before="0" w:after="80" w:line="300" w:lineRule="auto"/>
-        <w:ind w:left="540" w:hanging="271"/>
-      </w:pPr>
-      <w:r>
-        <w:rPr>
-          <w:rFonts w:ascii="Calibri" w:hAnsi="Calibri" w:eastAsia="Microsoft YaHei"/>
-          <w:sz w:val="21"/>
-        </w:rPr>
-        <w:t>用于阻止对手拿核心卡。</w:t>
-      </w:r>
-    </w:p>
-    <w:p>
-      <w:pPr>
-        <w:pStyle w:val="ListBullet"/>
-        <w:spacing w:before="0" w:after="80" w:line="300" w:lineRule="auto"/>
-        <w:ind w:left="540" w:hanging="271"/>
-      </w:pPr>
-      <w:r>
-        <w:rPr>
-          <w:rFonts w:ascii="Calibri" w:hAnsi="Calibri" w:eastAsia="Microsoft YaHei"/>
-          <w:sz w:val="21"/>
-        </w:rPr>
-        <w:t>最好留给高费核心或明显决定阵容强度的购买。</w:t>
-      </w:r>
-    </w:p>
-    <w:p>
-      <w:pPr>
-        <w:spacing w:before="200" w:after="100" w:line="300" w:lineRule="auto"/>
-      </w:pPr>
-      <w:r>
-        <w:rPr>
-          <w:rFonts w:ascii="Calibri" w:hAnsi="Calibri" w:eastAsia="Microsoft YaHei"/>
-          <w:b/>
-          <w:color w:val="1F4D78"/>
-          <w:sz w:val="24"/>
-        </w:rPr>
-        <w:t>反制与风险</w:t>
-      </w:r>
-    </w:p>
-    <w:p>
-      <w:pPr>
-        <w:pStyle w:val="ListBullet"/>
-        <w:spacing w:before="0" w:after="80" w:line="300" w:lineRule="auto"/>
-        <w:ind w:left="540" w:hanging="271"/>
-      </w:pPr>
-      <w:r>
-        <w:rPr>
-          <w:rFonts w:ascii="Calibri" w:hAnsi="Calibri" w:eastAsia="Microsoft YaHei"/>
-          <w:sz w:val="21"/>
-        </w:rPr>
-        <w:t>购买后可等待窗口结束，或通过下一位直接跳过等待。</w:t>
-      </w:r>
-    </w:p>
-    <w:p>
-      <w:pPr>
-        <w:pStyle w:val="ListBullet"/>
-        <w:spacing w:before="0" w:after="80" w:line="300" w:lineRule="auto"/>
-        <w:ind w:left="540" w:hanging="271"/>
-      </w:pPr>
-      <w:r>
-        <w:rPr>
-          <w:rFonts w:ascii="Calibri" w:hAnsi="Calibri" w:eastAsia="Microsoft YaHei"/>
-          <w:sz w:val="21"/>
-        </w:rPr>
-        <w:t>风险提示：窗口只有10秒，错过即失效。</w:t>
-      </w:r>
-    </w:p>
-    <w:p>
-      <w:pPr>
-        <w:spacing w:before="360" w:after="200" w:line="300" w:lineRule="auto"/>
-      </w:pPr>
-      <w:r>
-        <w:rPr>
-          <w:rFonts w:ascii="Calibri" w:hAnsi="Calibri" w:eastAsia="Microsoft YaHei"/>
-          <w:b/>
-          <w:color w:val="2E74B5"/>
-          <w:sz w:val="32"/>
-        </w:rPr>
-        <w:t>4. 组合思路</w:t>
-      </w:r>
-    </w:p>
-    <w:p>
-      <w:pPr>
-        <w:spacing w:before="280" w:after="140" w:line="300" w:lineRule="auto"/>
-      </w:pPr>
-      <w:r>
-        <w:rPr>
-          <w:rFonts w:ascii="Calibri" w:hAnsi="Calibri" w:eastAsia="Microsoft YaHei"/>
-          <w:b/>
-          <w:color w:val="2E74B5"/>
-          <w:sz w:val="26"/>
-        </w:rPr>
-        <w:t>4.1 经济型组合</w:t>
-      </w:r>
-    </w:p>
-    <w:p>
-      <w:pPr>
-        <w:pStyle w:val="ListBullet"/>
-        <w:spacing w:before="0" w:after="80" w:line="300" w:lineRule="auto"/>
-        <w:ind w:left="540" w:hanging="271"/>
-      </w:pPr>
-      <w:r>
-        <w:rPr>
-          <w:rFonts w:ascii="Calibri" w:hAnsi="Calibri" w:eastAsia="Microsoft YaHei"/>
-          <w:sz w:val="21"/>
-        </w:rPr>
-        <w:t>捐赠 + 赞助回流 + 巨人杀手：让高费购买的实际压力下降，适合追4/5费核心。</w:t>
-      </w:r>
-    </w:p>
-    <w:p>
-      <w:pPr>
-        <w:pStyle w:val="ListBullet"/>
-        <w:spacing w:before="0" w:after="80" w:line="300" w:lineRule="auto"/>
-        <w:ind w:left="540" w:hanging="271"/>
-      </w:pPr>
-      <w:r>
-        <w:rPr>
-          <w:rFonts w:ascii="Calibri" w:hAnsi="Calibri" w:eastAsia="Microsoft YaHei"/>
-          <w:sz w:val="21"/>
-        </w:rPr>
-        <w:t>贤者的博爱 + 摄影艺术家：一边滚金币，一边提高找卡次数，适合后期爆发。</w:t>
-      </w:r>
-    </w:p>
-    <w:p>
-      <w:pPr>
-        <w:pStyle w:val="ListBullet"/>
-        <w:spacing w:before="0" w:after="80" w:line="300" w:lineRule="auto"/>
-        <w:ind w:left="540" w:hanging="271"/>
-      </w:pPr>
-      <w:r>
-        <w:rPr>
-          <w:rFonts w:ascii="Calibri" w:hAnsi="Calibri" w:eastAsia="Microsoft YaHei"/>
-          <w:sz w:val="21"/>
-        </w:rPr>
-        <w:t>吸血习性 + 抬价干扰：同时制造自己增益和对手经济断点，适合关键高费轮前使用。</w:t>
-      </w:r>
-    </w:p>
-    <w:p>
-      <w:pPr>
-        <w:spacing w:before="280" w:after="140" w:line="300" w:lineRule="auto"/>
-      </w:pPr>
-      <w:r>
-        <w:rPr>
-          <w:rFonts w:ascii="Calibri" w:hAnsi="Calibri" w:eastAsia="Microsoft YaHei"/>
-          <w:b/>
-          <w:color w:val="2E74B5"/>
-          <w:sz w:val="26"/>
-        </w:rPr>
-        <w:t>4.2 商店控制组合</w:t>
-      </w:r>
-    </w:p>
-    <w:p>
-      <w:pPr>
-        <w:pStyle w:val="ListBullet"/>
-        <w:spacing w:before="0" w:after="80" w:line="300" w:lineRule="auto"/>
-        <w:ind w:left="540" w:hanging="271"/>
-      </w:pPr>
-      <w:r>
-        <w:rPr>
-          <w:rFonts w:ascii="Calibri" w:hAnsi="Calibri" w:eastAsia="Microsoft YaHei"/>
-          <w:sz w:val="21"/>
-        </w:rPr>
-        <w:t>阵营侦察 + 保留席位：先扩大商店，再保留关键卡，降低刷新找卡风险。</w:t>
-      </w:r>
-    </w:p>
-    <w:p>
-      <w:pPr>
-        <w:pStyle w:val="ListBullet"/>
-        <w:spacing w:before="0" w:after="80" w:line="300" w:lineRule="auto"/>
-        <w:ind w:left="540" w:hanging="271"/>
-      </w:pPr>
-      <w:r>
-        <w:rPr>
-          <w:rFonts w:ascii="Calibri" w:hAnsi="Calibri" w:eastAsia="Microsoft YaHei"/>
-          <w:sz w:val="21"/>
-        </w:rPr>
-        <w:t>舞会女王 + 摄影艺术家：提高高费出现率，并用额外刷新寻找更好组合。</w:t>
-      </w:r>
-    </w:p>
-    <w:p>
-      <w:pPr>
-        <w:pStyle w:val="ListBullet"/>
-        <w:spacing w:before="0" w:after="80" w:line="300" w:lineRule="auto"/>
-        <w:ind w:left="540" w:hanging="271"/>
-      </w:pPr>
-      <w:r>
-        <w:rPr>
-          <w:rFonts w:ascii="Calibri" w:hAnsi="Calibri" w:eastAsia="Microsoft YaHei"/>
-          <w:sz w:val="21"/>
-        </w:rPr>
-        <w:t>加急调货 + 压价券：费用正确但人选不满意时换同费用，再用压价降低成本。</w:t>
-      </w:r>
-    </w:p>
-    <w:p>
-      <w:pPr>
-        <w:spacing w:before="280" w:after="140" w:line="300" w:lineRule="auto"/>
-      </w:pPr>
-      <w:r>
-        <w:rPr>
-          <w:rFonts w:ascii="Calibri" w:hAnsi="Calibri" w:eastAsia="Microsoft YaHei"/>
-          <w:b/>
-          <w:color w:val="2E74B5"/>
-          <w:sz w:val="26"/>
-        </w:rPr>
-        <w:t>4.3 干扰型组合</w:t>
-      </w:r>
-    </w:p>
-    <w:p>
-      <w:pPr>
-        <w:pStyle w:val="ListBullet"/>
-        <w:spacing w:before="0" w:after="80" w:line="300" w:lineRule="auto"/>
-        <w:ind w:left="540" w:hanging="271"/>
-      </w:pPr>
-      <w:r>
-        <w:rPr>
-          <w:rFonts w:ascii="Calibri" w:hAnsi="Calibri" w:eastAsia="Microsoft YaHei"/>
-          <w:sz w:val="21"/>
-        </w:rPr>
-        <w:t>阵营封锁 + 抬价干扰：一个减少选择面，一个提高购买成本，适合压制强势队长。</w:t>
-      </w:r>
-    </w:p>
-    <w:p>
-      <w:pPr>
-        <w:pStyle w:val="ListBullet"/>
-        <w:spacing w:before="0" w:after="80" w:line="300" w:lineRule="auto"/>
-        <w:ind w:left="540" w:hanging="271"/>
-      </w:pPr>
-      <w:r>
-        <w:rPr>
-          <w:rFonts w:ascii="Calibri" w:hAnsi="Calibri" w:eastAsia="Microsoft YaHei"/>
-          <w:sz w:val="21"/>
-        </w:rPr>
-        <w:t>骤雨 血雾 清风 + 雪定饿的喵：一个隐藏信息，一个打乱身份，适合关键轮制造不确定性。</w:t>
-      </w:r>
-    </w:p>
-    <w:p>
-      <w:pPr>
-        <w:pStyle w:val="ListBullet"/>
-        <w:spacing w:before="0" w:after="80" w:line="300" w:lineRule="auto"/>
-        <w:ind w:left="540" w:hanging="271"/>
-      </w:pPr>
-      <w:r>
-        <w:rPr>
-          <w:rFonts w:ascii="Calibri" w:hAnsi="Calibri" w:eastAsia="Microsoft YaHei"/>
-          <w:sz w:val="21"/>
-        </w:rPr>
-        <w:t>大炮已充能 + 神秘贤者·启元：顺位体系中的核心对抗；启元偏强制置顶，大炮偏微调。</w:t>
-      </w:r>
-    </w:p>
-    <w:p>
-      <w:pPr>
-        <w:spacing w:before="280" w:after="140" w:line="300" w:lineRule="auto"/>
-      </w:pPr>
-      <w:r>
-        <w:rPr>
-          <w:rFonts w:ascii="Calibri" w:hAnsi="Calibri" w:eastAsia="Microsoft YaHei"/>
-          <w:b/>
-          <w:color w:val="2E74B5"/>
-          <w:sz w:val="26"/>
-        </w:rPr>
-        <w:t>4.4 高风险翻盘组合</w:t>
-      </w:r>
-    </w:p>
-    <w:p>
-      <w:pPr>
-        <w:pStyle w:val="ListBullet"/>
-        <w:spacing w:before="0" w:after="80" w:line="300" w:lineRule="auto"/>
-        <w:ind w:left="540" w:hanging="271"/>
-      </w:pPr>
-      <w:r>
-        <w:rPr>
-          <w:rFonts w:ascii="Calibri" w:hAnsi="Calibri" w:eastAsia="Microsoft YaHei"/>
-          <w:sz w:val="21"/>
-        </w:rPr>
-        <w:t>背水一战：适合阵容明显失败时重置，但不适合微调阵容。</w:t>
-      </w:r>
-    </w:p>
-    <w:p>
-      <w:pPr>
-        <w:pStyle w:val="ListBullet"/>
-        <w:spacing w:before="0" w:after="80" w:line="300" w:lineRule="auto"/>
-        <w:ind w:left="540" w:hanging="271"/>
-      </w:pPr>
-      <w:r>
-        <w:rPr>
-          <w:rFonts w:ascii="Calibri" w:hAnsi="Calibri" w:eastAsia="Microsoft YaHei"/>
-          <w:sz w:val="21"/>
-        </w:rPr>
-        <w:t>海浪，我没吃饭：放弃主动权换别人选择结果，强度取决于后续购买者的选择质量。</w:t>
-      </w:r>
-    </w:p>
-    <w:p>
-      <w:pPr>
-        <w:pStyle w:val="ListBullet"/>
-        <w:spacing w:before="0" w:after="80" w:line="300" w:lineRule="auto"/>
-        <w:ind w:left="540" w:hanging="271"/>
-      </w:pPr>
-      <w:r>
-        <w:rPr>
-          <w:rFonts w:ascii="Calibri" w:hAnsi="Calibri" w:eastAsia="Microsoft YaHei"/>
-          <w:sz w:val="21"/>
-        </w:rPr>
-        <w:t>神兵天降：不是自己变强，而是阻止对手拿到决定性核心。</w:t>
+        <w:t>神兵天降：夺取同阵营刚购买选手；成功入队后自己跳过下一轮，原购买队长返还购买权。</w:t>
       </w:r>
     </w:p>
     <w:p>
@@ -11034,6 +10548,9 @@
         <w:gridCol w:w="6960"/>
       </w:tblGrid>
       <w:tr>
+        <w:trPr>
+          <w:cantSplit/>
+        </w:trPr>
         <w:tc>
           <w:tcPr>
             <w:tcW w:type="dxa" w:w="2400"/>
@@ -11092,6 +10609,9 @@
         </w:tc>
       </w:tr>
       <w:tr>
+        <w:trPr>
+          <w:cantSplit/>
+        </w:trPr>
         <w:tc>
           <w:tcPr>
             <w:tcW w:type="dxa" w:w="2400"/>
@@ -11146,6 +10666,9 @@
         </w:tc>
       </w:tr>
       <w:tr>
+        <w:trPr>
+          <w:cantSplit/>
+        </w:trPr>
         <w:tc>
           <w:tcPr>
             <w:tcW w:type="dxa" w:w="2400"/>
@@ -11200,6 +10723,9 @@
         </w:tc>
       </w:tr>
       <w:tr>
+        <w:trPr>
+          <w:cantSplit/>
+        </w:trPr>
         <w:tc>
           <w:tcPr>
             <w:tcW w:type="dxa" w:w="2400"/>
@@ -11254,6 +10780,9 @@
         </w:tc>
       </w:tr>
       <w:tr>
+        <w:trPr>
+          <w:cantSplit/>
+        </w:trPr>
         <w:tc>
           <w:tcPr>
             <w:tcW w:type="dxa" w:w="2400"/>
@@ -11308,6 +10837,9 @@
         </w:tc>
       </w:tr>
       <w:tr>
+        <w:trPr>
+          <w:cantSplit/>
+        </w:trPr>
         <w:tc>
           <w:tcPr>
             <w:tcW w:type="dxa" w:w="2400"/>
@@ -11362,6 +10894,9 @@
         </w:tc>
       </w:tr>
       <w:tr>
+        <w:trPr>
+          <w:cantSplit/>
+        </w:trPr>
         <w:tc>
           <w:tcPr>
             <w:tcW w:type="dxa" w:w="2400"/>
@@ -11470,11 +11005,7 @@
         <w:ind w:left="540" w:hanging="271"/>
       </w:pPr>
       <w:r>
-        <w:rPr>
-          <w:rFonts w:ascii="Calibri" w:hAnsi="Calibri" w:eastAsia="Microsoft YaHei"/>
-          <w:sz w:val="21"/>
-        </w:rPr>
-        <w:t>被迷雾或信息扰乱影响时，不要只看显示名字，应按费用、阵营池和队伍缺口做最坏情况判断。</w:t>
+        <w:t>被迷雾或信息扰乱影响时，不要只看显示名字；雪定费用不乱，仍应按费用、阵营池和队伍缺口做最坏情况判断。</w:t>
       </w:r>
     </w:p>
     <w:p>
